--- a/docs/docxs/es/HACCP-06_ES.docx
+++ b/docs/docxs/es/HACCP-06_ES.docx
@@ -9,8 +9,6 @@
           <w:b/>
           <w:bCs/>
           <w:color w:val="B22222"/>
-          <w:sz w:val="24"/>
-          <w:szCs w:val="24"/>
         </w:rPr>
         <w:t xml:space="preserve">ÓRALE – </w:t>
       </w:r>
@@ -21,8 +19,6 @@
           <w:b/>
           <w:bCs/>
           <w:color w:val="B22222"/>
-          <w:sz w:val="24"/>
-          <w:szCs w:val="24"/>
         </w:rPr>
         <w:t>AUTHENTIC</w:t>
       </w:r>
@@ -33,8 +29,6 @@
           <w:b/>
           <w:bCs/>
           <w:color w:val="B22222"/>
-          <w:sz w:val="24"/>
-          <w:szCs w:val="24"/>
         </w:rPr>
         <w:t xml:space="preserve"> </w:t>
       </w:r>
@@ -45,8 +39,6 @@
           <w:b/>
           <w:bCs/>
           <w:color w:val="B22222"/>
-          <w:sz w:val="24"/>
-          <w:szCs w:val="24"/>
         </w:rPr>
         <w:t>MEXICAN</w:t>
       </w:r>
@@ -57,8 +49,6 @@
           <w:b/>
           <w:bCs/>
           <w:color w:val="B22222"/>
-          <w:sz w:val="24"/>
-          <w:szCs w:val="24"/>
         </w:rPr>
         <w:t xml:space="preserve"> </w:t>
       </w:r>
@@ -69,8 +59,6 @@
           <w:b/>
           <w:bCs/>
           <w:color w:val="B22222"/>
-          <w:sz w:val="24"/>
-          <w:szCs w:val="24"/>
         </w:rPr>
         <w:t>FLAVOR</w:t>
       </w:r>
@@ -80,18 +68,14 @@
       <w:r>
         <w:rPr>
           <w:rFonts w:ascii="Arial" w:eastAsia="Arial" w:hAnsi="Arial" w:cs="Arial"/>
-          <w:b/>
-          <w:bCs/>
           <w:color w:val="2E4053"/>
-          <w:sz w:val="24"/>
-          <w:szCs w:val="24"/>
         </w:rPr>
         <w:t>HACCP-06 — Registro de Limpieza y Desinfección Diaria</w:t>
       </w:r>
     </w:p>
     <w:p>
       <w:pPr>
-        <w:spacing w:after="120"/>
+        <w:spacing w:after="80"/>
       </w:pPr>
       <w:r>
         <w:rPr>
@@ -103,25 +87,15 @@
     </w:p>
     <w:p>
       <w:pPr>
-        <w:spacing w:after="200"/>
+        <w:spacing w:after="120"/>
       </w:pPr>
-      <w:r>
-        <w:rPr>
-          <w:rFonts w:ascii="Arial" w:eastAsia="Arial" w:hAnsi="Arial" w:cs="Arial"/>
-          <w:b/>
-          <w:bCs/>
-          <w:i/>
-          <w:iCs/>
-        </w:rPr>
-        <w:t xml:space="preserve">Instrucciones: </w:t>
-      </w:r>
       <w:r>
         <w:rPr>
           <w:rFonts w:ascii="Arial" w:eastAsia="Arial" w:hAnsi="Arial" w:cs="Arial"/>
           <w:i/>
           <w:iCs/>
         </w:rPr>
-        <w:t xml:space="preserve">Completar al cierre de cada jornada. Un formulario por día. Archivar en carpeta </w:t>
+        <w:t xml:space="preserve">Instrucciones: Completar al cierre de cada jornada. Un formulario por día. Archivar en carpeta </w:t>
       </w:r>
       <w:proofErr w:type="spellStart"/>
       <w:r>
@@ -144,7 +118,7 @@
     </w:p>
     <w:p>
       <w:pPr>
-        <w:spacing w:after="160"/>
+        <w:spacing w:after="120"/>
       </w:pPr>
       <w:r>
         <w:rPr>
@@ -171,12 +145,12 @@
         <w:tblLook w:val="0000" w:firstRow="0" w:lastRow="0" w:firstColumn="0" w:lastColumn="0" w:noHBand="0" w:noVBand="0"/>
       </w:tblPr>
       <w:tblGrid>
-        <w:gridCol w:w="1819"/>
-        <w:gridCol w:w="1819"/>
-        <w:gridCol w:w="1819"/>
-        <w:gridCol w:w="1819"/>
-        <w:gridCol w:w="2001"/>
-        <w:gridCol w:w="1819"/>
+        <w:gridCol w:w="1850"/>
+        <w:gridCol w:w="1850"/>
+        <w:gridCol w:w="1849"/>
+        <w:gridCol w:w="1849"/>
+        <w:gridCol w:w="1849"/>
+        <w:gridCol w:w="1849"/>
       </w:tblGrid>
       <w:tr>
         <w:tblPrEx>
@@ -199,16 +173,20 @@
             </w:tcBorders>
             <w:shd w:val="clear" w:color="auto" w:fill="2E4053"/>
             <w:tcMar>
-              <w:top w:w="80" w:type="dxa"/>
-              <w:left w:w="100" w:type="dxa"/>
-              <w:bottom w:w="80" w:type="dxa"/>
-              <w:right w:w="100" w:type="dxa"/>
+              <w:top w:w="60" w:type="dxa"/>
+              <w:left w:w="80" w:type="dxa"/>
+              <w:bottom w:w="60" w:type="dxa"/>
+              <w:right w:w="80" w:type="dxa"/>
             </w:tcMar>
             <w:vAlign w:val="center"/>
           </w:tcPr>
           <w:p>
             <w:pPr>
               <w:jc w:val="center"/>
+              <w:rPr>
+                <w:sz w:val="16"/>
+                <w:szCs w:val="16"/>
+              </w:rPr>
             </w:pPr>
             <w:r>
               <w:rPr>
@@ -216,8 +194,8 @@
                 <w:b/>
                 <w:bCs/>
                 <w:color w:val="FFFFFF"/>
-                <w:sz w:val="24"/>
-                <w:szCs w:val="24"/>
+                <w:sz w:val="16"/>
+                <w:szCs w:val="16"/>
               </w:rPr>
               <w:t>Zona / Equipo</w:t>
             </w:r>
@@ -234,16 +212,20 @@
             </w:tcBorders>
             <w:shd w:val="clear" w:color="auto" w:fill="2E4053"/>
             <w:tcMar>
-              <w:top w:w="80" w:type="dxa"/>
-              <w:left w:w="100" w:type="dxa"/>
-              <w:bottom w:w="80" w:type="dxa"/>
-              <w:right w:w="100" w:type="dxa"/>
+              <w:top w:w="60" w:type="dxa"/>
+              <w:left w:w="80" w:type="dxa"/>
+              <w:bottom w:w="60" w:type="dxa"/>
+              <w:right w:w="80" w:type="dxa"/>
             </w:tcMar>
             <w:vAlign w:val="center"/>
           </w:tcPr>
           <w:p>
             <w:pPr>
               <w:jc w:val="center"/>
+              <w:rPr>
+                <w:sz w:val="16"/>
+                <w:szCs w:val="16"/>
+              </w:rPr>
             </w:pPr>
             <w:r>
               <w:rPr>
@@ -251,8 +233,8 @@
                 <w:b/>
                 <w:bCs/>
                 <w:color w:val="FFFFFF"/>
-                <w:sz w:val="24"/>
-                <w:szCs w:val="24"/>
+                <w:sz w:val="16"/>
+                <w:szCs w:val="16"/>
               </w:rPr>
               <w:t>Hora</w:t>
             </w:r>
@@ -269,16 +251,20 @@
             </w:tcBorders>
             <w:shd w:val="clear" w:color="auto" w:fill="2E4053"/>
             <w:tcMar>
-              <w:top w:w="80" w:type="dxa"/>
-              <w:left w:w="100" w:type="dxa"/>
-              <w:bottom w:w="80" w:type="dxa"/>
-              <w:right w:w="100" w:type="dxa"/>
+              <w:top w:w="60" w:type="dxa"/>
+              <w:left w:w="80" w:type="dxa"/>
+              <w:bottom w:w="60" w:type="dxa"/>
+              <w:right w:w="80" w:type="dxa"/>
             </w:tcMar>
             <w:vAlign w:val="center"/>
           </w:tcPr>
           <w:p>
             <w:pPr>
               <w:jc w:val="center"/>
+              <w:rPr>
+                <w:sz w:val="16"/>
+                <w:szCs w:val="16"/>
+              </w:rPr>
             </w:pPr>
             <w:r>
               <w:rPr>
@@ -286,8 +272,8 @@
                 <w:b/>
                 <w:bCs/>
                 <w:color w:val="FFFFFF"/>
-                <w:sz w:val="24"/>
-                <w:szCs w:val="24"/>
+                <w:sz w:val="16"/>
+                <w:szCs w:val="16"/>
               </w:rPr>
               <w:t>Producto usado</w:t>
             </w:r>
@@ -304,16 +290,20 @@
             </w:tcBorders>
             <w:shd w:val="clear" w:color="auto" w:fill="2E4053"/>
             <w:tcMar>
-              <w:top w:w="80" w:type="dxa"/>
-              <w:left w:w="100" w:type="dxa"/>
-              <w:bottom w:w="80" w:type="dxa"/>
-              <w:right w:w="100" w:type="dxa"/>
+              <w:top w:w="60" w:type="dxa"/>
+              <w:left w:w="80" w:type="dxa"/>
+              <w:bottom w:w="60" w:type="dxa"/>
+              <w:right w:w="80" w:type="dxa"/>
             </w:tcMar>
             <w:vAlign w:val="center"/>
           </w:tcPr>
           <w:p>
             <w:pPr>
               <w:jc w:val="center"/>
+              <w:rPr>
+                <w:sz w:val="16"/>
+                <w:szCs w:val="16"/>
+              </w:rPr>
             </w:pPr>
             <w:r>
               <w:rPr>
@@ -321,8 +311,8 @@
                 <w:b/>
                 <w:bCs/>
                 <w:color w:val="FFFFFF"/>
-                <w:sz w:val="24"/>
-                <w:szCs w:val="24"/>
+                <w:sz w:val="16"/>
+                <w:szCs w:val="16"/>
               </w:rPr>
               <w:t>¿Enjuagado? Sí/No</w:t>
             </w:r>
@@ -339,16 +329,20 @@
             </w:tcBorders>
             <w:shd w:val="clear" w:color="auto" w:fill="2E4053"/>
             <w:tcMar>
-              <w:top w:w="80" w:type="dxa"/>
-              <w:left w:w="100" w:type="dxa"/>
-              <w:bottom w:w="80" w:type="dxa"/>
-              <w:right w:w="100" w:type="dxa"/>
+              <w:top w:w="60" w:type="dxa"/>
+              <w:left w:w="80" w:type="dxa"/>
+              <w:bottom w:w="60" w:type="dxa"/>
+              <w:right w:w="80" w:type="dxa"/>
             </w:tcMar>
             <w:vAlign w:val="center"/>
           </w:tcPr>
           <w:p>
             <w:pPr>
               <w:jc w:val="center"/>
+              <w:rPr>
+                <w:sz w:val="16"/>
+                <w:szCs w:val="16"/>
+              </w:rPr>
             </w:pPr>
             <w:r>
               <w:rPr>
@@ -356,8 +350,8 @@
                 <w:b/>
                 <w:bCs/>
                 <w:color w:val="FFFFFF"/>
-                <w:sz w:val="24"/>
-                <w:szCs w:val="24"/>
+                <w:sz w:val="16"/>
+                <w:szCs w:val="16"/>
               </w:rPr>
               <w:t>¿Desinfectado? Sí/No</w:t>
             </w:r>
@@ -374,16 +368,20 @@
             </w:tcBorders>
             <w:shd w:val="clear" w:color="auto" w:fill="2E4053"/>
             <w:tcMar>
-              <w:top w:w="80" w:type="dxa"/>
-              <w:left w:w="100" w:type="dxa"/>
-              <w:bottom w:w="80" w:type="dxa"/>
-              <w:right w:w="100" w:type="dxa"/>
+              <w:top w:w="60" w:type="dxa"/>
+              <w:left w:w="80" w:type="dxa"/>
+              <w:bottom w:w="60" w:type="dxa"/>
+              <w:right w:w="80" w:type="dxa"/>
             </w:tcMar>
             <w:vAlign w:val="center"/>
           </w:tcPr>
           <w:p>
             <w:pPr>
               <w:jc w:val="center"/>
+              <w:rPr>
+                <w:sz w:val="16"/>
+                <w:szCs w:val="16"/>
+              </w:rPr>
             </w:pPr>
             <w:r>
               <w:rPr>
@@ -391,8 +389,8 @@
                 <w:b/>
                 <w:bCs/>
                 <w:color w:val="FFFFFF"/>
-                <w:sz w:val="24"/>
-                <w:szCs w:val="24"/>
+                <w:sz w:val="16"/>
+                <w:szCs w:val="16"/>
               </w:rPr>
               <w:t>Responsable / Firma</w:t>
             </w:r>
@@ -407,7 +405,7 @@
           </w:tblCellMar>
         </w:tblPrEx>
         <w:trPr>
-          <w:trHeight w:val="480"/>
+          <w:trHeight w:val="260"/>
         </w:trPr>
         <w:tc>
           <w:tcPr>
@@ -420,19 +418,27 @@
             </w:tcBorders>
             <w:shd w:val="clear" w:color="auto" w:fill="F5F5F5"/>
             <w:tcMar>
-              <w:top w:w="80" w:type="dxa"/>
-              <w:left w:w="100" w:type="dxa"/>
-              <w:bottom w:w="80" w:type="dxa"/>
-              <w:right w:w="100" w:type="dxa"/>
+              <w:top w:w="30" w:type="dxa"/>
+              <w:left w:w="80" w:type="dxa"/>
+              <w:bottom w:w="30" w:type="dxa"/>
+              <w:right w:w="80" w:type="dxa"/>
             </w:tcMar>
           </w:tcPr>
           <w:p>
+            <w:pPr>
+              <w:rPr>
+                <w:sz w:val="16"/>
+                <w:szCs w:val="16"/>
+              </w:rPr>
+            </w:pPr>
             <w:r>
               <w:rPr>
                 <w:rFonts w:ascii="Arial" w:eastAsia="Arial" w:hAnsi="Arial" w:cs="Arial"/>
                 <w:i/>
                 <w:iCs/>
                 <w:color w:val="555555"/>
+                <w:sz w:val="16"/>
+                <w:szCs w:val="16"/>
               </w:rPr>
               <w:t>Superficies cocina doméstica</w:t>
             </w:r>
@@ -449,86 +455,86 @@
             </w:tcBorders>
             <w:shd w:val="clear" w:color="auto" w:fill="F5F5F5"/>
             <w:tcMar>
-              <w:top w:w="80" w:type="dxa"/>
-              <w:left w:w="100" w:type="dxa"/>
-              <w:bottom w:w="80" w:type="dxa"/>
-              <w:right w:w="100" w:type="dxa"/>
-            </w:tcMar>
-          </w:tcPr>
-          <w:p/>
-        </w:tc>
-        <w:tc>
-          <w:tcPr>
-            <w:tcW w:w="800" w:type="pct"/>
-            <w:tcBorders>
-              <w:top w:val="single" w:sz="4" w:space="0" w:color="CCCCCC"/>
-              <w:left w:val="single" w:sz="4" w:space="0" w:color="CCCCCC"/>
-              <w:bottom w:val="single" w:sz="4" w:space="0" w:color="CCCCCC"/>
-              <w:right w:val="single" w:sz="4" w:space="0" w:color="CCCCCC"/>
-            </w:tcBorders>
-            <w:shd w:val="clear" w:color="auto" w:fill="F5F5F5"/>
-            <w:tcMar>
-              <w:top w:w="80" w:type="dxa"/>
-              <w:left w:w="100" w:type="dxa"/>
-              <w:bottom w:w="80" w:type="dxa"/>
-              <w:right w:w="100" w:type="dxa"/>
-            </w:tcMar>
-          </w:tcPr>
-          <w:p/>
-        </w:tc>
-        <w:tc>
-          <w:tcPr>
-            <w:tcW w:w="800" w:type="pct"/>
-            <w:tcBorders>
-              <w:top w:val="single" w:sz="4" w:space="0" w:color="CCCCCC"/>
-              <w:left w:val="single" w:sz="4" w:space="0" w:color="CCCCCC"/>
-              <w:bottom w:val="single" w:sz="4" w:space="0" w:color="CCCCCC"/>
-              <w:right w:val="single" w:sz="4" w:space="0" w:color="CCCCCC"/>
-            </w:tcBorders>
-            <w:shd w:val="clear" w:color="auto" w:fill="F5F5F5"/>
-            <w:tcMar>
-              <w:top w:w="80" w:type="dxa"/>
-              <w:left w:w="100" w:type="dxa"/>
-              <w:bottom w:w="80" w:type="dxa"/>
-              <w:right w:w="100" w:type="dxa"/>
-            </w:tcMar>
-          </w:tcPr>
-          <w:p/>
-        </w:tc>
-        <w:tc>
-          <w:tcPr>
-            <w:tcW w:w="800" w:type="pct"/>
-            <w:tcBorders>
-              <w:top w:val="single" w:sz="4" w:space="0" w:color="CCCCCC"/>
-              <w:left w:val="single" w:sz="4" w:space="0" w:color="CCCCCC"/>
-              <w:bottom w:val="single" w:sz="4" w:space="0" w:color="CCCCCC"/>
-              <w:right w:val="single" w:sz="4" w:space="0" w:color="CCCCCC"/>
-            </w:tcBorders>
-            <w:shd w:val="clear" w:color="auto" w:fill="F5F5F5"/>
-            <w:tcMar>
-              <w:top w:w="80" w:type="dxa"/>
-              <w:left w:w="100" w:type="dxa"/>
-              <w:bottom w:w="80" w:type="dxa"/>
-              <w:right w:w="100" w:type="dxa"/>
-            </w:tcMar>
-          </w:tcPr>
-          <w:p/>
-        </w:tc>
-        <w:tc>
-          <w:tcPr>
-            <w:tcW w:w="800" w:type="pct"/>
-            <w:tcBorders>
-              <w:top w:val="single" w:sz="4" w:space="0" w:color="CCCCCC"/>
-              <w:left w:val="single" w:sz="4" w:space="0" w:color="CCCCCC"/>
-              <w:bottom w:val="single" w:sz="4" w:space="0" w:color="CCCCCC"/>
-              <w:right w:val="single" w:sz="4" w:space="0" w:color="CCCCCC"/>
-            </w:tcBorders>
-            <w:shd w:val="clear" w:color="auto" w:fill="F5F5F5"/>
-            <w:tcMar>
-              <w:top w:w="80" w:type="dxa"/>
-              <w:left w:w="100" w:type="dxa"/>
-              <w:bottom w:w="80" w:type="dxa"/>
-              <w:right w:w="100" w:type="dxa"/>
+              <w:top w:w="30" w:type="dxa"/>
+              <w:left w:w="80" w:type="dxa"/>
+              <w:bottom w:w="30" w:type="dxa"/>
+              <w:right w:w="80" w:type="dxa"/>
+            </w:tcMar>
+          </w:tcPr>
+          <w:p/>
+        </w:tc>
+        <w:tc>
+          <w:tcPr>
+            <w:tcW w:w="800" w:type="pct"/>
+            <w:tcBorders>
+              <w:top w:val="single" w:sz="4" w:space="0" w:color="CCCCCC"/>
+              <w:left w:val="single" w:sz="4" w:space="0" w:color="CCCCCC"/>
+              <w:bottom w:val="single" w:sz="4" w:space="0" w:color="CCCCCC"/>
+              <w:right w:val="single" w:sz="4" w:space="0" w:color="CCCCCC"/>
+            </w:tcBorders>
+            <w:shd w:val="clear" w:color="auto" w:fill="F5F5F5"/>
+            <w:tcMar>
+              <w:top w:w="30" w:type="dxa"/>
+              <w:left w:w="80" w:type="dxa"/>
+              <w:bottom w:w="30" w:type="dxa"/>
+              <w:right w:w="80" w:type="dxa"/>
+            </w:tcMar>
+          </w:tcPr>
+          <w:p/>
+        </w:tc>
+        <w:tc>
+          <w:tcPr>
+            <w:tcW w:w="800" w:type="pct"/>
+            <w:tcBorders>
+              <w:top w:val="single" w:sz="4" w:space="0" w:color="CCCCCC"/>
+              <w:left w:val="single" w:sz="4" w:space="0" w:color="CCCCCC"/>
+              <w:bottom w:val="single" w:sz="4" w:space="0" w:color="CCCCCC"/>
+              <w:right w:val="single" w:sz="4" w:space="0" w:color="CCCCCC"/>
+            </w:tcBorders>
+            <w:shd w:val="clear" w:color="auto" w:fill="F5F5F5"/>
+            <w:tcMar>
+              <w:top w:w="30" w:type="dxa"/>
+              <w:left w:w="80" w:type="dxa"/>
+              <w:bottom w:w="30" w:type="dxa"/>
+              <w:right w:w="80" w:type="dxa"/>
+            </w:tcMar>
+          </w:tcPr>
+          <w:p/>
+        </w:tc>
+        <w:tc>
+          <w:tcPr>
+            <w:tcW w:w="800" w:type="pct"/>
+            <w:tcBorders>
+              <w:top w:val="single" w:sz="4" w:space="0" w:color="CCCCCC"/>
+              <w:left w:val="single" w:sz="4" w:space="0" w:color="CCCCCC"/>
+              <w:bottom w:val="single" w:sz="4" w:space="0" w:color="CCCCCC"/>
+              <w:right w:val="single" w:sz="4" w:space="0" w:color="CCCCCC"/>
+            </w:tcBorders>
+            <w:shd w:val="clear" w:color="auto" w:fill="F5F5F5"/>
+            <w:tcMar>
+              <w:top w:w="30" w:type="dxa"/>
+              <w:left w:w="80" w:type="dxa"/>
+              <w:bottom w:w="30" w:type="dxa"/>
+              <w:right w:w="80" w:type="dxa"/>
+            </w:tcMar>
+          </w:tcPr>
+          <w:p/>
+        </w:tc>
+        <w:tc>
+          <w:tcPr>
+            <w:tcW w:w="800" w:type="pct"/>
+            <w:tcBorders>
+              <w:top w:val="single" w:sz="4" w:space="0" w:color="CCCCCC"/>
+              <w:left w:val="single" w:sz="4" w:space="0" w:color="CCCCCC"/>
+              <w:bottom w:val="single" w:sz="4" w:space="0" w:color="CCCCCC"/>
+              <w:right w:val="single" w:sz="4" w:space="0" w:color="CCCCCC"/>
+            </w:tcBorders>
+            <w:shd w:val="clear" w:color="auto" w:fill="F5F5F5"/>
+            <w:tcMar>
+              <w:top w:w="30" w:type="dxa"/>
+              <w:left w:w="80" w:type="dxa"/>
+              <w:bottom w:w="30" w:type="dxa"/>
+              <w:right w:w="80" w:type="dxa"/>
             </w:tcMar>
           </w:tcPr>
           <w:p/>
@@ -542,7 +548,7 @@
           </w:tblCellMar>
         </w:tblPrEx>
         <w:trPr>
-          <w:trHeight w:val="480"/>
+          <w:trHeight w:val="260"/>
         </w:trPr>
         <w:tc>
           <w:tcPr>
@@ -555,19 +561,27 @@
             </w:tcBorders>
             <w:shd w:val="clear" w:color="auto" w:fill="FFFFFF"/>
             <w:tcMar>
-              <w:top w:w="80" w:type="dxa"/>
-              <w:left w:w="100" w:type="dxa"/>
-              <w:bottom w:w="80" w:type="dxa"/>
-              <w:right w:w="100" w:type="dxa"/>
+              <w:top w:w="30" w:type="dxa"/>
+              <w:left w:w="80" w:type="dxa"/>
+              <w:bottom w:w="30" w:type="dxa"/>
+              <w:right w:w="80" w:type="dxa"/>
             </w:tcMar>
           </w:tcPr>
           <w:p>
+            <w:pPr>
+              <w:rPr>
+                <w:sz w:val="16"/>
+                <w:szCs w:val="16"/>
+              </w:rPr>
+            </w:pPr>
             <w:r>
               <w:rPr>
                 <w:rFonts w:ascii="Arial" w:eastAsia="Arial" w:hAnsi="Arial" w:cs="Arial"/>
                 <w:i/>
                 <w:iCs/>
                 <w:color w:val="555555"/>
+                <w:sz w:val="16"/>
+                <w:szCs w:val="16"/>
               </w:rPr>
               <w:t>Estufa y extractor</w:t>
             </w:r>
@@ -584,86 +598,86 @@
             </w:tcBorders>
             <w:shd w:val="clear" w:color="auto" w:fill="FFFFFF"/>
             <w:tcMar>
-              <w:top w:w="80" w:type="dxa"/>
-              <w:left w:w="100" w:type="dxa"/>
-              <w:bottom w:w="80" w:type="dxa"/>
-              <w:right w:w="100" w:type="dxa"/>
-            </w:tcMar>
-          </w:tcPr>
-          <w:p/>
-        </w:tc>
-        <w:tc>
-          <w:tcPr>
-            <w:tcW w:w="800" w:type="pct"/>
-            <w:tcBorders>
-              <w:top w:val="single" w:sz="4" w:space="0" w:color="CCCCCC"/>
-              <w:left w:val="single" w:sz="4" w:space="0" w:color="CCCCCC"/>
-              <w:bottom w:val="single" w:sz="4" w:space="0" w:color="CCCCCC"/>
-              <w:right w:val="single" w:sz="4" w:space="0" w:color="CCCCCC"/>
-            </w:tcBorders>
-            <w:shd w:val="clear" w:color="auto" w:fill="FFFFFF"/>
-            <w:tcMar>
-              <w:top w:w="80" w:type="dxa"/>
-              <w:left w:w="100" w:type="dxa"/>
-              <w:bottom w:w="80" w:type="dxa"/>
-              <w:right w:w="100" w:type="dxa"/>
-            </w:tcMar>
-          </w:tcPr>
-          <w:p/>
-        </w:tc>
-        <w:tc>
-          <w:tcPr>
-            <w:tcW w:w="800" w:type="pct"/>
-            <w:tcBorders>
-              <w:top w:val="single" w:sz="4" w:space="0" w:color="CCCCCC"/>
-              <w:left w:val="single" w:sz="4" w:space="0" w:color="CCCCCC"/>
-              <w:bottom w:val="single" w:sz="4" w:space="0" w:color="CCCCCC"/>
-              <w:right w:val="single" w:sz="4" w:space="0" w:color="CCCCCC"/>
-            </w:tcBorders>
-            <w:shd w:val="clear" w:color="auto" w:fill="FFFFFF"/>
-            <w:tcMar>
-              <w:top w:w="80" w:type="dxa"/>
-              <w:left w:w="100" w:type="dxa"/>
-              <w:bottom w:w="80" w:type="dxa"/>
-              <w:right w:w="100" w:type="dxa"/>
-            </w:tcMar>
-          </w:tcPr>
-          <w:p/>
-        </w:tc>
-        <w:tc>
-          <w:tcPr>
-            <w:tcW w:w="800" w:type="pct"/>
-            <w:tcBorders>
-              <w:top w:val="single" w:sz="4" w:space="0" w:color="CCCCCC"/>
-              <w:left w:val="single" w:sz="4" w:space="0" w:color="CCCCCC"/>
-              <w:bottom w:val="single" w:sz="4" w:space="0" w:color="CCCCCC"/>
-              <w:right w:val="single" w:sz="4" w:space="0" w:color="CCCCCC"/>
-            </w:tcBorders>
-            <w:shd w:val="clear" w:color="auto" w:fill="FFFFFF"/>
-            <w:tcMar>
-              <w:top w:w="80" w:type="dxa"/>
-              <w:left w:w="100" w:type="dxa"/>
-              <w:bottom w:w="80" w:type="dxa"/>
-              <w:right w:w="100" w:type="dxa"/>
-            </w:tcMar>
-          </w:tcPr>
-          <w:p/>
-        </w:tc>
-        <w:tc>
-          <w:tcPr>
-            <w:tcW w:w="800" w:type="pct"/>
-            <w:tcBorders>
-              <w:top w:val="single" w:sz="4" w:space="0" w:color="CCCCCC"/>
-              <w:left w:val="single" w:sz="4" w:space="0" w:color="CCCCCC"/>
-              <w:bottom w:val="single" w:sz="4" w:space="0" w:color="CCCCCC"/>
-              <w:right w:val="single" w:sz="4" w:space="0" w:color="CCCCCC"/>
-            </w:tcBorders>
-            <w:shd w:val="clear" w:color="auto" w:fill="FFFFFF"/>
-            <w:tcMar>
-              <w:top w:w="80" w:type="dxa"/>
-              <w:left w:w="100" w:type="dxa"/>
-              <w:bottom w:w="80" w:type="dxa"/>
-              <w:right w:w="100" w:type="dxa"/>
+              <w:top w:w="30" w:type="dxa"/>
+              <w:left w:w="80" w:type="dxa"/>
+              <w:bottom w:w="30" w:type="dxa"/>
+              <w:right w:w="80" w:type="dxa"/>
+            </w:tcMar>
+          </w:tcPr>
+          <w:p/>
+        </w:tc>
+        <w:tc>
+          <w:tcPr>
+            <w:tcW w:w="800" w:type="pct"/>
+            <w:tcBorders>
+              <w:top w:val="single" w:sz="4" w:space="0" w:color="CCCCCC"/>
+              <w:left w:val="single" w:sz="4" w:space="0" w:color="CCCCCC"/>
+              <w:bottom w:val="single" w:sz="4" w:space="0" w:color="CCCCCC"/>
+              <w:right w:val="single" w:sz="4" w:space="0" w:color="CCCCCC"/>
+            </w:tcBorders>
+            <w:shd w:val="clear" w:color="auto" w:fill="FFFFFF"/>
+            <w:tcMar>
+              <w:top w:w="30" w:type="dxa"/>
+              <w:left w:w="80" w:type="dxa"/>
+              <w:bottom w:w="30" w:type="dxa"/>
+              <w:right w:w="80" w:type="dxa"/>
+            </w:tcMar>
+          </w:tcPr>
+          <w:p/>
+        </w:tc>
+        <w:tc>
+          <w:tcPr>
+            <w:tcW w:w="800" w:type="pct"/>
+            <w:tcBorders>
+              <w:top w:val="single" w:sz="4" w:space="0" w:color="CCCCCC"/>
+              <w:left w:val="single" w:sz="4" w:space="0" w:color="CCCCCC"/>
+              <w:bottom w:val="single" w:sz="4" w:space="0" w:color="CCCCCC"/>
+              <w:right w:val="single" w:sz="4" w:space="0" w:color="CCCCCC"/>
+            </w:tcBorders>
+            <w:shd w:val="clear" w:color="auto" w:fill="FFFFFF"/>
+            <w:tcMar>
+              <w:top w:w="30" w:type="dxa"/>
+              <w:left w:w="80" w:type="dxa"/>
+              <w:bottom w:w="30" w:type="dxa"/>
+              <w:right w:w="80" w:type="dxa"/>
+            </w:tcMar>
+          </w:tcPr>
+          <w:p/>
+        </w:tc>
+        <w:tc>
+          <w:tcPr>
+            <w:tcW w:w="800" w:type="pct"/>
+            <w:tcBorders>
+              <w:top w:val="single" w:sz="4" w:space="0" w:color="CCCCCC"/>
+              <w:left w:val="single" w:sz="4" w:space="0" w:color="CCCCCC"/>
+              <w:bottom w:val="single" w:sz="4" w:space="0" w:color="CCCCCC"/>
+              <w:right w:val="single" w:sz="4" w:space="0" w:color="CCCCCC"/>
+            </w:tcBorders>
+            <w:shd w:val="clear" w:color="auto" w:fill="FFFFFF"/>
+            <w:tcMar>
+              <w:top w:w="30" w:type="dxa"/>
+              <w:left w:w="80" w:type="dxa"/>
+              <w:bottom w:w="30" w:type="dxa"/>
+              <w:right w:w="80" w:type="dxa"/>
+            </w:tcMar>
+          </w:tcPr>
+          <w:p/>
+        </w:tc>
+        <w:tc>
+          <w:tcPr>
+            <w:tcW w:w="800" w:type="pct"/>
+            <w:tcBorders>
+              <w:top w:val="single" w:sz="4" w:space="0" w:color="CCCCCC"/>
+              <w:left w:val="single" w:sz="4" w:space="0" w:color="CCCCCC"/>
+              <w:bottom w:val="single" w:sz="4" w:space="0" w:color="CCCCCC"/>
+              <w:right w:val="single" w:sz="4" w:space="0" w:color="CCCCCC"/>
+            </w:tcBorders>
+            <w:shd w:val="clear" w:color="auto" w:fill="FFFFFF"/>
+            <w:tcMar>
+              <w:top w:w="30" w:type="dxa"/>
+              <w:left w:w="80" w:type="dxa"/>
+              <w:bottom w:w="30" w:type="dxa"/>
+              <w:right w:w="80" w:type="dxa"/>
             </w:tcMar>
           </w:tcPr>
           <w:p/>
@@ -677,7 +691,7 @@
           </w:tblCellMar>
         </w:tblPrEx>
         <w:trPr>
-          <w:trHeight w:val="480"/>
+          <w:trHeight w:val="260"/>
         </w:trPr>
         <w:tc>
           <w:tcPr>
@@ -690,19 +704,27 @@
             </w:tcBorders>
             <w:shd w:val="clear" w:color="auto" w:fill="F5F5F5"/>
             <w:tcMar>
-              <w:top w:w="80" w:type="dxa"/>
-              <w:left w:w="100" w:type="dxa"/>
-              <w:bottom w:w="80" w:type="dxa"/>
-              <w:right w:w="100" w:type="dxa"/>
+              <w:top w:w="30" w:type="dxa"/>
+              <w:left w:w="80" w:type="dxa"/>
+              <w:bottom w:w="30" w:type="dxa"/>
+              <w:right w:w="80" w:type="dxa"/>
             </w:tcMar>
           </w:tcPr>
           <w:p>
+            <w:pPr>
+              <w:rPr>
+                <w:sz w:val="16"/>
+                <w:szCs w:val="16"/>
+              </w:rPr>
+            </w:pPr>
             <w:r>
               <w:rPr>
                 <w:rFonts w:ascii="Arial" w:eastAsia="Arial" w:hAnsi="Arial" w:cs="Arial"/>
                 <w:i/>
                 <w:iCs/>
                 <w:color w:val="555555"/>
+                <w:sz w:val="16"/>
+                <w:szCs w:val="16"/>
               </w:rPr>
               <w:t>Tablas de corte</w:t>
             </w:r>
@@ -719,86 +741,86 @@
             </w:tcBorders>
             <w:shd w:val="clear" w:color="auto" w:fill="F5F5F5"/>
             <w:tcMar>
-              <w:top w:w="80" w:type="dxa"/>
-              <w:left w:w="100" w:type="dxa"/>
-              <w:bottom w:w="80" w:type="dxa"/>
-              <w:right w:w="100" w:type="dxa"/>
-            </w:tcMar>
-          </w:tcPr>
-          <w:p/>
-        </w:tc>
-        <w:tc>
-          <w:tcPr>
-            <w:tcW w:w="800" w:type="pct"/>
-            <w:tcBorders>
-              <w:top w:val="single" w:sz="4" w:space="0" w:color="CCCCCC"/>
-              <w:left w:val="single" w:sz="4" w:space="0" w:color="CCCCCC"/>
-              <w:bottom w:val="single" w:sz="4" w:space="0" w:color="CCCCCC"/>
-              <w:right w:val="single" w:sz="4" w:space="0" w:color="CCCCCC"/>
-            </w:tcBorders>
-            <w:shd w:val="clear" w:color="auto" w:fill="F5F5F5"/>
-            <w:tcMar>
-              <w:top w:w="80" w:type="dxa"/>
-              <w:left w:w="100" w:type="dxa"/>
-              <w:bottom w:w="80" w:type="dxa"/>
-              <w:right w:w="100" w:type="dxa"/>
-            </w:tcMar>
-          </w:tcPr>
-          <w:p/>
-        </w:tc>
-        <w:tc>
-          <w:tcPr>
-            <w:tcW w:w="800" w:type="pct"/>
-            <w:tcBorders>
-              <w:top w:val="single" w:sz="4" w:space="0" w:color="CCCCCC"/>
-              <w:left w:val="single" w:sz="4" w:space="0" w:color="CCCCCC"/>
-              <w:bottom w:val="single" w:sz="4" w:space="0" w:color="CCCCCC"/>
-              <w:right w:val="single" w:sz="4" w:space="0" w:color="CCCCCC"/>
-            </w:tcBorders>
-            <w:shd w:val="clear" w:color="auto" w:fill="F5F5F5"/>
-            <w:tcMar>
-              <w:top w:w="80" w:type="dxa"/>
-              <w:left w:w="100" w:type="dxa"/>
-              <w:bottom w:w="80" w:type="dxa"/>
-              <w:right w:w="100" w:type="dxa"/>
-            </w:tcMar>
-          </w:tcPr>
-          <w:p/>
-        </w:tc>
-        <w:tc>
-          <w:tcPr>
-            <w:tcW w:w="800" w:type="pct"/>
-            <w:tcBorders>
-              <w:top w:val="single" w:sz="4" w:space="0" w:color="CCCCCC"/>
-              <w:left w:val="single" w:sz="4" w:space="0" w:color="CCCCCC"/>
-              <w:bottom w:val="single" w:sz="4" w:space="0" w:color="CCCCCC"/>
-              <w:right w:val="single" w:sz="4" w:space="0" w:color="CCCCCC"/>
-            </w:tcBorders>
-            <w:shd w:val="clear" w:color="auto" w:fill="F5F5F5"/>
-            <w:tcMar>
-              <w:top w:w="80" w:type="dxa"/>
-              <w:left w:w="100" w:type="dxa"/>
-              <w:bottom w:w="80" w:type="dxa"/>
-              <w:right w:w="100" w:type="dxa"/>
-            </w:tcMar>
-          </w:tcPr>
-          <w:p/>
-        </w:tc>
-        <w:tc>
-          <w:tcPr>
-            <w:tcW w:w="800" w:type="pct"/>
-            <w:tcBorders>
-              <w:top w:val="single" w:sz="4" w:space="0" w:color="CCCCCC"/>
-              <w:left w:val="single" w:sz="4" w:space="0" w:color="CCCCCC"/>
-              <w:bottom w:val="single" w:sz="4" w:space="0" w:color="CCCCCC"/>
-              <w:right w:val="single" w:sz="4" w:space="0" w:color="CCCCCC"/>
-            </w:tcBorders>
-            <w:shd w:val="clear" w:color="auto" w:fill="F5F5F5"/>
-            <w:tcMar>
-              <w:top w:w="80" w:type="dxa"/>
-              <w:left w:w="100" w:type="dxa"/>
-              <w:bottom w:w="80" w:type="dxa"/>
-              <w:right w:w="100" w:type="dxa"/>
+              <w:top w:w="30" w:type="dxa"/>
+              <w:left w:w="80" w:type="dxa"/>
+              <w:bottom w:w="30" w:type="dxa"/>
+              <w:right w:w="80" w:type="dxa"/>
+            </w:tcMar>
+          </w:tcPr>
+          <w:p/>
+        </w:tc>
+        <w:tc>
+          <w:tcPr>
+            <w:tcW w:w="800" w:type="pct"/>
+            <w:tcBorders>
+              <w:top w:val="single" w:sz="4" w:space="0" w:color="CCCCCC"/>
+              <w:left w:val="single" w:sz="4" w:space="0" w:color="CCCCCC"/>
+              <w:bottom w:val="single" w:sz="4" w:space="0" w:color="CCCCCC"/>
+              <w:right w:val="single" w:sz="4" w:space="0" w:color="CCCCCC"/>
+            </w:tcBorders>
+            <w:shd w:val="clear" w:color="auto" w:fill="F5F5F5"/>
+            <w:tcMar>
+              <w:top w:w="30" w:type="dxa"/>
+              <w:left w:w="80" w:type="dxa"/>
+              <w:bottom w:w="30" w:type="dxa"/>
+              <w:right w:w="80" w:type="dxa"/>
+            </w:tcMar>
+          </w:tcPr>
+          <w:p/>
+        </w:tc>
+        <w:tc>
+          <w:tcPr>
+            <w:tcW w:w="800" w:type="pct"/>
+            <w:tcBorders>
+              <w:top w:val="single" w:sz="4" w:space="0" w:color="CCCCCC"/>
+              <w:left w:val="single" w:sz="4" w:space="0" w:color="CCCCCC"/>
+              <w:bottom w:val="single" w:sz="4" w:space="0" w:color="CCCCCC"/>
+              <w:right w:val="single" w:sz="4" w:space="0" w:color="CCCCCC"/>
+            </w:tcBorders>
+            <w:shd w:val="clear" w:color="auto" w:fill="F5F5F5"/>
+            <w:tcMar>
+              <w:top w:w="30" w:type="dxa"/>
+              <w:left w:w="80" w:type="dxa"/>
+              <w:bottom w:w="30" w:type="dxa"/>
+              <w:right w:w="80" w:type="dxa"/>
+            </w:tcMar>
+          </w:tcPr>
+          <w:p/>
+        </w:tc>
+        <w:tc>
+          <w:tcPr>
+            <w:tcW w:w="800" w:type="pct"/>
+            <w:tcBorders>
+              <w:top w:val="single" w:sz="4" w:space="0" w:color="CCCCCC"/>
+              <w:left w:val="single" w:sz="4" w:space="0" w:color="CCCCCC"/>
+              <w:bottom w:val="single" w:sz="4" w:space="0" w:color="CCCCCC"/>
+              <w:right w:val="single" w:sz="4" w:space="0" w:color="CCCCCC"/>
+            </w:tcBorders>
+            <w:shd w:val="clear" w:color="auto" w:fill="F5F5F5"/>
+            <w:tcMar>
+              <w:top w:w="30" w:type="dxa"/>
+              <w:left w:w="80" w:type="dxa"/>
+              <w:bottom w:w="30" w:type="dxa"/>
+              <w:right w:w="80" w:type="dxa"/>
+            </w:tcMar>
+          </w:tcPr>
+          <w:p/>
+        </w:tc>
+        <w:tc>
+          <w:tcPr>
+            <w:tcW w:w="800" w:type="pct"/>
+            <w:tcBorders>
+              <w:top w:val="single" w:sz="4" w:space="0" w:color="CCCCCC"/>
+              <w:left w:val="single" w:sz="4" w:space="0" w:color="CCCCCC"/>
+              <w:bottom w:val="single" w:sz="4" w:space="0" w:color="CCCCCC"/>
+              <w:right w:val="single" w:sz="4" w:space="0" w:color="CCCCCC"/>
+            </w:tcBorders>
+            <w:shd w:val="clear" w:color="auto" w:fill="F5F5F5"/>
+            <w:tcMar>
+              <w:top w:w="30" w:type="dxa"/>
+              <w:left w:w="80" w:type="dxa"/>
+              <w:bottom w:w="30" w:type="dxa"/>
+              <w:right w:w="80" w:type="dxa"/>
             </w:tcMar>
           </w:tcPr>
           <w:p/>
@@ -812,7 +834,7 @@
           </w:tblCellMar>
         </w:tblPrEx>
         <w:trPr>
-          <w:trHeight w:val="480"/>
+          <w:trHeight w:val="260"/>
         </w:trPr>
         <w:tc>
           <w:tcPr>
@@ -825,13 +847,19 @@
             </w:tcBorders>
             <w:shd w:val="clear" w:color="auto" w:fill="FFFFFF"/>
             <w:tcMar>
-              <w:top w:w="80" w:type="dxa"/>
-              <w:left w:w="100" w:type="dxa"/>
-              <w:bottom w:w="80" w:type="dxa"/>
-              <w:right w:w="100" w:type="dxa"/>
+              <w:top w:w="30" w:type="dxa"/>
+              <w:left w:w="80" w:type="dxa"/>
+              <w:bottom w:w="30" w:type="dxa"/>
+              <w:right w:w="80" w:type="dxa"/>
             </w:tcMar>
           </w:tcPr>
           <w:p>
+            <w:pPr>
+              <w:rPr>
+                <w:sz w:val="16"/>
+                <w:szCs w:val="16"/>
+              </w:rPr>
+            </w:pPr>
             <w:proofErr w:type="spellStart"/>
             <w:r>
               <w:rPr>
@@ -839,6 +867,8 @@
                 <w:i/>
                 <w:iCs/>
                 <w:color w:val="555555"/>
+                <w:sz w:val="16"/>
+                <w:szCs w:val="16"/>
               </w:rPr>
               <w:t>Chafing</w:t>
             </w:r>
@@ -849,6 +879,8 @@
                 <w:i/>
                 <w:iCs/>
                 <w:color w:val="555555"/>
+                <w:sz w:val="16"/>
+                <w:szCs w:val="16"/>
               </w:rPr>
               <w:t xml:space="preserve"> </w:t>
             </w:r>
@@ -859,6 +891,8 @@
                 <w:i/>
                 <w:iCs/>
                 <w:color w:val="555555"/>
+                <w:sz w:val="16"/>
+                <w:szCs w:val="16"/>
               </w:rPr>
               <w:t>dishes</w:t>
             </w:r>
@@ -876,86 +910,86 @@
             </w:tcBorders>
             <w:shd w:val="clear" w:color="auto" w:fill="FFFFFF"/>
             <w:tcMar>
-              <w:top w:w="80" w:type="dxa"/>
-              <w:left w:w="100" w:type="dxa"/>
-              <w:bottom w:w="80" w:type="dxa"/>
-              <w:right w:w="100" w:type="dxa"/>
-            </w:tcMar>
-          </w:tcPr>
-          <w:p/>
-        </w:tc>
-        <w:tc>
-          <w:tcPr>
-            <w:tcW w:w="800" w:type="pct"/>
-            <w:tcBorders>
-              <w:top w:val="single" w:sz="4" w:space="0" w:color="CCCCCC"/>
-              <w:left w:val="single" w:sz="4" w:space="0" w:color="CCCCCC"/>
-              <w:bottom w:val="single" w:sz="4" w:space="0" w:color="CCCCCC"/>
-              <w:right w:val="single" w:sz="4" w:space="0" w:color="CCCCCC"/>
-            </w:tcBorders>
-            <w:shd w:val="clear" w:color="auto" w:fill="FFFFFF"/>
-            <w:tcMar>
-              <w:top w:w="80" w:type="dxa"/>
-              <w:left w:w="100" w:type="dxa"/>
-              <w:bottom w:w="80" w:type="dxa"/>
-              <w:right w:w="100" w:type="dxa"/>
-            </w:tcMar>
-          </w:tcPr>
-          <w:p/>
-        </w:tc>
-        <w:tc>
-          <w:tcPr>
-            <w:tcW w:w="800" w:type="pct"/>
-            <w:tcBorders>
-              <w:top w:val="single" w:sz="4" w:space="0" w:color="CCCCCC"/>
-              <w:left w:val="single" w:sz="4" w:space="0" w:color="CCCCCC"/>
-              <w:bottom w:val="single" w:sz="4" w:space="0" w:color="CCCCCC"/>
-              <w:right w:val="single" w:sz="4" w:space="0" w:color="CCCCCC"/>
-            </w:tcBorders>
-            <w:shd w:val="clear" w:color="auto" w:fill="FFFFFF"/>
-            <w:tcMar>
-              <w:top w:w="80" w:type="dxa"/>
-              <w:left w:w="100" w:type="dxa"/>
-              <w:bottom w:w="80" w:type="dxa"/>
-              <w:right w:w="100" w:type="dxa"/>
-            </w:tcMar>
-          </w:tcPr>
-          <w:p/>
-        </w:tc>
-        <w:tc>
-          <w:tcPr>
-            <w:tcW w:w="800" w:type="pct"/>
-            <w:tcBorders>
-              <w:top w:val="single" w:sz="4" w:space="0" w:color="CCCCCC"/>
-              <w:left w:val="single" w:sz="4" w:space="0" w:color="CCCCCC"/>
-              <w:bottom w:val="single" w:sz="4" w:space="0" w:color="CCCCCC"/>
-              <w:right w:val="single" w:sz="4" w:space="0" w:color="CCCCCC"/>
-            </w:tcBorders>
-            <w:shd w:val="clear" w:color="auto" w:fill="FFFFFF"/>
-            <w:tcMar>
-              <w:top w:w="80" w:type="dxa"/>
-              <w:left w:w="100" w:type="dxa"/>
-              <w:bottom w:w="80" w:type="dxa"/>
-              <w:right w:w="100" w:type="dxa"/>
-            </w:tcMar>
-          </w:tcPr>
-          <w:p/>
-        </w:tc>
-        <w:tc>
-          <w:tcPr>
-            <w:tcW w:w="800" w:type="pct"/>
-            <w:tcBorders>
-              <w:top w:val="single" w:sz="4" w:space="0" w:color="CCCCCC"/>
-              <w:left w:val="single" w:sz="4" w:space="0" w:color="CCCCCC"/>
-              <w:bottom w:val="single" w:sz="4" w:space="0" w:color="CCCCCC"/>
-              <w:right w:val="single" w:sz="4" w:space="0" w:color="CCCCCC"/>
-            </w:tcBorders>
-            <w:shd w:val="clear" w:color="auto" w:fill="FFFFFF"/>
-            <w:tcMar>
-              <w:top w:w="80" w:type="dxa"/>
-              <w:left w:w="100" w:type="dxa"/>
-              <w:bottom w:w="80" w:type="dxa"/>
-              <w:right w:w="100" w:type="dxa"/>
+              <w:top w:w="30" w:type="dxa"/>
+              <w:left w:w="80" w:type="dxa"/>
+              <w:bottom w:w="30" w:type="dxa"/>
+              <w:right w:w="80" w:type="dxa"/>
+            </w:tcMar>
+          </w:tcPr>
+          <w:p/>
+        </w:tc>
+        <w:tc>
+          <w:tcPr>
+            <w:tcW w:w="800" w:type="pct"/>
+            <w:tcBorders>
+              <w:top w:val="single" w:sz="4" w:space="0" w:color="CCCCCC"/>
+              <w:left w:val="single" w:sz="4" w:space="0" w:color="CCCCCC"/>
+              <w:bottom w:val="single" w:sz="4" w:space="0" w:color="CCCCCC"/>
+              <w:right w:val="single" w:sz="4" w:space="0" w:color="CCCCCC"/>
+            </w:tcBorders>
+            <w:shd w:val="clear" w:color="auto" w:fill="FFFFFF"/>
+            <w:tcMar>
+              <w:top w:w="30" w:type="dxa"/>
+              <w:left w:w="80" w:type="dxa"/>
+              <w:bottom w:w="30" w:type="dxa"/>
+              <w:right w:w="80" w:type="dxa"/>
+            </w:tcMar>
+          </w:tcPr>
+          <w:p/>
+        </w:tc>
+        <w:tc>
+          <w:tcPr>
+            <w:tcW w:w="800" w:type="pct"/>
+            <w:tcBorders>
+              <w:top w:val="single" w:sz="4" w:space="0" w:color="CCCCCC"/>
+              <w:left w:val="single" w:sz="4" w:space="0" w:color="CCCCCC"/>
+              <w:bottom w:val="single" w:sz="4" w:space="0" w:color="CCCCCC"/>
+              <w:right w:val="single" w:sz="4" w:space="0" w:color="CCCCCC"/>
+            </w:tcBorders>
+            <w:shd w:val="clear" w:color="auto" w:fill="FFFFFF"/>
+            <w:tcMar>
+              <w:top w:w="30" w:type="dxa"/>
+              <w:left w:w="80" w:type="dxa"/>
+              <w:bottom w:w="30" w:type="dxa"/>
+              <w:right w:w="80" w:type="dxa"/>
+            </w:tcMar>
+          </w:tcPr>
+          <w:p/>
+        </w:tc>
+        <w:tc>
+          <w:tcPr>
+            <w:tcW w:w="800" w:type="pct"/>
+            <w:tcBorders>
+              <w:top w:val="single" w:sz="4" w:space="0" w:color="CCCCCC"/>
+              <w:left w:val="single" w:sz="4" w:space="0" w:color="CCCCCC"/>
+              <w:bottom w:val="single" w:sz="4" w:space="0" w:color="CCCCCC"/>
+              <w:right w:val="single" w:sz="4" w:space="0" w:color="CCCCCC"/>
+            </w:tcBorders>
+            <w:shd w:val="clear" w:color="auto" w:fill="FFFFFF"/>
+            <w:tcMar>
+              <w:top w:w="30" w:type="dxa"/>
+              <w:left w:w="80" w:type="dxa"/>
+              <w:bottom w:w="30" w:type="dxa"/>
+              <w:right w:w="80" w:type="dxa"/>
+            </w:tcMar>
+          </w:tcPr>
+          <w:p/>
+        </w:tc>
+        <w:tc>
+          <w:tcPr>
+            <w:tcW w:w="800" w:type="pct"/>
+            <w:tcBorders>
+              <w:top w:val="single" w:sz="4" w:space="0" w:color="CCCCCC"/>
+              <w:left w:val="single" w:sz="4" w:space="0" w:color="CCCCCC"/>
+              <w:bottom w:val="single" w:sz="4" w:space="0" w:color="CCCCCC"/>
+              <w:right w:val="single" w:sz="4" w:space="0" w:color="CCCCCC"/>
+            </w:tcBorders>
+            <w:shd w:val="clear" w:color="auto" w:fill="FFFFFF"/>
+            <w:tcMar>
+              <w:top w:w="30" w:type="dxa"/>
+              <w:left w:w="80" w:type="dxa"/>
+              <w:bottom w:w="30" w:type="dxa"/>
+              <w:right w:w="80" w:type="dxa"/>
             </w:tcMar>
           </w:tcPr>
           <w:p/>
@@ -969,7 +1003,7 @@
           </w:tblCellMar>
         </w:tblPrEx>
         <w:trPr>
-          <w:trHeight w:val="480"/>
+          <w:trHeight w:val="260"/>
         </w:trPr>
         <w:tc>
           <w:tcPr>
@@ -982,19 +1016,27 @@
             </w:tcBorders>
             <w:shd w:val="clear" w:color="auto" w:fill="F5F5F5"/>
             <w:tcMar>
-              <w:top w:w="80" w:type="dxa"/>
-              <w:left w:w="100" w:type="dxa"/>
-              <w:bottom w:w="80" w:type="dxa"/>
-              <w:right w:w="100" w:type="dxa"/>
+              <w:top w:w="30" w:type="dxa"/>
+              <w:left w:w="80" w:type="dxa"/>
+              <w:bottom w:w="30" w:type="dxa"/>
+              <w:right w:w="80" w:type="dxa"/>
             </w:tcMar>
           </w:tcPr>
           <w:p>
+            <w:pPr>
+              <w:rPr>
+                <w:sz w:val="16"/>
+                <w:szCs w:val="16"/>
+              </w:rPr>
+            </w:pPr>
             <w:r>
               <w:rPr>
                 <w:rFonts w:ascii="Arial" w:eastAsia="Arial" w:hAnsi="Arial" w:cs="Arial"/>
                 <w:i/>
                 <w:iCs/>
                 <w:color w:val="555555"/>
+                <w:sz w:val="16"/>
+                <w:szCs w:val="16"/>
               </w:rPr>
               <w:t>Mesa punto de venta</w:t>
             </w:r>
@@ -1011,86 +1053,86 @@
             </w:tcBorders>
             <w:shd w:val="clear" w:color="auto" w:fill="F5F5F5"/>
             <w:tcMar>
-              <w:top w:w="80" w:type="dxa"/>
-              <w:left w:w="100" w:type="dxa"/>
-              <w:bottom w:w="80" w:type="dxa"/>
-              <w:right w:w="100" w:type="dxa"/>
-            </w:tcMar>
-          </w:tcPr>
-          <w:p/>
-        </w:tc>
-        <w:tc>
-          <w:tcPr>
-            <w:tcW w:w="800" w:type="pct"/>
-            <w:tcBorders>
-              <w:top w:val="single" w:sz="4" w:space="0" w:color="CCCCCC"/>
-              <w:left w:val="single" w:sz="4" w:space="0" w:color="CCCCCC"/>
-              <w:bottom w:val="single" w:sz="4" w:space="0" w:color="CCCCCC"/>
-              <w:right w:val="single" w:sz="4" w:space="0" w:color="CCCCCC"/>
-            </w:tcBorders>
-            <w:shd w:val="clear" w:color="auto" w:fill="F5F5F5"/>
-            <w:tcMar>
-              <w:top w:w="80" w:type="dxa"/>
-              <w:left w:w="100" w:type="dxa"/>
-              <w:bottom w:w="80" w:type="dxa"/>
-              <w:right w:w="100" w:type="dxa"/>
-            </w:tcMar>
-          </w:tcPr>
-          <w:p/>
-        </w:tc>
-        <w:tc>
-          <w:tcPr>
-            <w:tcW w:w="800" w:type="pct"/>
-            <w:tcBorders>
-              <w:top w:val="single" w:sz="4" w:space="0" w:color="CCCCCC"/>
-              <w:left w:val="single" w:sz="4" w:space="0" w:color="CCCCCC"/>
-              <w:bottom w:val="single" w:sz="4" w:space="0" w:color="CCCCCC"/>
-              <w:right w:val="single" w:sz="4" w:space="0" w:color="CCCCCC"/>
-            </w:tcBorders>
-            <w:shd w:val="clear" w:color="auto" w:fill="F5F5F5"/>
-            <w:tcMar>
-              <w:top w:w="80" w:type="dxa"/>
-              <w:left w:w="100" w:type="dxa"/>
-              <w:bottom w:w="80" w:type="dxa"/>
-              <w:right w:w="100" w:type="dxa"/>
-            </w:tcMar>
-          </w:tcPr>
-          <w:p/>
-        </w:tc>
-        <w:tc>
-          <w:tcPr>
-            <w:tcW w:w="800" w:type="pct"/>
-            <w:tcBorders>
-              <w:top w:val="single" w:sz="4" w:space="0" w:color="CCCCCC"/>
-              <w:left w:val="single" w:sz="4" w:space="0" w:color="CCCCCC"/>
-              <w:bottom w:val="single" w:sz="4" w:space="0" w:color="CCCCCC"/>
-              <w:right w:val="single" w:sz="4" w:space="0" w:color="CCCCCC"/>
-            </w:tcBorders>
-            <w:shd w:val="clear" w:color="auto" w:fill="F5F5F5"/>
-            <w:tcMar>
-              <w:top w:w="80" w:type="dxa"/>
-              <w:left w:w="100" w:type="dxa"/>
-              <w:bottom w:w="80" w:type="dxa"/>
-              <w:right w:w="100" w:type="dxa"/>
-            </w:tcMar>
-          </w:tcPr>
-          <w:p/>
-        </w:tc>
-        <w:tc>
-          <w:tcPr>
-            <w:tcW w:w="800" w:type="pct"/>
-            <w:tcBorders>
-              <w:top w:val="single" w:sz="4" w:space="0" w:color="CCCCCC"/>
-              <w:left w:val="single" w:sz="4" w:space="0" w:color="CCCCCC"/>
-              <w:bottom w:val="single" w:sz="4" w:space="0" w:color="CCCCCC"/>
-              <w:right w:val="single" w:sz="4" w:space="0" w:color="CCCCCC"/>
-            </w:tcBorders>
-            <w:shd w:val="clear" w:color="auto" w:fill="F5F5F5"/>
-            <w:tcMar>
-              <w:top w:w="80" w:type="dxa"/>
-              <w:left w:w="100" w:type="dxa"/>
-              <w:bottom w:w="80" w:type="dxa"/>
-              <w:right w:w="100" w:type="dxa"/>
+              <w:top w:w="30" w:type="dxa"/>
+              <w:left w:w="80" w:type="dxa"/>
+              <w:bottom w:w="30" w:type="dxa"/>
+              <w:right w:w="80" w:type="dxa"/>
+            </w:tcMar>
+          </w:tcPr>
+          <w:p/>
+        </w:tc>
+        <w:tc>
+          <w:tcPr>
+            <w:tcW w:w="800" w:type="pct"/>
+            <w:tcBorders>
+              <w:top w:val="single" w:sz="4" w:space="0" w:color="CCCCCC"/>
+              <w:left w:val="single" w:sz="4" w:space="0" w:color="CCCCCC"/>
+              <w:bottom w:val="single" w:sz="4" w:space="0" w:color="CCCCCC"/>
+              <w:right w:val="single" w:sz="4" w:space="0" w:color="CCCCCC"/>
+            </w:tcBorders>
+            <w:shd w:val="clear" w:color="auto" w:fill="F5F5F5"/>
+            <w:tcMar>
+              <w:top w:w="30" w:type="dxa"/>
+              <w:left w:w="80" w:type="dxa"/>
+              <w:bottom w:w="30" w:type="dxa"/>
+              <w:right w:w="80" w:type="dxa"/>
+            </w:tcMar>
+          </w:tcPr>
+          <w:p/>
+        </w:tc>
+        <w:tc>
+          <w:tcPr>
+            <w:tcW w:w="800" w:type="pct"/>
+            <w:tcBorders>
+              <w:top w:val="single" w:sz="4" w:space="0" w:color="CCCCCC"/>
+              <w:left w:val="single" w:sz="4" w:space="0" w:color="CCCCCC"/>
+              <w:bottom w:val="single" w:sz="4" w:space="0" w:color="CCCCCC"/>
+              <w:right w:val="single" w:sz="4" w:space="0" w:color="CCCCCC"/>
+            </w:tcBorders>
+            <w:shd w:val="clear" w:color="auto" w:fill="F5F5F5"/>
+            <w:tcMar>
+              <w:top w:w="30" w:type="dxa"/>
+              <w:left w:w="80" w:type="dxa"/>
+              <w:bottom w:w="30" w:type="dxa"/>
+              <w:right w:w="80" w:type="dxa"/>
+            </w:tcMar>
+          </w:tcPr>
+          <w:p/>
+        </w:tc>
+        <w:tc>
+          <w:tcPr>
+            <w:tcW w:w="800" w:type="pct"/>
+            <w:tcBorders>
+              <w:top w:val="single" w:sz="4" w:space="0" w:color="CCCCCC"/>
+              <w:left w:val="single" w:sz="4" w:space="0" w:color="CCCCCC"/>
+              <w:bottom w:val="single" w:sz="4" w:space="0" w:color="CCCCCC"/>
+              <w:right w:val="single" w:sz="4" w:space="0" w:color="CCCCCC"/>
+            </w:tcBorders>
+            <w:shd w:val="clear" w:color="auto" w:fill="F5F5F5"/>
+            <w:tcMar>
+              <w:top w:w="30" w:type="dxa"/>
+              <w:left w:w="80" w:type="dxa"/>
+              <w:bottom w:w="30" w:type="dxa"/>
+              <w:right w:w="80" w:type="dxa"/>
+            </w:tcMar>
+          </w:tcPr>
+          <w:p/>
+        </w:tc>
+        <w:tc>
+          <w:tcPr>
+            <w:tcW w:w="800" w:type="pct"/>
+            <w:tcBorders>
+              <w:top w:val="single" w:sz="4" w:space="0" w:color="CCCCCC"/>
+              <w:left w:val="single" w:sz="4" w:space="0" w:color="CCCCCC"/>
+              <w:bottom w:val="single" w:sz="4" w:space="0" w:color="CCCCCC"/>
+              <w:right w:val="single" w:sz="4" w:space="0" w:color="CCCCCC"/>
+            </w:tcBorders>
+            <w:shd w:val="clear" w:color="auto" w:fill="F5F5F5"/>
+            <w:tcMar>
+              <w:top w:w="30" w:type="dxa"/>
+              <w:left w:w="80" w:type="dxa"/>
+              <w:bottom w:w="30" w:type="dxa"/>
+              <w:right w:w="80" w:type="dxa"/>
             </w:tcMar>
           </w:tcPr>
           <w:p/>
@@ -1104,7 +1146,7 @@
           </w:tblCellMar>
         </w:tblPrEx>
         <w:trPr>
-          <w:trHeight w:val="480"/>
+          <w:trHeight w:val="260"/>
         </w:trPr>
         <w:tc>
           <w:tcPr>
@@ -1117,13 +1159,19 @@
             </w:tcBorders>
             <w:shd w:val="clear" w:color="auto" w:fill="FFFFFF"/>
             <w:tcMar>
-              <w:top w:w="80" w:type="dxa"/>
-              <w:left w:w="100" w:type="dxa"/>
-              <w:bottom w:w="80" w:type="dxa"/>
-              <w:right w:w="100" w:type="dxa"/>
+              <w:top w:w="30" w:type="dxa"/>
+              <w:left w:w="80" w:type="dxa"/>
+              <w:bottom w:w="30" w:type="dxa"/>
+              <w:right w:w="80" w:type="dxa"/>
             </w:tcMar>
           </w:tcPr>
           <w:p>
+            <w:pPr>
+              <w:rPr>
+                <w:sz w:val="16"/>
+                <w:szCs w:val="16"/>
+              </w:rPr>
+            </w:pPr>
             <w:proofErr w:type="gramStart"/>
             <w:r>
               <w:rPr>
@@ -1131,6 +1179,8 @@
                 <w:i/>
                 <w:iCs/>
                 <w:color w:val="555555"/>
+                <w:sz w:val="16"/>
+                <w:szCs w:val="16"/>
               </w:rPr>
               <w:t>Estación lavado</w:t>
             </w:r>
@@ -1141,6 +1191,8 @@
                 <w:i/>
                 <w:iCs/>
                 <w:color w:val="555555"/>
+                <w:sz w:val="16"/>
+                <w:szCs w:val="16"/>
               </w:rPr>
               <w:t xml:space="preserve"> de manos</w:t>
             </w:r>
@@ -1157,86 +1209,86 @@
             </w:tcBorders>
             <w:shd w:val="clear" w:color="auto" w:fill="FFFFFF"/>
             <w:tcMar>
-              <w:top w:w="80" w:type="dxa"/>
-              <w:left w:w="100" w:type="dxa"/>
-              <w:bottom w:w="80" w:type="dxa"/>
-              <w:right w:w="100" w:type="dxa"/>
-            </w:tcMar>
-          </w:tcPr>
-          <w:p/>
-        </w:tc>
-        <w:tc>
-          <w:tcPr>
-            <w:tcW w:w="800" w:type="pct"/>
-            <w:tcBorders>
-              <w:top w:val="single" w:sz="4" w:space="0" w:color="CCCCCC"/>
-              <w:left w:val="single" w:sz="4" w:space="0" w:color="CCCCCC"/>
-              <w:bottom w:val="single" w:sz="4" w:space="0" w:color="CCCCCC"/>
-              <w:right w:val="single" w:sz="4" w:space="0" w:color="CCCCCC"/>
-            </w:tcBorders>
-            <w:shd w:val="clear" w:color="auto" w:fill="FFFFFF"/>
-            <w:tcMar>
-              <w:top w:w="80" w:type="dxa"/>
-              <w:left w:w="100" w:type="dxa"/>
-              <w:bottom w:w="80" w:type="dxa"/>
-              <w:right w:w="100" w:type="dxa"/>
-            </w:tcMar>
-          </w:tcPr>
-          <w:p/>
-        </w:tc>
-        <w:tc>
-          <w:tcPr>
-            <w:tcW w:w="800" w:type="pct"/>
-            <w:tcBorders>
-              <w:top w:val="single" w:sz="4" w:space="0" w:color="CCCCCC"/>
-              <w:left w:val="single" w:sz="4" w:space="0" w:color="CCCCCC"/>
-              <w:bottom w:val="single" w:sz="4" w:space="0" w:color="CCCCCC"/>
-              <w:right w:val="single" w:sz="4" w:space="0" w:color="CCCCCC"/>
-            </w:tcBorders>
-            <w:shd w:val="clear" w:color="auto" w:fill="FFFFFF"/>
-            <w:tcMar>
-              <w:top w:w="80" w:type="dxa"/>
-              <w:left w:w="100" w:type="dxa"/>
-              <w:bottom w:w="80" w:type="dxa"/>
-              <w:right w:w="100" w:type="dxa"/>
-            </w:tcMar>
-          </w:tcPr>
-          <w:p/>
-        </w:tc>
-        <w:tc>
-          <w:tcPr>
-            <w:tcW w:w="800" w:type="pct"/>
-            <w:tcBorders>
-              <w:top w:val="single" w:sz="4" w:space="0" w:color="CCCCCC"/>
-              <w:left w:val="single" w:sz="4" w:space="0" w:color="CCCCCC"/>
-              <w:bottom w:val="single" w:sz="4" w:space="0" w:color="CCCCCC"/>
-              <w:right w:val="single" w:sz="4" w:space="0" w:color="CCCCCC"/>
-            </w:tcBorders>
-            <w:shd w:val="clear" w:color="auto" w:fill="FFFFFF"/>
-            <w:tcMar>
-              <w:top w:w="80" w:type="dxa"/>
-              <w:left w:w="100" w:type="dxa"/>
-              <w:bottom w:w="80" w:type="dxa"/>
-              <w:right w:w="100" w:type="dxa"/>
-            </w:tcMar>
-          </w:tcPr>
-          <w:p/>
-        </w:tc>
-        <w:tc>
-          <w:tcPr>
-            <w:tcW w:w="800" w:type="pct"/>
-            <w:tcBorders>
-              <w:top w:val="single" w:sz="4" w:space="0" w:color="CCCCCC"/>
-              <w:left w:val="single" w:sz="4" w:space="0" w:color="CCCCCC"/>
-              <w:bottom w:val="single" w:sz="4" w:space="0" w:color="CCCCCC"/>
-              <w:right w:val="single" w:sz="4" w:space="0" w:color="CCCCCC"/>
-            </w:tcBorders>
-            <w:shd w:val="clear" w:color="auto" w:fill="FFFFFF"/>
-            <w:tcMar>
-              <w:top w:w="80" w:type="dxa"/>
-              <w:left w:w="100" w:type="dxa"/>
-              <w:bottom w:w="80" w:type="dxa"/>
-              <w:right w:w="100" w:type="dxa"/>
+              <w:top w:w="30" w:type="dxa"/>
+              <w:left w:w="80" w:type="dxa"/>
+              <w:bottom w:w="30" w:type="dxa"/>
+              <w:right w:w="80" w:type="dxa"/>
+            </w:tcMar>
+          </w:tcPr>
+          <w:p/>
+        </w:tc>
+        <w:tc>
+          <w:tcPr>
+            <w:tcW w:w="800" w:type="pct"/>
+            <w:tcBorders>
+              <w:top w:val="single" w:sz="4" w:space="0" w:color="CCCCCC"/>
+              <w:left w:val="single" w:sz="4" w:space="0" w:color="CCCCCC"/>
+              <w:bottom w:val="single" w:sz="4" w:space="0" w:color="CCCCCC"/>
+              <w:right w:val="single" w:sz="4" w:space="0" w:color="CCCCCC"/>
+            </w:tcBorders>
+            <w:shd w:val="clear" w:color="auto" w:fill="FFFFFF"/>
+            <w:tcMar>
+              <w:top w:w="30" w:type="dxa"/>
+              <w:left w:w="80" w:type="dxa"/>
+              <w:bottom w:w="30" w:type="dxa"/>
+              <w:right w:w="80" w:type="dxa"/>
+            </w:tcMar>
+          </w:tcPr>
+          <w:p/>
+        </w:tc>
+        <w:tc>
+          <w:tcPr>
+            <w:tcW w:w="800" w:type="pct"/>
+            <w:tcBorders>
+              <w:top w:val="single" w:sz="4" w:space="0" w:color="CCCCCC"/>
+              <w:left w:val="single" w:sz="4" w:space="0" w:color="CCCCCC"/>
+              <w:bottom w:val="single" w:sz="4" w:space="0" w:color="CCCCCC"/>
+              <w:right w:val="single" w:sz="4" w:space="0" w:color="CCCCCC"/>
+            </w:tcBorders>
+            <w:shd w:val="clear" w:color="auto" w:fill="FFFFFF"/>
+            <w:tcMar>
+              <w:top w:w="30" w:type="dxa"/>
+              <w:left w:w="80" w:type="dxa"/>
+              <w:bottom w:w="30" w:type="dxa"/>
+              <w:right w:w="80" w:type="dxa"/>
+            </w:tcMar>
+          </w:tcPr>
+          <w:p/>
+        </w:tc>
+        <w:tc>
+          <w:tcPr>
+            <w:tcW w:w="800" w:type="pct"/>
+            <w:tcBorders>
+              <w:top w:val="single" w:sz="4" w:space="0" w:color="CCCCCC"/>
+              <w:left w:val="single" w:sz="4" w:space="0" w:color="CCCCCC"/>
+              <w:bottom w:val="single" w:sz="4" w:space="0" w:color="CCCCCC"/>
+              <w:right w:val="single" w:sz="4" w:space="0" w:color="CCCCCC"/>
+            </w:tcBorders>
+            <w:shd w:val="clear" w:color="auto" w:fill="FFFFFF"/>
+            <w:tcMar>
+              <w:top w:w="30" w:type="dxa"/>
+              <w:left w:w="80" w:type="dxa"/>
+              <w:bottom w:w="30" w:type="dxa"/>
+              <w:right w:w="80" w:type="dxa"/>
+            </w:tcMar>
+          </w:tcPr>
+          <w:p/>
+        </w:tc>
+        <w:tc>
+          <w:tcPr>
+            <w:tcW w:w="800" w:type="pct"/>
+            <w:tcBorders>
+              <w:top w:val="single" w:sz="4" w:space="0" w:color="CCCCCC"/>
+              <w:left w:val="single" w:sz="4" w:space="0" w:color="CCCCCC"/>
+              <w:bottom w:val="single" w:sz="4" w:space="0" w:color="CCCCCC"/>
+              <w:right w:val="single" w:sz="4" w:space="0" w:color="CCCCCC"/>
+            </w:tcBorders>
+            <w:shd w:val="clear" w:color="auto" w:fill="FFFFFF"/>
+            <w:tcMar>
+              <w:top w:w="30" w:type="dxa"/>
+              <w:left w:w="80" w:type="dxa"/>
+              <w:bottom w:w="30" w:type="dxa"/>
+              <w:right w:w="80" w:type="dxa"/>
             </w:tcMar>
           </w:tcPr>
           <w:p/>
@@ -1244,150 +1296,9 @@
       </w:tr>
     </w:tbl>
     <w:p/>
-    <w:p/>
-    <w:p>
-      <w:r>
-        <w:rPr>
-          <w:rFonts w:ascii="Arial" w:eastAsia="Arial" w:hAnsi="Arial" w:cs="Arial"/>
-          <w:b/>
-          <w:bCs/>
-          <w:color w:val="B22222"/>
-          <w:sz w:val="24"/>
-          <w:szCs w:val="24"/>
-        </w:rPr>
-        <w:t xml:space="preserve">ÓRALE – </w:t>
-      </w:r>
-      <w:proofErr w:type="spellStart"/>
-      <w:r>
-        <w:rPr>
-          <w:rFonts w:ascii="Arial" w:eastAsia="Arial" w:hAnsi="Arial" w:cs="Arial"/>
-          <w:b/>
-          <w:bCs/>
-          <w:color w:val="B22222"/>
-          <w:sz w:val="24"/>
-          <w:szCs w:val="24"/>
-        </w:rPr>
-        <w:t>AUTHENTIC</w:t>
-      </w:r>
-      <w:proofErr w:type="spellEnd"/>
-      <w:r>
-        <w:rPr>
-          <w:rFonts w:ascii="Arial" w:eastAsia="Arial" w:hAnsi="Arial" w:cs="Arial"/>
-          <w:b/>
-          <w:bCs/>
-          <w:color w:val="B22222"/>
-          <w:sz w:val="24"/>
-          <w:szCs w:val="24"/>
-        </w:rPr>
-        <w:t xml:space="preserve"> </w:t>
-      </w:r>
-      <w:proofErr w:type="spellStart"/>
-      <w:r>
-        <w:rPr>
-          <w:rFonts w:ascii="Arial" w:eastAsia="Arial" w:hAnsi="Arial" w:cs="Arial"/>
-          <w:b/>
-          <w:bCs/>
-          <w:color w:val="B22222"/>
-          <w:sz w:val="24"/>
-          <w:szCs w:val="24"/>
-        </w:rPr>
-        <w:t>MEXICAN</w:t>
-      </w:r>
-      <w:proofErr w:type="spellEnd"/>
-      <w:r>
-        <w:rPr>
-          <w:rFonts w:ascii="Arial" w:eastAsia="Arial" w:hAnsi="Arial" w:cs="Arial"/>
-          <w:b/>
-          <w:bCs/>
-          <w:color w:val="B22222"/>
-          <w:sz w:val="24"/>
-          <w:szCs w:val="24"/>
-        </w:rPr>
-        <w:t xml:space="preserve"> </w:t>
-      </w:r>
-      <w:proofErr w:type="spellStart"/>
-      <w:r>
-        <w:rPr>
-          <w:rFonts w:ascii="Arial" w:eastAsia="Arial" w:hAnsi="Arial" w:cs="Arial"/>
-          <w:b/>
-          <w:bCs/>
-          <w:color w:val="B22222"/>
-          <w:sz w:val="24"/>
-          <w:szCs w:val="24"/>
-        </w:rPr>
-        <w:t>FLAVOR</w:t>
-      </w:r>
-      <w:proofErr w:type="spellEnd"/>
-    </w:p>
-    <w:p>
-      <w:r>
-        <w:rPr>
-          <w:rFonts w:ascii="Arial" w:eastAsia="Arial" w:hAnsi="Arial" w:cs="Arial"/>
-          <w:b/>
-          <w:bCs/>
-          <w:color w:val="2E4053"/>
-          <w:sz w:val="24"/>
-          <w:szCs w:val="24"/>
-        </w:rPr>
-        <w:t>HACCP-06 — Registro de Limpieza y Desinfección Diaria</w:t>
-      </w:r>
-    </w:p>
     <w:p>
       <w:pPr>
         <w:spacing w:after="120"/>
-      </w:pPr>
-      <w:r>
-        <w:rPr>
-          <w:rFonts w:ascii="Arial" w:eastAsia="Arial" w:hAnsi="Arial" w:cs="Arial"/>
-          <w:color w:val="555555"/>
-        </w:rPr>
-        <w:t>Versión 1.4 · 17 de agosto de 2026</w:t>
-      </w:r>
-    </w:p>
-    <w:p>
-      <w:pPr>
-        <w:spacing w:after="200"/>
-      </w:pPr>
-      <w:r>
-        <w:rPr>
-          <w:rFonts w:ascii="Arial" w:eastAsia="Arial" w:hAnsi="Arial" w:cs="Arial"/>
-          <w:b/>
-          <w:bCs/>
-          <w:i/>
-          <w:iCs/>
-        </w:rPr>
-        <w:t xml:space="preserve">Instrucciones: </w:t>
-      </w:r>
-      <w:r>
-        <w:rPr>
-          <w:rFonts w:ascii="Arial" w:eastAsia="Arial" w:hAnsi="Arial" w:cs="Arial"/>
-          <w:i/>
-          <w:iCs/>
-        </w:rPr>
-        <w:t xml:space="preserve">Completar al cierre de cada jornada. Un formulario por día. Archivar en carpeta </w:t>
-      </w:r>
-      <w:proofErr w:type="spellStart"/>
-      <w:r>
-        <w:rPr>
-          <w:rFonts w:ascii="Arial" w:eastAsia="Arial" w:hAnsi="Arial" w:cs="Arial"/>
-          <w:i/>
-          <w:iCs/>
-        </w:rPr>
-        <w:t>HACCP</w:t>
-      </w:r>
-      <w:proofErr w:type="spellEnd"/>
-      <w:r>
-        <w:rPr>
-          <w:rFonts w:ascii="Arial" w:eastAsia="Arial" w:hAnsi="Arial" w:cs="Arial"/>
-          <w:i/>
-          <w:iCs/>
-        </w:rPr>
-        <w:t>.</w:t>
-      </w:r>
-    </w:p>
-    <w:p>
-      <w:pPr>
-        <w:spacing w:after="160"/>
       </w:pPr>
       <w:r>
         <w:rPr>
@@ -1414,12 +1325,12 @@
         <w:tblLook w:val="0000" w:firstRow="0" w:lastRow="0" w:firstColumn="0" w:lastColumn="0" w:noHBand="0" w:noVBand="0"/>
       </w:tblPr>
       <w:tblGrid>
-        <w:gridCol w:w="1819"/>
-        <w:gridCol w:w="1819"/>
-        <w:gridCol w:w="1819"/>
-        <w:gridCol w:w="1819"/>
-        <w:gridCol w:w="2001"/>
-        <w:gridCol w:w="1819"/>
+        <w:gridCol w:w="1850"/>
+        <w:gridCol w:w="1850"/>
+        <w:gridCol w:w="1849"/>
+        <w:gridCol w:w="1849"/>
+        <w:gridCol w:w="1849"/>
+        <w:gridCol w:w="1849"/>
       </w:tblGrid>
       <w:tr>
         <w:tblPrEx>
@@ -1442,16 +1353,20 @@
             </w:tcBorders>
             <w:shd w:val="clear" w:color="auto" w:fill="2E4053"/>
             <w:tcMar>
-              <w:top w:w="80" w:type="dxa"/>
-              <w:left w:w="100" w:type="dxa"/>
-              <w:bottom w:w="80" w:type="dxa"/>
-              <w:right w:w="100" w:type="dxa"/>
+              <w:top w:w="60" w:type="dxa"/>
+              <w:left w:w="80" w:type="dxa"/>
+              <w:bottom w:w="60" w:type="dxa"/>
+              <w:right w:w="80" w:type="dxa"/>
             </w:tcMar>
             <w:vAlign w:val="center"/>
           </w:tcPr>
           <w:p>
             <w:pPr>
               <w:jc w:val="center"/>
+              <w:rPr>
+                <w:sz w:val="16"/>
+                <w:szCs w:val="16"/>
+              </w:rPr>
             </w:pPr>
             <w:r>
               <w:rPr>
@@ -1459,8 +1374,8 @@
                 <w:b/>
                 <w:bCs/>
                 <w:color w:val="FFFFFF"/>
-                <w:sz w:val="24"/>
-                <w:szCs w:val="24"/>
+                <w:sz w:val="16"/>
+                <w:szCs w:val="16"/>
               </w:rPr>
               <w:t>Zona / Equipo</w:t>
             </w:r>
@@ -1477,16 +1392,20 @@
             </w:tcBorders>
             <w:shd w:val="clear" w:color="auto" w:fill="2E4053"/>
             <w:tcMar>
-              <w:top w:w="80" w:type="dxa"/>
-              <w:left w:w="100" w:type="dxa"/>
-              <w:bottom w:w="80" w:type="dxa"/>
-              <w:right w:w="100" w:type="dxa"/>
+              <w:top w:w="60" w:type="dxa"/>
+              <w:left w:w="80" w:type="dxa"/>
+              <w:bottom w:w="60" w:type="dxa"/>
+              <w:right w:w="80" w:type="dxa"/>
             </w:tcMar>
             <w:vAlign w:val="center"/>
           </w:tcPr>
           <w:p>
             <w:pPr>
               <w:jc w:val="center"/>
+              <w:rPr>
+                <w:sz w:val="16"/>
+                <w:szCs w:val="16"/>
+              </w:rPr>
             </w:pPr>
             <w:r>
               <w:rPr>
@@ -1494,8 +1413,8 @@
                 <w:b/>
                 <w:bCs/>
                 <w:color w:val="FFFFFF"/>
-                <w:sz w:val="24"/>
-                <w:szCs w:val="24"/>
+                <w:sz w:val="16"/>
+                <w:szCs w:val="16"/>
               </w:rPr>
               <w:t>Hora</w:t>
             </w:r>
@@ -1512,16 +1431,20 @@
             </w:tcBorders>
             <w:shd w:val="clear" w:color="auto" w:fill="2E4053"/>
             <w:tcMar>
-              <w:top w:w="80" w:type="dxa"/>
-              <w:left w:w="100" w:type="dxa"/>
-              <w:bottom w:w="80" w:type="dxa"/>
-              <w:right w:w="100" w:type="dxa"/>
+              <w:top w:w="60" w:type="dxa"/>
+              <w:left w:w="80" w:type="dxa"/>
+              <w:bottom w:w="60" w:type="dxa"/>
+              <w:right w:w="80" w:type="dxa"/>
             </w:tcMar>
             <w:vAlign w:val="center"/>
           </w:tcPr>
           <w:p>
             <w:pPr>
               <w:jc w:val="center"/>
+              <w:rPr>
+                <w:sz w:val="16"/>
+                <w:szCs w:val="16"/>
+              </w:rPr>
             </w:pPr>
             <w:r>
               <w:rPr>
@@ -1529,8 +1452,8 @@
                 <w:b/>
                 <w:bCs/>
                 <w:color w:val="FFFFFF"/>
-                <w:sz w:val="24"/>
-                <w:szCs w:val="24"/>
+                <w:sz w:val="16"/>
+                <w:szCs w:val="16"/>
               </w:rPr>
               <w:t>Producto usado</w:t>
             </w:r>
@@ -1547,16 +1470,20 @@
             </w:tcBorders>
             <w:shd w:val="clear" w:color="auto" w:fill="2E4053"/>
             <w:tcMar>
-              <w:top w:w="80" w:type="dxa"/>
-              <w:left w:w="100" w:type="dxa"/>
-              <w:bottom w:w="80" w:type="dxa"/>
-              <w:right w:w="100" w:type="dxa"/>
+              <w:top w:w="60" w:type="dxa"/>
+              <w:left w:w="80" w:type="dxa"/>
+              <w:bottom w:w="60" w:type="dxa"/>
+              <w:right w:w="80" w:type="dxa"/>
             </w:tcMar>
             <w:vAlign w:val="center"/>
           </w:tcPr>
           <w:p>
             <w:pPr>
               <w:jc w:val="center"/>
+              <w:rPr>
+                <w:sz w:val="16"/>
+                <w:szCs w:val="16"/>
+              </w:rPr>
             </w:pPr>
             <w:r>
               <w:rPr>
@@ -1564,8 +1491,8 @@
                 <w:b/>
                 <w:bCs/>
                 <w:color w:val="FFFFFF"/>
-                <w:sz w:val="24"/>
-                <w:szCs w:val="24"/>
+                <w:sz w:val="16"/>
+                <w:szCs w:val="16"/>
               </w:rPr>
               <w:t>¿Enjuagado? Sí/No</w:t>
             </w:r>
@@ -1582,16 +1509,20 @@
             </w:tcBorders>
             <w:shd w:val="clear" w:color="auto" w:fill="2E4053"/>
             <w:tcMar>
-              <w:top w:w="80" w:type="dxa"/>
-              <w:left w:w="100" w:type="dxa"/>
-              <w:bottom w:w="80" w:type="dxa"/>
-              <w:right w:w="100" w:type="dxa"/>
+              <w:top w:w="60" w:type="dxa"/>
+              <w:left w:w="80" w:type="dxa"/>
+              <w:bottom w:w="60" w:type="dxa"/>
+              <w:right w:w="80" w:type="dxa"/>
             </w:tcMar>
             <w:vAlign w:val="center"/>
           </w:tcPr>
           <w:p>
             <w:pPr>
               <w:jc w:val="center"/>
+              <w:rPr>
+                <w:sz w:val="16"/>
+                <w:szCs w:val="16"/>
+              </w:rPr>
             </w:pPr>
             <w:r>
               <w:rPr>
@@ -1599,8 +1530,8 @@
                 <w:b/>
                 <w:bCs/>
                 <w:color w:val="FFFFFF"/>
-                <w:sz w:val="24"/>
-                <w:szCs w:val="24"/>
+                <w:sz w:val="16"/>
+                <w:szCs w:val="16"/>
               </w:rPr>
               <w:t>¿Desinfectado? Sí/No</w:t>
             </w:r>
@@ -1617,16 +1548,20 @@
             </w:tcBorders>
             <w:shd w:val="clear" w:color="auto" w:fill="2E4053"/>
             <w:tcMar>
-              <w:top w:w="80" w:type="dxa"/>
-              <w:left w:w="100" w:type="dxa"/>
-              <w:bottom w:w="80" w:type="dxa"/>
-              <w:right w:w="100" w:type="dxa"/>
+              <w:top w:w="60" w:type="dxa"/>
+              <w:left w:w="80" w:type="dxa"/>
+              <w:bottom w:w="60" w:type="dxa"/>
+              <w:right w:w="80" w:type="dxa"/>
             </w:tcMar>
             <w:vAlign w:val="center"/>
           </w:tcPr>
           <w:p>
             <w:pPr>
               <w:jc w:val="center"/>
+              <w:rPr>
+                <w:sz w:val="16"/>
+                <w:szCs w:val="16"/>
+              </w:rPr>
             </w:pPr>
             <w:r>
               <w:rPr>
@@ -1634,8 +1569,8 @@
                 <w:b/>
                 <w:bCs/>
                 <w:color w:val="FFFFFF"/>
-                <w:sz w:val="24"/>
-                <w:szCs w:val="24"/>
+                <w:sz w:val="16"/>
+                <w:szCs w:val="16"/>
               </w:rPr>
               <w:t>Responsable / Firma</w:t>
             </w:r>
@@ -1650,7 +1585,7 @@
           </w:tblCellMar>
         </w:tblPrEx>
         <w:trPr>
-          <w:trHeight w:val="480"/>
+          <w:trHeight w:val="260"/>
         </w:trPr>
         <w:tc>
           <w:tcPr>
@@ -1663,19 +1598,27 @@
             </w:tcBorders>
             <w:shd w:val="clear" w:color="auto" w:fill="F5F5F5"/>
             <w:tcMar>
-              <w:top w:w="80" w:type="dxa"/>
-              <w:left w:w="100" w:type="dxa"/>
-              <w:bottom w:w="80" w:type="dxa"/>
-              <w:right w:w="100" w:type="dxa"/>
+              <w:top w:w="30" w:type="dxa"/>
+              <w:left w:w="80" w:type="dxa"/>
+              <w:bottom w:w="30" w:type="dxa"/>
+              <w:right w:w="80" w:type="dxa"/>
             </w:tcMar>
           </w:tcPr>
           <w:p>
+            <w:pPr>
+              <w:rPr>
+                <w:sz w:val="16"/>
+                <w:szCs w:val="16"/>
+              </w:rPr>
+            </w:pPr>
             <w:r>
               <w:rPr>
                 <w:rFonts w:ascii="Arial" w:eastAsia="Arial" w:hAnsi="Arial" w:cs="Arial"/>
                 <w:i/>
                 <w:iCs/>
                 <w:color w:val="555555"/>
+                <w:sz w:val="16"/>
+                <w:szCs w:val="16"/>
               </w:rPr>
               <w:t>Superficies cocina doméstica</w:t>
             </w:r>
@@ -1692,86 +1635,86 @@
             </w:tcBorders>
             <w:shd w:val="clear" w:color="auto" w:fill="F5F5F5"/>
             <w:tcMar>
-              <w:top w:w="80" w:type="dxa"/>
-              <w:left w:w="100" w:type="dxa"/>
-              <w:bottom w:w="80" w:type="dxa"/>
-              <w:right w:w="100" w:type="dxa"/>
-            </w:tcMar>
-          </w:tcPr>
-          <w:p/>
-        </w:tc>
-        <w:tc>
-          <w:tcPr>
-            <w:tcW w:w="800" w:type="pct"/>
-            <w:tcBorders>
-              <w:top w:val="single" w:sz="4" w:space="0" w:color="CCCCCC"/>
-              <w:left w:val="single" w:sz="4" w:space="0" w:color="CCCCCC"/>
-              <w:bottom w:val="single" w:sz="4" w:space="0" w:color="CCCCCC"/>
-              <w:right w:val="single" w:sz="4" w:space="0" w:color="CCCCCC"/>
-            </w:tcBorders>
-            <w:shd w:val="clear" w:color="auto" w:fill="F5F5F5"/>
-            <w:tcMar>
-              <w:top w:w="80" w:type="dxa"/>
-              <w:left w:w="100" w:type="dxa"/>
-              <w:bottom w:w="80" w:type="dxa"/>
-              <w:right w:w="100" w:type="dxa"/>
-            </w:tcMar>
-          </w:tcPr>
-          <w:p/>
-        </w:tc>
-        <w:tc>
-          <w:tcPr>
-            <w:tcW w:w="800" w:type="pct"/>
-            <w:tcBorders>
-              <w:top w:val="single" w:sz="4" w:space="0" w:color="CCCCCC"/>
-              <w:left w:val="single" w:sz="4" w:space="0" w:color="CCCCCC"/>
-              <w:bottom w:val="single" w:sz="4" w:space="0" w:color="CCCCCC"/>
-              <w:right w:val="single" w:sz="4" w:space="0" w:color="CCCCCC"/>
-            </w:tcBorders>
-            <w:shd w:val="clear" w:color="auto" w:fill="F5F5F5"/>
-            <w:tcMar>
-              <w:top w:w="80" w:type="dxa"/>
-              <w:left w:w="100" w:type="dxa"/>
-              <w:bottom w:w="80" w:type="dxa"/>
-              <w:right w:w="100" w:type="dxa"/>
-            </w:tcMar>
-          </w:tcPr>
-          <w:p/>
-        </w:tc>
-        <w:tc>
-          <w:tcPr>
-            <w:tcW w:w="800" w:type="pct"/>
-            <w:tcBorders>
-              <w:top w:val="single" w:sz="4" w:space="0" w:color="CCCCCC"/>
-              <w:left w:val="single" w:sz="4" w:space="0" w:color="CCCCCC"/>
-              <w:bottom w:val="single" w:sz="4" w:space="0" w:color="CCCCCC"/>
-              <w:right w:val="single" w:sz="4" w:space="0" w:color="CCCCCC"/>
-            </w:tcBorders>
-            <w:shd w:val="clear" w:color="auto" w:fill="F5F5F5"/>
-            <w:tcMar>
-              <w:top w:w="80" w:type="dxa"/>
-              <w:left w:w="100" w:type="dxa"/>
-              <w:bottom w:w="80" w:type="dxa"/>
-              <w:right w:w="100" w:type="dxa"/>
-            </w:tcMar>
-          </w:tcPr>
-          <w:p/>
-        </w:tc>
-        <w:tc>
-          <w:tcPr>
-            <w:tcW w:w="800" w:type="pct"/>
-            <w:tcBorders>
-              <w:top w:val="single" w:sz="4" w:space="0" w:color="CCCCCC"/>
-              <w:left w:val="single" w:sz="4" w:space="0" w:color="CCCCCC"/>
-              <w:bottom w:val="single" w:sz="4" w:space="0" w:color="CCCCCC"/>
-              <w:right w:val="single" w:sz="4" w:space="0" w:color="CCCCCC"/>
-            </w:tcBorders>
-            <w:shd w:val="clear" w:color="auto" w:fill="F5F5F5"/>
-            <w:tcMar>
-              <w:top w:w="80" w:type="dxa"/>
-              <w:left w:w="100" w:type="dxa"/>
-              <w:bottom w:w="80" w:type="dxa"/>
-              <w:right w:w="100" w:type="dxa"/>
+              <w:top w:w="30" w:type="dxa"/>
+              <w:left w:w="80" w:type="dxa"/>
+              <w:bottom w:w="30" w:type="dxa"/>
+              <w:right w:w="80" w:type="dxa"/>
+            </w:tcMar>
+          </w:tcPr>
+          <w:p/>
+        </w:tc>
+        <w:tc>
+          <w:tcPr>
+            <w:tcW w:w="800" w:type="pct"/>
+            <w:tcBorders>
+              <w:top w:val="single" w:sz="4" w:space="0" w:color="CCCCCC"/>
+              <w:left w:val="single" w:sz="4" w:space="0" w:color="CCCCCC"/>
+              <w:bottom w:val="single" w:sz="4" w:space="0" w:color="CCCCCC"/>
+              <w:right w:val="single" w:sz="4" w:space="0" w:color="CCCCCC"/>
+            </w:tcBorders>
+            <w:shd w:val="clear" w:color="auto" w:fill="F5F5F5"/>
+            <w:tcMar>
+              <w:top w:w="30" w:type="dxa"/>
+              <w:left w:w="80" w:type="dxa"/>
+              <w:bottom w:w="30" w:type="dxa"/>
+              <w:right w:w="80" w:type="dxa"/>
+            </w:tcMar>
+          </w:tcPr>
+          <w:p/>
+        </w:tc>
+        <w:tc>
+          <w:tcPr>
+            <w:tcW w:w="800" w:type="pct"/>
+            <w:tcBorders>
+              <w:top w:val="single" w:sz="4" w:space="0" w:color="CCCCCC"/>
+              <w:left w:val="single" w:sz="4" w:space="0" w:color="CCCCCC"/>
+              <w:bottom w:val="single" w:sz="4" w:space="0" w:color="CCCCCC"/>
+              <w:right w:val="single" w:sz="4" w:space="0" w:color="CCCCCC"/>
+            </w:tcBorders>
+            <w:shd w:val="clear" w:color="auto" w:fill="F5F5F5"/>
+            <w:tcMar>
+              <w:top w:w="30" w:type="dxa"/>
+              <w:left w:w="80" w:type="dxa"/>
+              <w:bottom w:w="30" w:type="dxa"/>
+              <w:right w:w="80" w:type="dxa"/>
+            </w:tcMar>
+          </w:tcPr>
+          <w:p/>
+        </w:tc>
+        <w:tc>
+          <w:tcPr>
+            <w:tcW w:w="800" w:type="pct"/>
+            <w:tcBorders>
+              <w:top w:val="single" w:sz="4" w:space="0" w:color="CCCCCC"/>
+              <w:left w:val="single" w:sz="4" w:space="0" w:color="CCCCCC"/>
+              <w:bottom w:val="single" w:sz="4" w:space="0" w:color="CCCCCC"/>
+              <w:right w:val="single" w:sz="4" w:space="0" w:color="CCCCCC"/>
+            </w:tcBorders>
+            <w:shd w:val="clear" w:color="auto" w:fill="F5F5F5"/>
+            <w:tcMar>
+              <w:top w:w="30" w:type="dxa"/>
+              <w:left w:w="80" w:type="dxa"/>
+              <w:bottom w:w="30" w:type="dxa"/>
+              <w:right w:w="80" w:type="dxa"/>
+            </w:tcMar>
+          </w:tcPr>
+          <w:p/>
+        </w:tc>
+        <w:tc>
+          <w:tcPr>
+            <w:tcW w:w="800" w:type="pct"/>
+            <w:tcBorders>
+              <w:top w:val="single" w:sz="4" w:space="0" w:color="CCCCCC"/>
+              <w:left w:val="single" w:sz="4" w:space="0" w:color="CCCCCC"/>
+              <w:bottom w:val="single" w:sz="4" w:space="0" w:color="CCCCCC"/>
+              <w:right w:val="single" w:sz="4" w:space="0" w:color="CCCCCC"/>
+            </w:tcBorders>
+            <w:shd w:val="clear" w:color="auto" w:fill="F5F5F5"/>
+            <w:tcMar>
+              <w:top w:w="30" w:type="dxa"/>
+              <w:left w:w="80" w:type="dxa"/>
+              <w:bottom w:w="30" w:type="dxa"/>
+              <w:right w:w="80" w:type="dxa"/>
             </w:tcMar>
           </w:tcPr>
           <w:p/>
@@ -1785,7 +1728,7 @@
           </w:tblCellMar>
         </w:tblPrEx>
         <w:trPr>
-          <w:trHeight w:val="480"/>
+          <w:trHeight w:val="260"/>
         </w:trPr>
         <w:tc>
           <w:tcPr>
@@ -1798,19 +1741,27 @@
             </w:tcBorders>
             <w:shd w:val="clear" w:color="auto" w:fill="FFFFFF"/>
             <w:tcMar>
-              <w:top w:w="80" w:type="dxa"/>
-              <w:left w:w="100" w:type="dxa"/>
-              <w:bottom w:w="80" w:type="dxa"/>
-              <w:right w:w="100" w:type="dxa"/>
+              <w:top w:w="30" w:type="dxa"/>
+              <w:left w:w="80" w:type="dxa"/>
+              <w:bottom w:w="30" w:type="dxa"/>
+              <w:right w:w="80" w:type="dxa"/>
             </w:tcMar>
           </w:tcPr>
           <w:p>
+            <w:pPr>
+              <w:rPr>
+                <w:sz w:val="16"/>
+                <w:szCs w:val="16"/>
+              </w:rPr>
+            </w:pPr>
             <w:r>
               <w:rPr>
                 <w:rFonts w:ascii="Arial" w:eastAsia="Arial" w:hAnsi="Arial" w:cs="Arial"/>
                 <w:i/>
                 <w:iCs/>
                 <w:color w:val="555555"/>
+                <w:sz w:val="16"/>
+                <w:szCs w:val="16"/>
               </w:rPr>
               <w:t>Estufa y extractor</w:t>
             </w:r>
@@ -1827,86 +1778,86 @@
             </w:tcBorders>
             <w:shd w:val="clear" w:color="auto" w:fill="FFFFFF"/>
             <w:tcMar>
-              <w:top w:w="80" w:type="dxa"/>
-              <w:left w:w="100" w:type="dxa"/>
-              <w:bottom w:w="80" w:type="dxa"/>
-              <w:right w:w="100" w:type="dxa"/>
-            </w:tcMar>
-          </w:tcPr>
-          <w:p/>
-        </w:tc>
-        <w:tc>
-          <w:tcPr>
-            <w:tcW w:w="800" w:type="pct"/>
-            <w:tcBorders>
-              <w:top w:val="single" w:sz="4" w:space="0" w:color="CCCCCC"/>
-              <w:left w:val="single" w:sz="4" w:space="0" w:color="CCCCCC"/>
-              <w:bottom w:val="single" w:sz="4" w:space="0" w:color="CCCCCC"/>
-              <w:right w:val="single" w:sz="4" w:space="0" w:color="CCCCCC"/>
-            </w:tcBorders>
-            <w:shd w:val="clear" w:color="auto" w:fill="FFFFFF"/>
-            <w:tcMar>
-              <w:top w:w="80" w:type="dxa"/>
-              <w:left w:w="100" w:type="dxa"/>
-              <w:bottom w:w="80" w:type="dxa"/>
-              <w:right w:w="100" w:type="dxa"/>
-            </w:tcMar>
-          </w:tcPr>
-          <w:p/>
-        </w:tc>
-        <w:tc>
-          <w:tcPr>
-            <w:tcW w:w="800" w:type="pct"/>
-            <w:tcBorders>
-              <w:top w:val="single" w:sz="4" w:space="0" w:color="CCCCCC"/>
-              <w:left w:val="single" w:sz="4" w:space="0" w:color="CCCCCC"/>
-              <w:bottom w:val="single" w:sz="4" w:space="0" w:color="CCCCCC"/>
-              <w:right w:val="single" w:sz="4" w:space="0" w:color="CCCCCC"/>
-            </w:tcBorders>
-            <w:shd w:val="clear" w:color="auto" w:fill="FFFFFF"/>
-            <w:tcMar>
-              <w:top w:w="80" w:type="dxa"/>
-              <w:left w:w="100" w:type="dxa"/>
-              <w:bottom w:w="80" w:type="dxa"/>
-              <w:right w:w="100" w:type="dxa"/>
-            </w:tcMar>
-          </w:tcPr>
-          <w:p/>
-        </w:tc>
-        <w:tc>
-          <w:tcPr>
-            <w:tcW w:w="800" w:type="pct"/>
-            <w:tcBorders>
-              <w:top w:val="single" w:sz="4" w:space="0" w:color="CCCCCC"/>
-              <w:left w:val="single" w:sz="4" w:space="0" w:color="CCCCCC"/>
-              <w:bottom w:val="single" w:sz="4" w:space="0" w:color="CCCCCC"/>
-              <w:right w:val="single" w:sz="4" w:space="0" w:color="CCCCCC"/>
-            </w:tcBorders>
-            <w:shd w:val="clear" w:color="auto" w:fill="FFFFFF"/>
-            <w:tcMar>
-              <w:top w:w="80" w:type="dxa"/>
-              <w:left w:w="100" w:type="dxa"/>
-              <w:bottom w:w="80" w:type="dxa"/>
-              <w:right w:w="100" w:type="dxa"/>
-            </w:tcMar>
-          </w:tcPr>
-          <w:p/>
-        </w:tc>
-        <w:tc>
-          <w:tcPr>
-            <w:tcW w:w="800" w:type="pct"/>
-            <w:tcBorders>
-              <w:top w:val="single" w:sz="4" w:space="0" w:color="CCCCCC"/>
-              <w:left w:val="single" w:sz="4" w:space="0" w:color="CCCCCC"/>
-              <w:bottom w:val="single" w:sz="4" w:space="0" w:color="CCCCCC"/>
-              <w:right w:val="single" w:sz="4" w:space="0" w:color="CCCCCC"/>
-            </w:tcBorders>
-            <w:shd w:val="clear" w:color="auto" w:fill="FFFFFF"/>
-            <w:tcMar>
-              <w:top w:w="80" w:type="dxa"/>
-              <w:left w:w="100" w:type="dxa"/>
-              <w:bottom w:w="80" w:type="dxa"/>
-              <w:right w:w="100" w:type="dxa"/>
+              <w:top w:w="30" w:type="dxa"/>
+              <w:left w:w="80" w:type="dxa"/>
+              <w:bottom w:w="30" w:type="dxa"/>
+              <w:right w:w="80" w:type="dxa"/>
+            </w:tcMar>
+          </w:tcPr>
+          <w:p/>
+        </w:tc>
+        <w:tc>
+          <w:tcPr>
+            <w:tcW w:w="800" w:type="pct"/>
+            <w:tcBorders>
+              <w:top w:val="single" w:sz="4" w:space="0" w:color="CCCCCC"/>
+              <w:left w:val="single" w:sz="4" w:space="0" w:color="CCCCCC"/>
+              <w:bottom w:val="single" w:sz="4" w:space="0" w:color="CCCCCC"/>
+              <w:right w:val="single" w:sz="4" w:space="0" w:color="CCCCCC"/>
+            </w:tcBorders>
+            <w:shd w:val="clear" w:color="auto" w:fill="FFFFFF"/>
+            <w:tcMar>
+              <w:top w:w="30" w:type="dxa"/>
+              <w:left w:w="80" w:type="dxa"/>
+              <w:bottom w:w="30" w:type="dxa"/>
+              <w:right w:w="80" w:type="dxa"/>
+            </w:tcMar>
+          </w:tcPr>
+          <w:p/>
+        </w:tc>
+        <w:tc>
+          <w:tcPr>
+            <w:tcW w:w="800" w:type="pct"/>
+            <w:tcBorders>
+              <w:top w:val="single" w:sz="4" w:space="0" w:color="CCCCCC"/>
+              <w:left w:val="single" w:sz="4" w:space="0" w:color="CCCCCC"/>
+              <w:bottom w:val="single" w:sz="4" w:space="0" w:color="CCCCCC"/>
+              <w:right w:val="single" w:sz="4" w:space="0" w:color="CCCCCC"/>
+            </w:tcBorders>
+            <w:shd w:val="clear" w:color="auto" w:fill="FFFFFF"/>
+            <w:tcMar>
+              <w:top w:w="30" w:type="dxa"/>
+              <w:left w:w="80" w:type="dxa"/>
+              <w:bottom w:w="30" w:type="dxa"/>
+              <w:right w:w="80" w:type="dxa"/>
+            </w:tcMar>
+          </w:tcPr>
+          <w:p/>
+        </w:tc>
+        <w:tc>
+          <w:tcPr>
+            <w:tcW w:w="800" w:type="pct"/>
+            <w:tcBorders>
+              <w:top w:val="single" w:sz="4" w:space="0" w:color="CCCCCC"/>
+              <w:left w:val="single" w:sz="4" w:space="0" w:color="CCCCCC"/>
+              <w:bottom w:val="single" w:sz="4" w:space="0" w:color="CCCCCC"/>
+              <w:right w:val="single" w:sz="4" w:space="0" w:color="CCCCCC"/>
+            </w:tcBorders>
+            <w:shd w:val="clear" w:color="auto" w:fill="FFFFFF"/>
+            <w:tcMar>
+              <w:top w:w="30" w:type="dxa"/>
+              <w:left w:w="80" w:type="dxa"/>
+              <w:bottom w:w="30" w:type="dxa"/>
+              <w:right w:w="80" w:type="dxa"/>
+            </w:tcMar>
+          </w:tcPr>
+          <w:p/>
+        </w:tc>
+        <w:tc>
+          <w:tcPr>
+            <w:tcW w:w="800" w:type="pct"/>
+            <w:tcBorders>
+              <w:top w:val="single" w:sz="4" w:space="0" w:color="CCCCCC"/>
+              <w:left w:val="single" w:sz="4" w:space="0" w:color="CCCCCC"/>
+              <w:bottom w:val="single" w:sz="4" w:space="0" w:color="CCCCCC"/>
+              <w:right w:val="single" w:sz="4" w:space="0" w:color="CCCCCC"/>
+            </w:tcBorders>
+            <w:shd w:val="clear" w:color="auto" w:fill="FFFFFF"/>
+            <w:tcMar>
+              <w:top w:w="30" w:type="dxa"/>
+              <w:left w:w="80" w:type="dxa"/>
+              <w:bottom w:w="30" w:type="dxa"/>
+              <w:right w:w="80" w:type="dxa"/>
             </w:tcMar>
           </w:tcPr>
           <w:p/>
@@ -1920,7 +1871,7 @@
           </w:tblCellMar>
         </w:tblPrEx>
         <w:trPr>
-          <w:trHeight w:val="480"/>
+          <w:trHeight w:val="260"/>
         </w:trPr>
         <w:tc>
           <w:tcPr>
@@ -1933,19 +1884,27 @@
             </w:tcBorders>
             <w:shd w:val="clear" w:color="auto" w:fill="F5F5F5"/>
             <w:tcMar>
-              <w:top w:w="80" w:type="dxa"/>
-              <w:left w:w="100" w:type="dxa"/>
-              <w:bottom w:w="80" w:type="dxa"/>
-              <w:right w:w="100" w:type="dxa"/>
+              <w:top w:w="30" w:type="dxa"/>
+              <w:left w:w="80" w:type="dxa"/>
+              <w:bottom w:w="30" w:type="dxa"/>
+              <w:right w:w="80" w:type="dxa"/>
             </w:tcMar>
           </w:tcPr>
           <w:p>
+            <w:pPr>
+              <w:rPr>
+                <w:sz w:val="16"/>
+                <w:szCs w:val="16"/>
+              </w:rPr>
+            </w:pPr>
             <w:r>
               <w:rPr>
                 <w:rFonts w:ascii="Arial" w:eastAsia="Arial" w:hAnsi="Arial" w:cs="Arial"/>
                 <w:i/>
                 <w:iCs/>
                 <w:color w:val="555555"/>
+                <w:sz w:val="16"/>
+                <w:szCs w:val="16"/>
               </w:rPr>
               <w:t>Tablas de corte</w:t>
             </w:r>
@@ -1962,86 +1921,86 @@
             </w:tcBorders>
             <w:shd w:val="clear" w:color="auto" w:fill="F5F5F5"/>
             <w:tcMar>
-              <w:top w:w="80" w:type="dxa"/>
-              <w:left w:w="100" w:type="dxa"/>
-              <w:bottom w:w="80" w:type="dxa"/>
-              <w:right w:w="100" w:type="dxa"/>
-            </w:tcMar>
-          </w:tcPr>
-          <w:p/>
-        </w:tc>
-        <w:tc>
-          <w:tcPr>
-            <w:tcW w:w="800" w:type="pct"/>
-            <w:tcBorders>
-              <w:top w:val="single" w:sz="4" w:space="0" w:color="CCCCCC"/>
-              <w:left w:val="single" w:sz="4" w:space="0" w:color="CCCCCC"/>
-              <w:bottom w:val="single" w:sz="4" w:space="0" w:color="CCCCCC"/>
-              <w:right w:val="single" w:sz="4" w:space="0" w:color="CCCCCC"/>
-            </w:tcBorders>
-            <w:shd w:val="clear" w:color="auto" w:fill="F5F5F5"/>
-            <w:tcMar>
-              <w:top w:w="80" w:type="dxa"/>
-              <w:left w:w="100" w:type="dxa"/>
-              <w:bottom w:w="80" w:type="dxa"/>
-              <w:right w:w="100" w:type="dxa"/>
-            </w:tcMar>
-          </w:tcPr>
-          <w:p/>
-        </w:tc>
-        <w:tc>
-          <w:tcPr>
-            <w:tcW w:w="800" w:type="pct"/>
-            <w:tcBorders>
-              <w:top w:val="single" w:sz="4" w:space="0" w:color="CCCCCC"/>
-              <w:left w:val="single" w:sz="4" w:space="0" w:color="CCCCCC"/>
-              <w:bottom w:val="single" w:sz="4" w:space="0" w:color="CCCCCC"/>
-              <w:right w:val="single" w:sz="4" w:space="0" w:color="CCCCCC"/>
-            </w:tcBorders>
-            <w:shd w:val="clear" w:color="auto" w:fill="F5F5F5"/>
-            <w:tcMar>
-              <w:top w:w="80" w:type="dxa"/>
-              <w:left w:w="100" w:type="dxa"/>
-              <w:bottom w:w="80" w:type="dxa"/>
-              <w:right w:w="100" w:type="dxa"/>
-            </w:tcMar>
-          </w:tcPr>
-          <w:p/>
-        </w:tc>
-        <w:tc>
-          <w:tcPr>
-            <w:tcW w:w="800" w:type="pct"/>
-            <w:tcBorders>
-              <w:top w:val="single" w:sz="4" w:space="0" w:color="CCCCCC"/>
-              <w:left w:val="single" w:sz="4" w:space="0" w:color="CCCCCC"/>
-              <w:bottom w:val="single" w:sz="4" w:space="0" w:color="CCCCCC"/>
-              <w:right w:val="single" w:sz="4" w:space="0" w:color="CCCCCC"/>
-            </w:tcBorders>
-            <w:shd w:val="clear" w:color="auto" w:fill="F5F5F5"/>
-            <w:tcMar>
-              <w:top w:w="80" w:type="dxa"/>
-              <w:left w:w="100" w:type="dxa"/>
-              <w:bottom w:w="80" w:type="dxa"/>
-              <w:right w:w="100" w:type="dxa"/>
-            </w:tcMar>
-          </w:tcPr>
-          <w:p/>
-        </w:tc>
-        <w:tc>
-          <w:tcPr>
-            <w:tcW w:w="800" w:type="pct"/>
-            <w:tcBorders>
-              <w:top w:val="single" w:sz="4" w:space="0" w:color="CCCCCC"/>
-              <w:left w:val="single" w:sz="4" w:space="0" w:color="CCCCCC"/>
-              <w:bottom w:val="single" w:sz="4" w:space="0" w:color="CCCCCC"/>
-              <w:right w:val="single" w:sz="4" w:space="0" w:color="CCCCCC"/>
-            </w:tcBorders>
-            <w:shd w:val="clear" w:color="auto" w:fill="F5F5F5"/>
-            <w:tcMar>
-              <w:top w:w="80" w:type="dxa"/>
-              <w:left w:w="100" w:type="dxa"/>
-              <w:bottom w:w="80" w:type="dxa"/>
-              <w:right w:w="100" w:type="dxa"/>
+              <w:top w:w="30" w:type="dxa"/>
+              <w:left w:w="80" w:type="dxa"/>
+              <w:bottom w:w="30" w:type="dxa"/>
+              <w:right w:w="80" w:type="dxa"/>
+            </w:tcMar>
+          </w:tcPr>
+          <w:p/>
+        </w:tc>
+        <w:tc>
+          <w:tcPr>
+            <w:tcW w:w="800" w:type="pct"/>
+            <w:tcBorders>
+              <w:top w:val="single" w:sz="4" w:space="0" w:color="CCCCCC"/>
+              <w:left w:val="single" w:sz="4" w:space="0" w:color="CCCCCC"/>
+              <w:bottom w:val="single" w:sz="4" w:space="0" w:color="CCCCCC"/>
+              <w:right w:val="single" w:sz="4" w:space="0" w:color="CCCCCC"/>
+            </w:tcBorders>
+            <w:shd w:val="clear" w:color="auto" w:fill="F5F5F5"/>
+            <w:tcMar>
+              <w:top w:w="30" w:type="dxa"/>
+              <w:left w:w="80" w:type="dxa"/>
+              <w:bottom w:w="30" w:type="dxa"/>
+              <w:right w:w="80" w:type="dxa"/>
+            </w:tcMar>
+          </w:tcPr>
+          <w:p/>
+        </w:tc>
+        <w:tc>
+          <w:tcPr>
+            <w:tcW w:w="800" w:type="pct"/>
+            <w:tcBorders>
+              <w:top w:val="single" w:sz="4" w:space="0" w:color="CCCCCC"/>
+              <w:left w:val="single" w:sz="4" w:space="0" w:color="CCCCCC"/>
+              <w:bottom w:val="single" w:sz="4" w:space="0" w:color="CCCCCC"/>
+              <w:right w:val="single" w:sz="4" w:space="0" w:color="CCCCCC"/>
+            </w:tcBorders>
+            <w:shd w:val="clear" w:color="auto" w:fill="F5F5F5"/>
+            <w:tcMar>
+              <w:top w:w="30" w:type="dxa"/>
+              <w:left w:w="80" w:type="dxa"/>
+              <w:bottom w:w="30" w:type="dxa"/>
+              <w:right w:w="80" w:type="dxa"/>
+            </w:tcMar>
+          </w:tcPr>
+          <w:p/>
+        </w:tc>
+        <w:tc>
+          <w:tcPr>
+            <w:tcW w:w="800" w:type="pct"/>
+            <w:tcBorders>
+              <w:top w:val="single" w:sz="4" w:space="0" w:color="CCCCCC"/>
+              <w:left w:val="single" w:sz="4" w:space="0" w:color="CCCCCC"/>
+              <w:bottom w:val="single" w:sz="4" w:space="0" w:color="CCCCCC"/>
+              <w:right w:val="single" w:sz="4" w:space="0" w:color="CCCCCC"/>
+            </w:tcBorders>
+            <w:shd w:val="clear" w:color="auto" w:fill="F5F5F5"/>
+            <w:tcMar>
+              <w:top w:w="30" w:type="dxa"/>
+              <w:left w:w="80" w:type="dxa"/>
+              <w:bottom w:w="30" w:type="dxa"/>
+              <w:right w:w="80" w:type="dxa"/>
+            </w:tcMar>
+          </w:tcPr>
+          <w:p/>
+        </w:tc>
+        <w:tc>
+          <w:tcPr>
+            <w:tcW w:w="800" w:type="pct"/>
+            <w:tcBorders>
+              <w:top w:val="single" w:sz="4" w:space="0" w:color="CCCCCC"/>
+              <w:left w:val="single" w:sz="4" w:space="0" w:color="CCCCCC"/>
+              <w:bottom w:val="single" w:sz="4" w:space="0" w:color="CCCCCC"/>
+              <w:right w:val="single" w:sz="4" w:space="0" w:color="CCCCCC"/>
+            </w:tcBorders>
+            <w:shd w:val="clear" w:color="auto" w:fill="F5F5F5"/>
+            <w:tcMar>
+              <w:top w:w="30" w:type="dxa"/>
+              <w:left w:w="80" w:type="dxa"/>
+              <w:bottom w:w="30" w:type="dxa"/>
+              <w:right w:w="80" w:type="dxa"/>
             </w:tcMar>
           </w:tcPr>
           <w:p/>
@@ -2055,7 +2014,7 @@
           </w:tblCellMar>
         </w:tblPrEx>
         <w:trPr>
-          <w:trHeight w:val="480"/>
+          <w:trHeight w:val="260"/>
         </w:trPr>
         <w:tc>
           <w:tcPr>
@@ -2068,13 +2027,19 @@
             </w:tcBorders>
             <w:shd w:val="clear" w:color="auto" w:fill="FFFFFF"/>
             <w:tcMar>
-              <w:top w:w="80" w:type="dxa"/>
-              <w:left w:w="100" w:type="dxa"/>
-              <w:bottom w:w="80" w:type="dxa"/>
-              <w:right w:w="100" w:type="dxa"/>
+              <w:top w:w="30" w:type="dxa"/>
+              <w:left w:w="80" w:type="dxa"/>
+              <w:bottom w:w="30" w:type="dxa"/>
+              <w:right w:w="80" w:type="dxa"/>
             </w:tcMar>
           </w:tcPr>
           <w:p>
+            <w:pPr>
+              <w:rPr>
+                <w:sz w:val="16"/>
+                <w:szCs w:val="16"/>
+              </w:rPr>
+            </w:pPr>
             <w:proofErr w:type="spellStart"/>
             <w:r>
               <w:rPr>
@@ -2082,6 +2047,8 @@
                 <w:i/>
                 <w:iCs/>
                 <w:color w:val="555555"/>
+                <w:sz w:val="16"/>
+                <w:szCs w:val="16"/>
               </w:rPr>
               <w:t>Chafing</w:t>
             </w:r>
@@ -2092,6 +2059,8 @@
                 <w:i/>
                 <w:iCs/>
                 <w:color w:val="555555"/>
+                <w:sz w:val="16"/>
+                <w:szCs w:val="16"/>
               </w:rPr>
               <w:t xml:space="preserve"> </w:t>
             </w:r>
@@ -2102,6 +2071,8 @@
                 <w:i/>
                 <w:iCs/>
                 <w:color w:val="555555"/>
+                <w:sz w:val="16"/>
+                <w:szCs w:val="16"/>
               </w:rPr>
               <w:t>dishes</w:t>
             </w:r>
@@ -2119,86 +2090,86 @@
             </w:tcBorders>
             <w:shd w:val="clear" w:color="auto" w:fill="FFFFFF"/>
             <w:tcMar>
-              <w:top w:w="80" w:type="dxa"/>
-              <w:left w:w="100" w:type="dxa"/>
-              <w:bottom w:w="80" w:type="dxa"/>
-              <w:right w:w="100" w:type="dxa"/>
-            </w:tcMar>
-          </w:tcPr>
-          <w:p/>
-        </w:tc>
-        <w:tc>
-          <w:tcPr>
-            <w:tcW w:w="800" w:type="pct"/>
-            <w:tcBorders>
-              <w:top w:val="single" w:sz="4" w:space="0" w:color="CCCCCC"/>
-              <w:left w:val="single" w:sz="4" w:space="0" w:color="CCCCCC"/>
-              <w:bottom w:val="single" w:sz="4" w:space="0" w:color="CCCCCC"/>
-              <w:right w:val="single" w:sz="4" w:space="0" w:color="CCCCCC"/>
-            </w:tcBorders>
-            <w:shd w:val="clear" w:color="auto" w:fill="FFFFFF"/>
-            <w:tcMar>
-              <w:top w:w="80" w:type="dxa"/>
-              <w:left w:w="100" w:type="dxa"/>
-              <w:bottom w:w="80" w:type="dxa"/>
-              <w:right w:w="100" w:type="dxa"/>
-            </w:tcMar>
-          </w:tcPr>
-          <w:p/>
-        </w:tc>
-        <w:tc>
-          <w:tcPr>
-            <w:tcW w:w="800" w:type="pct"/>
-            <w:tcBorders>
-              <w:top w:val="single" w:sz="4" w:space="0" w:color="CCCCCC"/>
-              <w:left w:val="single" w:sz="4" w:space="0" w:color="CCCCCC"/>
-              <w:bottom w:val="single" w:sz="4" w:space="0" w:color="CCCCCC"/>
-              <w:right w:val="single" w:sz="4" w:space="0" w:color="CCCCCC"/>
-            </w:tcBorders>
-            <w:shd w:val="clear" w:color="auto" w:fill="FFFFFF"/>
-            <w:tcMar>
-              <w:top w:w="80" w:type="dxa"/>
-              <w:left w:w="100" w:type="dxa"/>
-              <w:bottom w:w="80" w:type="dxa"/>
-              <w:right w:w="100" w:type="dxa"/>
-            </w:tcMar>
-          </w:tcPr>
-          <w:p/>
-        </w:tc>
-        <w:tc>
-          <w:tcPr>
-            <w:tcW w:w="800" w:type="pct"/>
-            <w:tcBorders>
-              <w:top w:val="single" w:sz="4" w:space="0" w:color="CCCCCC"/>
-              <w:left w:val="single" w:sz="4" w:space="0" w:color="CCCCCC"/>
-              <w:bottom w:val="single" w:sz="4" w:space="0" w:color="CCCCCC"/>
-              <w:right w:val="single" w:sz="4" w:space="0" w:color="CCCCCC"/>
-            </w:tcBorders>
-            <w:shd w:val="clear" w:color="auto" w:fill="FFFFFF"/>
-            <w:tcMar>
-              <w:top w:w="80" w:type="dxa"/>
-              <w:left w:w="100" w:type="dxa"/>
-              <w:bottom w:w="80" w:type="dxa"/>
-              <w:right w:w="100" w:type="dxa"/>
-            </w:tcMar>
-          </w:tcPr>
-          <w:p/>
-        </w:tc>
-        <w:tc>
-          <w:tcPr>
-            <w:tcW w:w="800" w:type="pct"/>
-            <w:tcBorders>
-              <w:top w:val="single" w:sz="4" w:space="0" w:color="CCCCCC"/>
-              <w:left w:val="single" w:sz="4" w:space="0" w:color="CCCCCC"/>
-              <w:bottom w:val="single" w:sz="4" w:space="0" w:color="CCCCCC"/>
-              <w:right w:val="single" w:sz="4" w:space="0" w:color="CCCCCC"/>
-            </w:tcBorders>
-            <w:shd w:val="clear" w:color="auto" w:fill="FFFFFF"/>
-            <w:tcMar>
-              <w:top w:w="80" w:type="dxa"/>
-              <w:left w:w="100" w:type="dxa"/>
-              <w:bottom w:w="80" w:type="dxa"/>
-              <w:right w:w="100" w:type="dxa"/>
+              <w:top w:w="30" w:type="dxa"/>
+              <w:left w:w="80" w:type="dxa"/>
+              <w:bottom w:w="30" w:type="dxa"/>
+              <w:right w:w="80" w:type="dxa"/>
+            </w:tcMar>
+          </w:tcPr>
+          <w:p/>
+        </w:tc>
+        <w:tc>
+          <w:tcPr>
+            <w:tcW w:w="800" w:type="pct"/>
+            <w:tcBorders>
+              <w:top w:val="single" w:sz="4" w:space="0" w:color="CCCCCC"/>
+              <w:left w:val="single" w:sz="4" w:space="0" w:color="CCCCCC"/>
+              <w:bottom w:val="single" w:sz="4" w:space="0" w:color="CCCCCC"/>
+              <w:right w:val="single" w:sz="4" w:space="0" w:color="CCCCCC"/>
+            </w:tcBorders>
+            <w:shd w:val="clear" w:color="auto" w:fill="FFFFFF"/>
+            <w:tcMar>
+              <w:top w:w="30" w:type="dxa"/>
+              <w:left w:w="80" w:type="dxa"/>
+              <w:bottom w:w="30" w:type="dxa"/>
+              <w:right w:w="80" w:type="dxa"/>
+            </w:tcMar>
+          </w:tcPr>
+          <w:p/>
+        </w:tc>
+        <w:tc>
+          <w:tcPr>
+            <w:tcW w:w="800" w:type="pct"/>
+            <w:tcBorders>
+              <w:top w:val="single" w:sz="4" w:space="0" w:color="CCCCCC"/>
+              <w:left w:val="single" w:sz="4" w:space="0" w:color="CCCCCC"/>
+              <w:bottom w:val="single" w:sz="4" w:space="0" w:color="CCCCCC"/>
+              <w:right w:val="single" w:sz="4" w:space="0" w:color="CCCCCC"/>
+            </w:tcBorders>
+            <w:shd w:val="clear" w:color="auto" w:fill="FFFFFF"/>
+            <w:tcMar>
+              <w:top w:w="30" w:type="dxa"/>
+              <w:left w:w="80" w:type="dxa"/>
+              <w:bottom w:w="30" w:type="dxa"/>
+              <w:right w:w="80" w:type="dxa"/>
+            </w:tcMar>
+          </w:tcPr>
+          <w:p/>
+        </w:tc>
+        <w:tc>
+          <w:tcPr>
+            <w:tcW w:w="800" w:type="pct"/>
+            <w:tcBorders>
+              <w:top w:val="single" w:sz="4" w:space="0" w:color="CCCCCC"/>
+              <w:left w:val="single" w:sz="4" w:space="0" w:color="CCCCCC"/>
+              <w:bottom w:val="single" w:sz="4" w:space="0" w:color="CCCCCC"/>
+              <w:right w:val="single" w:sz="4" w:space="0" w:color="CCCCCC"/>
+            </w:tcBorders>
+            <w:shd w:val="clear" w:color="auto" w:fill="FFFFFF"/>
+            <w:tcMar>
+              <w:top w:w="30" w:type="dxa"/>
+              <w:left w:w="80" w:type="dxa"/>
+              <w:bottom w:w="30" w:type="dxa"/>
+              <w:right w:w="80" w:type="dxa"/>
+            </w:tcMar>
+          </w:tcPr>
+          <w:p/>
+        </w:tc>
+        <w:tc>
+          <w:tcPr>
+            <w:tcW w:w="800" w:type="pct"/>
+            <w:tcBorders>
+              <w:top w:val="single" w:sz="4" w:space="0" w:color="CCCCCC"/>
+              <w:left w:val="single" w:sz="4" w:space="0" w:color="CCCCCC"/>
+              <w:bottom w:val="single" w:sz="4" w:space="0" w:color="CCCCCC"/>
+              <w:right w:val="single" w:sz="4" w:space="0" w:color="CCCCCC"/>
+            </w:tcBorders>
+            <w:shd w:val="clear" w:color="auto" w:fill="FFFFFF"/>
+            <w:tcMar>
+              <w:top w:w="30" w:type="dxa"/>
+              <w:left w:w="80" w:type="dxa"/>
+              <w:bottom w:w="30" w:type="dxa"/>
+              <w:right w:w="80" w:type="dxa"/>
             </w:tcMar>
           </w:tcPr>
           <w:p/>
@@ -2212,7 +2183,7 @@
           </w:tblCellMar>
         </w:tblPrEx>
         <w:trPr>
-          <w:trHeight w:val="480"/>
+          <w:trHeight w:val="260"/>
         </w:trPr>
         <w:tc>
           <w:tcPr>
@@ -2225,19 +2196,27 @@
             </w:tcBorders>
             <w:shd w:val="clear" w:color="auto" w:fill="F5F5F5"/>
             <w:tcMar>
-              <w:top w:w="80" w:type="dxa"/>
-              <w:left w:w="100" w:type="dxa"/>
-              <w:bottom w:w="80" w:type="dxa"/>
-              <w:right w:w="100" w:type="dxa"/>
+              <w:top w:w="30" w:type="dxa"/>
+              <w:left w:w="80" w:type="dxa"/>
+              <w:bottom w:w="30" w:type="dxa"/>
+              <w:right w:w="80" w:type="dxa"/>
             </w:tcMar>
           </w:tcPr>
           <w:p>
+            <w:pPr>
+              <w:rPr>
+                <w:sz w:val="16"/>
+                <w:szCs w:val="16"/>
+              </w:rPr>
+            </w:pPr>
             <w:r>
               <w:rPr>
                 <w:rFonts w:ascii="Arial" w:eastAsia="Arial" w:hAnsi="Arial" w:cs="Arial"/>
                 <w:i/>
                 <w:iCs/>
                 <w:color w:val="555555"/>
+                <w:sz w:val="16"/>
+                <w:szCs w:val="16"/>
               </w:rPr>
               <w:t>Mesa punto de venta</w:t>
             </w:r>
@@ -2254,86 +2233,86 @@
             </w:tcBorders>
             <w:shd w:val="clear" w:color="auto" w:fill="F5F5F5"/>
             <w:tcMar>
-              <w:top w:w="80" w:type="dxa"/>
-              <w:left w:w="100" w:type="dxa"/>
-              <w:bottom w:w="80" w:type="dxa"/>
-              <w:right w:w="100" w:type="dxa"/>
-            </w:tcMar>
-          </w:tcPr>
-          <w:p/>
-        </w:tc>
-        <w:tc>
-          <w:tcPr>
-            <w:tcW w:w="800" w:type="pct"/>
-            <w:tcBorders>
-              <w:top w:val="single" w:sz="4" w:space="0" w:color="CCCCCC"/>
-              <w:left w:val="single" w:sz="4" w:space="0" w:color="CCCCCC"/>
-              <w:bottom w:val="single" w:sz="4" w:space="0" w:color="CCCCCC"/>
-              <w:right w:val="single" w:sz="4" w:space="0" w:color="CCCCCC"/>
-            </w:tcBorders>
-            <w:shd w:val="clear" w:color="auto" w:fill="F5F5F5"/>
-            <w:tcMar>
-              <w:top w:w="80" w:type="dxa"/>
-              <w:left w:w="100" w:type="dxa"/>
-              <w:bottom w:w="80" w:type="dxa"/>
-              <w:right w:w="100" w:type="dxa"/>
-            </w:tcMar>
-          </w:tcPr>
-          <w:p/>
-        </w:tc>
-        <w:tc>
-          <w:tcPr>
-            <w:tcW w:w="800" w:type="pct"/>
-            <w:tcBorders>
-              <w:top w:val="single" w:sz="4" w:space="0" w:color="CCCCCC"/>
-              <w:left w:val="single" w:sz="4" w:space="0" w:color="CCCCCC"/>
-              <w:bottom w:val="single" w:sz="4" w:space="0" w:color="CCCCCC"/>
-              <w:right w:val="single" w:sz="4" w:space="0" w:color="CCCCCC"/>
-            </w:tcBorders>
-            <w:shd w:val="clear" w:color="auto" w:fill="F5F5F5"/>
-            <w:tcMar>
-              <w:top w:w="80" w:type="dxa"/>
-              <w:left w:w="100" w:type="dxa"/>
-              <w:bottom w:w="80" w:type="dxa"/>
-              <w:right w:w="100" w:type="dxa"/>
-            </w:tcMar>
-          </w:tcPr>
-          <w:p/>
-        </w:tc>
-        <w:tc>
-          <w:tcPr>
-            <w:tcW w:w="800" w:type="pct"/>
-            <w:tcBorders>
-              <w:top w:val="single" w:sz="4" w:space="0" w:color="CCCCCC"/>
-              <w:left w:val="single" w:sz="4" w:space="0" w:color="CCCCCC"/>
-              <w:bottom w:val="single" w:sz="4" w:space="0" w:color="CCCCCC"/>
-              <w:right w:val="single" w:sz="4" w:space="0" w:color="CCCCCC"/>
-            </w:tcBorders>
-            <w:shd w:val="clear" w:color="auto" w:fill="F5F5F5"/>
-            <w:tcMar>
-              <w:top w:w="80" w:type="dxa"/>
-              <w:left w:w="100" w:type="dxa"/>
-              <w:bottom w:w="80" w:type="dxa"/>
-              <w:right w:w="100" w:type="dxa"/>
-            </w:tcMar>
-          </w:tcPr>
-          <w:p/>
-        </w:tc>
-        <w:tc>
-          <w:tcPr>
-            <w:tcW w:w="800" w:type="pct"/>
-            <w:tcBorders>
-              <w:top w:val="single" w:sz="4" w:space="0" w:color="CCCCCC"/>
-              <w:left w:val="single" w:sz="4" w:space="0" w:color="CCCCCC"/>
-              <w:bottom w:val="single" w:sz="4" w:space="0" w:color="CCCCCC"/>
-              <w:right w:val="single" w:sz="4" w:space="0" w:color="CCCCCC"/>
-            </w:tcBorders>
-            <w:shd w:val="clear" w:color="auto" w:fill="F5F5F5"/>
-            <w:tcMar>
-              <w:top w:w="80" w:type="dxa"/>
-              <w:left w:w="100" w:type="dxa"/>
-              <w:bottom w:w="80" w:type="dxa"/>
-              <w:right w:w="100" w:type="dxa"/>
+              <w:top w:w="30" w:type="dxa"/>
+              <w:left w:w="80" w:type="dxa"/>
+              <w:bottom w:w="30" w:type="dxa"/>
+              <w:right w:w="80" w:type="dxa"/>
+            </w:tcMar>
+          </w:tcPr>
+          <w:p/>
+        </w:tc>
+        <w:tc>
+          <w:tcPr>
+            <w:tcW w:w="800" w:type="pct"/>
+            <w:tcBorders>
+              <w:top w:val="single" w:sz="4" w:space="0" w:color="CCCCCC"/>
+              <w:left w:val="single" w:sz="4" w:space="0" w:color="CCCCCC"/>
+              <w:bottom w:val="single" w:sz="4" w:space="0" w:color="CCCCCC"/>
+              <w:right w:val="single" w:sz="4" w:space="0" w:color="CCCCCC"/>
+            </w:tcBorders>
+            <w:shd w:val="clear" w:color="auto" w:fill="F5F5F5"/>
+            <w:tcMar>
+              <w:top w:w="30" w:type="dxa"/>
+              <w:left w:w="80" w:type="dxa"/>
+              <w:bottom w:w="30" w:type="dxa"/>
+              <w:right w:w="80" w:type="dxa"/>
+            </w:tcMar>
+          </w:tcPr>
+          <w:p/>
+        </w:tc>
+        <w:tc>
+          <w:tcPr>
+            <w:tcW w:w="800" w:type="pct"/>
+            <w:tcBorders>
+              <w:top w:val="single" w:sz="4" w:space="0" w:color="CCCCCC"/>
+              <w:left w:val="single" w:sz="4" w:space="0" w:color="CCCCCC"/>
+              <w:bottom w:val="single" w:sz="4" w:space="0" w:color="CCCCCC"/>
+              <w:right w:val="single" w:sz="4" w:space="0" w:color="CCCCCC"/>
+            </w:tcBorders>
+            <w:shd w:val="clear" w:color="auto" w:fill="F5F5F5"/>
+            <w:tcMar>
+              <w:top w:w="30" w:type="dxa"/>
+              <w:left w:w="80" w:type="dxa"/>
+              <w:bottom w:w="30" w:type="dxa"/>
+              <w:right w:w="80" w:type="dxa"/>
+            </w:tcMar>
+          </w:tcPr>
+          <w:p/>
+        </w:tc>
+        <w:tc>
+          <w:tcPr>
+            <w:tcW w:w="800" w:type="pct"/>
+            <w:tcBorders>
+              <w:top w:val="single" w:sz="4" w:space="0" w:color="CCCCCC"/>
+              <w:left w:val="single" w:sz="4" w:space="0" w:color="CCCCCC"/>
+              <w:bottom w:val="single" w:sz="4" w:space="0" w:color="CCCCCC"/>
+              <w:right w:val="single" w:sz="4" w:space="0" w:color="CCCCCC"/>
+            </w:tcBorders>
+            <w:shd w:val="clear" w:color="auto" w:fill="F5F5F5"/>
+            <w:tcMar>
+              <w:top w:w="30" w:type="dxa"/>
+              <w:left w:w="80" w:type="dxa"/>
+              <w:bottom w:w="30" w:type="dxa"/>
+              <w:right w:w="80" w:type="dxa"/>
+            </w:tcMar>
+          </w:tcPr>
+          <w:p/>
+        </w:tc>
+        <w:tc>
+          <w:tcPr>
+            <w:tcW w:w="800" w:type="pct"/>
+            <w:tcBorders>
+              <w:top w:val="single" w:sz="4" w:space="0" w:color="CCCCCC"/>
+              <w:left w:val="single" w:sz="4" w:space="0" w:color="CCCCCC"/>
+              <w:bottom w:val="single" w:sz="4" w:space="0" w:color="CCCCCC"/>
+              <w:right w:val="single" w:sz="4" w:space="0" w:color="CCCCCC"/>
+            </w:tcBorders>
+            <w:shd w:val="clear" w:color="auto" w:fill="F5F5F5"/>
+            <w:tcMar>
+              <w:top w:w="30" w:type="dxa"/>
+              <w:left w:w="80" w:type="dxa"/>
+              <w:bottom w:w="30" w:type="dxa"/>
+              <w:right w:w="80" w:type="dxa"/>
             </w:tcMar>
           </w:tcPr>
           <w:p/>
@@ -2347,7 +2326,7 @@
           </w:tblCellMar>
         </w:tblPrEx>
         <w:trPr>
-          <w:trHeight w:val="480"/>
+          <w:trHeight w:val="260"/>
         </w:trPr>
         <w:tc>
           <w:tcPr>
@@ -2360,13 +2339,19 @@
             </w:tcBorders>
             <w:shd w:val="clear" w:color="auto" w:fill="FFFFFF"/>
             <w:tcMar>
-              <w:top w:w="80" w:type="dxa"/>
-              <w:left w:w="100" w:type="dxa"/>
-              <w:bottom w:w="80" w:type="dxa"/>
-              <w:right w:w="100" w:type="dxa"/>
+              <w:top w:w="30" w:type="dxa"/>
+              <w:left w:w="80" w:type="dxa"/>
+              <w:bottom w:w="30" w:type="dxa"/>
+              <w:right w:w="80" w:type="dxa"/>
             </w:tcMar>
           </w:tcPr>
           <w:p>
+            <w:pPr>
+              <w:rPr>
+                <w:sz w:val="16"/>
+                <w:szCs w:val="16"/>
+              </w:rPr>
+            </w:pPr>
             <w:proofErr w:type="gramStart"/>
             <w:r>
               <w:rPr>
@@ -2374,6 +2359,8 @@
                 <w:i/>
                 <w:iCs/>
                 <w:color w:val="555555"/>
+                <w:sz w:val="16"/>
+                <w:szCs w:val="16"/>
               </w:rPr>
               <w:t>Estación lavado</w:t>
             </w:r>
@@ -2384,6 +2371,8 @@
                 <w:i/>
                 <w:iCs/>
                 <w:color w:val="555555"/>
+                <w:sz w:val="16"/>
+                <w:szCs w:val="16"/>
               </w:rPr>
               <w:t xml:space="preserve"> de manos</w:t>
             </w:r>
@@ -2400,86 +2389,86 @@
             </w:tcBorders>
             <w:shd w:val="clear" w:color="auto" w:fill="FFFFFF"/>
             <w:tcMar>
-              <w:top w:w="80" w:type="dxa"/>
-              <w:left w:w="100" w:type="dxa"/>
-              <w:bottom w:w="80" w:type="dxa"/>
-              <w:right w:w="100" w:type="dxa"/>
-            </w:tcMar>
-          </w:tcPr>
-          <w:p/>
-        </w:tc>
-        <w:tc>
-          <w:tcPr>
-            <w:tcW w:w="800" w:type="pct"/>
-            <w:tcBorders>
-              <w:top w:val="single" w:sz="4" w:space="0" w:color="CCCCCC"/>
-              <w:left w:val="single" w:sz="4" w:space="0" w:color="CCCCCC"/>
-              <w:bottom w:val="single" w:sz="4" w:space="0" w:color="CCCCCC"/>
-              <w:right w:val="single" w:sz="4" w:space="0" w:color="CCCCCC"/>
-            </w:tcBorders>
-            <w:shd w:val="clear" w:color="auto" w:fill="FFFFFF"/>
-            <w:tcMar>
-              <w:top w:w="80" w:type="dxa"/>
-              <w:left w:w="100" w:type="dxa"/>
-              <w:bottom w:w="80" w:type="dxa"/>
-              <w:right w:w="100" w:type="dxa"/>
-            </w:tcMar>
-          </w:tcPr>
-          <w:p/>
-        </w:tc>
-        <w:tc>
-          <w:tcPr>
-            <w:tcW w:w="800" w:type="pct"/>
-            <w:tcBorders>
-              <w:top w:val="single" w:sz="4" w:space="0" w:color="CCCCCC"/>
-              <w:left w:val="single" w:sz="4" w:space="0" w:color="CCCCCC"/>
-              <w:bottom w:val="single" w:sz="4" w:space="0" w:color="CCCCCC"/>
-              <w:right w:val="single" w:sz="4" w:space="0" w:color="CCCCCC"/>
-            </w:tcBorders>
-            <w:shd w:val="clear" w:color="auto" w:fill="FFFFFF"/>
-            <w:tcMar>
-              <w:top w:w="80" w:type="dxa"/>
-              <w:left w:w="100" w:type="dxa"/>
-              <w:bottom w:w="80" w:type="dxa"/>
-              <w:right w:w="100" w:type="dxa"/>
-            </w:tcMar>
-          </w:tcPr>
-          <w:p/>
-        </w:tc>
-        <w:tc>
-          <w:tcPr>
-            <w:tcW w:w="800" w:type="pct"/>
-            <w:tcBorders>
-              <w:top w:val="single" w:sz="4" w:space="0" w:color="CCCCCC"/>
-              <w:left w:val="single" w:sz="4" w:space="0" w:color="CCCCCC"/>
-              <w:bottom w:val="single" w:sz="4" w:space="0" w:color="CCCCCC"/>
-              <w:right w:val="single" w:sz="4" w:space="0" w:color="CCCCCC"/>
-            </w:tcBorders>
-            <w:shd w:val="clear" w:color="auto" w:fill="FFFFFF"/>
-            <w:tcMar>
-              <w:top w:w="80" w:type="dxa"/>
-              <w:left w:w="100" w:type="dxa"/>
-              <w:bottom w:w="80" w:type="dxa"/>
-              <w:right w:w="100" w:type="dxa"/>
-            </w:tcMar>
-          </w:tcPr>
-          <w:p/>
-        </w:tc>
-        <w:tc>
-          <w:tcPr>
-            <w:tcW w:w="800" w:type="pct"/>
-            <w:tcBorders>
-              <w:top w:val="single" w:sz="4" w:space="0" w:color="CCCCCC"/>
-              <w:left w:val="single" w:sz="4" w:space="0" w:color="CCCCCC"/>
-              <w:bottom w:val="single" w:sz="4" w:space="0" w:color="CCCCCC"/>
-              <w:right w:val="single" w:sz="4" w:space="0" w:color="CCCCCC"/>
-            </w:tcBorders>
-            <w:shd w:val="clear" w:color="auto" w:fill="FFFFFF"/>
-            <w:tcMar>
-              <w:top w:w="80" w:type="dxa"/>
-              <w:left w:w="100" w:type="dxa"/>
-              <w:bottom w:w="80" w:type="dxa"/>
-              <w:right w:w="100" w:type="dxa"/>
+              <w:top w:w="30" w:type="dxa"/>
+              <w:left w:w="80" w:type="dxa"/>
+              <w:bottom w:w="30" w:type="dxa"/>
+              <w:right w:w="80" w:type="dxa"/>
+            </w:tcMar>
+          </w:tcPr>
+          <w:p/>
+        </w:tc>
+        <w:tc>
+          <w:tcPr>
+            <w:tcW w:w="800" w:type="pct"/>
+            <w:tcBorders>
+              <w:top w:val="single" w:sz="4" w:space="0" w:color="CCCCCC"/>
+              <w:left w:val="single" w:sz="4" w:space="0" w:color="CCCCCC"/>
+              <w:bottom w:val="single" w:sz="4" w:space="0" w:color="CCCCCC"/>
+              <w:right w:val="single" w:sz="4" w:space="0" w:color="CCCCCC"/>
+            </w:tcBorders>
+            <w:shd w:val="clear" w:color="auto" w:fill="FFFFFF"/>
+            <w:tcMar>
+              <w:top w:w="30" w:type="dxa"/>
+              <w:left w:w="80" w:type="dxa"/>
+              <w:bottom w:w="30" w:type="dxa"/>
+              <w:right w:w="80" w:type="dxa"/>
+            </w:tcMar>
+          </w:tcPr>
+          <w:p/>
+        </w:tc>
+        <w:tc>
+          <w:tcPr>
+            <w:tcW w:w="800" w:type="pct"/>
+            <w:tcBorders>
+              <w:top w:val="single" w:sz="4" w:space="0" w:color="CCCCCC"/>
+              <w:left w:val="single" w:sz="4" w:space="0" w:color="CCCCCC"/>
+              <w:bottom w:val="single" w:sz="4" w:space="0" w:color="CCCCCC"/>
+              <w:right w:val="single" w:sz="4" w:space="0" w:color="CCCCCC"/>
+            </w:tcBorders>
+            <w:shd w:val="clear" w:color="auto" w:fill="FFFFFF"/>
+            <w:tcMar>
+              <w:top w:w="30" w:type="dxa"/>
+              <w:left w:w="80" w:type="dxa"/>
+              <w:bottom w:w="30" w:type="dxa"/>
+              <w:right w:w="80" w:type="dxa"/>
+            </w:tcMar>
+          </w:tcPr>
+          <w:p/>
+        </w:tc>
+        <w:tc>
+          <w:tcPr>
+            <w:tcW w:w="800" w:type="pct"/>
+            <w:tcBorders>
+              <w:top w:val="single" w:sz="4" w:space="0" w:color="CCCCCC"/>
+              <w:left w:val="single" w:sz="4" w:space="0" w:color="CCCCCC"/>
+              <w:bottom w:val="single" w:sz="4" w:space="0" w:color="CCCCCC"/>
+              <w:right w:val="single" w:sz="4" w:space="0" w:color="CCCCCC"/>
+            </w:tcBorders>
+            <w:shd w:val="clear" w:color="auto" w:fill="FFFFFF"/>
+            <w:tcMar>
+              <w:top w:w="30" w:type="dxa"/>
+              <w:left w:w="80" w:type="dxa"/>
+              <w:bottom w:w="30" w:type="dxa"/>
+              <w:right w:w="80" w:type="dxa"/>
+            </w:tcMar>
+          </w:tcPr>
+          <w:p/>
+        </w:tc>
+        <w:tc>
+          <w:tcPr>
+            <w:tcW w:w="800" w:type="pct"/>
+            <w:tcBorders>
+              <w:top w:val="single" w:sz="4" w:space="0" w:color="CCCCCC"/>
+              <w:left w:val="single" w:sz="4" w:space="0" w:color="CCCCCC"/>
+              <w:bottom w:val="single" w:sz="4" w:space="0" w:color="CCCCCC"/>
+              <w:right w:val="single" w:sz="4" w:space="0" w:color="CCCCCC"/>
+            </w:tcBorders>
+            <w:shd w:val="clear" w:color="auto" w:fill="FFFFFF"/>
+            <w:tcMar>
+              <w:top w:w="30" w:type="dxa"/>
+              <w:left w:w="80" w:type="dxa"/>
+              <w:bottom w:w="30" w:type="dxa"/>
+              <w:right w:w="80" w:type="dxa"/>
             </w:tcMar>
           </w:tcPr>
           <w:p/>
@@ -2487,11 +2476,2370 @@
       </w:tr>
     </w:tbl>
     <w:p/>
+    <w:p>
+      <w:pPr>
+        <w:spacing w:after="120"/>
+      </w:pPr>
+      <w:r>
+        <w:rPr>
+          <w:rFonts w:ascii="Arial" w:eastAsia="Arial" w:hAnsi="Arial" w:cs="Arial"/>
+        </w:rPr>
+        <w:t>Fecha: _____ / _____ / _______        Jornada:  ☐ Cocina   ☐ Punto de venta</w:t>
+      </w:r>
+    </w:p>
+    <w:tbl>
+      <w:tblPr>
+        <w:tblW w:w="5000" w:type="pct"/>
+        <w:tblBorders>
+          <w:top w:val="single" w:sz="4" w:space="0" w:color="auto"/>
+          <w:left w:val="single" w:sz="4" w:space="0" w:color="auto"/>
+          <w:bottom w:val="single" w:sz="4" w:space="0" w:color="auto"/>
+          <w:right w:val="single" w:sz="4" w:space="0" w:color="auto"/>
+          <w:insideH w:val="single" w:sz="4" w:space="0" w:color="auto"/>
+          <w:insideV w:val="single" w:sz="4" w:space="0" w:color="auto"/>
+        </w:tblBorders>
+        <w:tblCellMar>
+          <w:left w:w="10" w:type="dxa"/>
+          <w:right w:w="10" w:type="dxa"/>
+        </w:tblCellMar>
+        <w:tblLook w:val="0000" w:firstRow="0" w:lastRow="0" w:firstColumn="0" w:lastColumn="0" w:noHBand="0" w:noVBand="0"/>
+      </w:tblPr>
+      <w:tblGrid>
+        <w:gridCol w:w="1850"/>
+        <w:gridCol w:w="1850"/>
+        <w:gridCol w:w="1849"/>
+        <w:gridCol w:w="1849"/>
+        <w:gridCol w:w="1849"/>
+        <w:gridCol w:w="1849"/>
+      </w:tblGrid>
+      <w:tr>
+        <w:tblPrEx>
+          <w:tblCellMar>
+            <w:top w:w="0" w:type="dxa"/>
+            <w:bottom w:w="0" w:type="dxa"/>
+          </w:tblCellMar>
+        </w:tblPrEx>
+        <w:trPr>
+          <w:tblHeader/>
+        </w:trPr>
+        <w:tc>
+          <w:tcPr>
+            <w:tcW w:w="800" w:type="pct"/>
+            <w:tcBorders>
+              <w:top w:val="single" w:sz="4" w:space="0" w:color="CCCCCC"/>
+              <w:left w:val="single" w:sz="4" w:space="0" w:color="CCCCCC"/>
+              <w:bottom w:val="single" w:sz="4" w:space="0" w:color="CCCCCC"/>
+              <w:right w:val="single" w:sz="4" w:space="0" w:color="CCCCCC"/>
+            </w:tcBorders>
+            <w:shd w:val="clear" w:color="auto" w:fill="2E4053"/>
+            <w:tcMar>
+              <w:top w:w="60" w:type="dxa"/>
+              <w:left w:w="80" w:type="dxa"/>
+              <w:bottom w:w="60" w:type="dxa"/>
+              <w:right w:w="80" w:type="dxa"/>
+            </w:tcMar>
+            <w:vAlign w:val="center"/>
+          </w:tcPr>
+          <w:p>
+            <w:pPr>
+              <w:jc w:val="center"/>
+              <w:rPr>
+                <w:sz w:val="16"/>
+                <w:szCs w:val="16"/>
+              </w:rPr>
+            </w:pPr>
+            <w:r>
+              <w:rPr>
+                <w:rFonts w:ascii="Arial" w:eastAsia="Arial" w:hAnsi="Arial" w:cs="Arial"/>
+                <w:b/>
+                <w:bCs/>
+                <w:color w:val="FFFFFF"/>
+                <w:sz w:val="16"/>
+                <w:szCs w:val="16"/>
+              </w:rPr>
+              <w:t>Zona / Equipo</w:t>
+            </w:r>
+          </w:p>
+        </w:tc>
+        <w:tc>
+          <w:tcPr>
+            <w:tcW w:w="800" w:type="pct"/>
+            <w:tcBorders>
+              <w:top w:val="single" w:sz="4" w:space="0" w:color="CCCCCC"/>
+              <w:left w:val="single" w:sz="4" w:space="0" w:color="CCCCCC"/>
+              <w:bottom w:val="single" w:sz="4" w:space="0" w:color="CCCCCC"/>
+              <w:right w:val="single" w:sz="4" w:space="0" w:color="CCCCCC"/>
+            </w:tcBorders>
+            <w:shd w:val="clear" w:color="auto" w:fill="2E4053"/>
+            <w:tcMar>
+              <w:top w:w="60" w:type="dxa"/>
+              <w:left w:w="80" w:type="dxa"/>
+              <w:bottom w:w="60" w:type="dxa"/>
+              <w:right w:w="80" w:type="dxa"/>
+            </w:tcMar>
+            <w:vAlign w:val="center"/>
+          </w:tcPr>
+          <w:p>
+            <w:pPr>
+              <w:jc w:val="center"/>
+              <w:rPr>
+                <w:sz w:val="16"/>
+                <w:szCs w:val="16"/>
+              </w:rPr>
+            </w:pPr>
+            <w:r>
+              <w:rPr>
+                <w:rFonts w:ascii="Arial" w:eastAsia="Arial" w:hAnsi="Arial" w:cs="Arial"/>
+                <w:b/>
+                <w:bCs/>
+                <w:color w:val="FFFFFF"/>
+                <w:sz w:val="16"/>
+                <w:szCs w:val="16"/>
+              </w:rPr>
+              <w:t>Hora</w:t>
+            </w:r>
+          </w:p>
+        </w:tc>
+        <w:tc>
+          <w:tcPr>
+            <w:tcW w:w="800" w:type="pct"/>
+            <w:tcBorders>
+              <w:top w:val="single" w:sz="4" w:space="0" w:color="CCCCCC"/>
+              <w:left w:val="single" w:sz="4" w:space="0" w:color="CCCCCC"/>
+              <w:bottom w:val="single" w:sz="4" w:space="0" w:color="CCCCCC"/>
+              <w:right w:val="single" w:sz="4" w:space="0" w:color="CCCCCC"/>
+            </w:tcBorders>
+            <w:shd w:val="clear" w:color="auto" w:fill="2E4053"/>
+            <w:tcMar>
+              <w:top w:w="60" w:type="dxa"/>
+              <w:left w:w="80" w:type="dxa"/>
+              <w:bottom w:w="60" w:type="dxa"/>
+              <w:right w:w="80" w:type="dxa"/>
+            </w:tcMar>
+            <w:vAlign w:val="center"/>
+          </w:tcPr>
+          <w:p>
+            <w:pPr>
+              <w:jc w:val="center"/>
+              <w:rPr>
+                <w:sz w:val="16"/>
+                <w:szCs w:val="16"/>
+              </w:rPr>
+            </w:pPr>
+            <w:r>
+              <w:rPr>
+                <w:rFonts w:ascii="Arial" w:eastAsia="Arial" w:hAnsi="Arial" w:cs="Arial"/>
+                <w:b/>
+                <w:bCs/>
+                <w:color w:val="FFFFFF"/>
+                <w:sz w:val="16"/>
+                <w:szCs w:val="16"/>
+              </w:rPr>
+              <w:t>Producto usado</w:t>
+            </w:r>
+          </w:p>
+        </w:tc>
+        <w:tc>
+          <w:tcPr>
+            <w:tcW w:w="800" w:type="pct"/>
+            <w:tcBorders>
+              <w:top w:val="single" w:sz="4" w:space="0" w:color="CCCCCC"/>
+              <w:left w:val="single" w:sz="4" w:space="0" w:color="CCCCCC"/>
+              <w:bottom w:val="single" w:sz="4" w:space="0" w:color="CCCCCC"/>
+              <w:right w:val="single" w:sz="4" w:space="0" w:color="CCCCCC"/>
+            </w:tcBorders>
+            <w:shd w:val="clear" w:color="auto" w:fill="2E4053"/>
+            <w:tcMar>
+              <w:top w:w="60" w:type="dxa"/>
+              <w:left w:w="80" w:type="dxa"/>
+              <w:bottom w:w="60" w:type="dxa"/>
+              <w:right w:w="80" w:type="dxa"/>
+            </w:tcMar>
+            <w:vAlign w:val="center"/>
+          </w:tcPr>
+          <w:p>
+            <w:pPr>
+              <w:jc w:val="center"/>
+              <w:rPr>
+                <w:sz w:val="16"/>
+                <w:szCs w:val="16"/>
+              </w:rPr>
+            </w:pPr>
+            <w:r>
+              <w:rPr>
+                <w:rFonts w:ascii="Arial" w:eastAsia="Arial" w:hAnsi="Arial" w:cs="Arial"/>
+                <w:b/>
+                <w:bCs/>
+                <w:color w:val="FFFFFF"/>
+                <w:sz w:val="16"/>
+                <w:szCs w:val="16"/>
+              </w:rPr>
+              <w:t>¿Enjuagado? Sí/No</w:t>
+            </w:r>
+          </w:p>
+        </w:tc>
+        <w:tc>
+          <w:tcPr>
+            <w:tcW w:w="800" w:type="pct"/>
+            <w:tcBorders>
+              <w:top w:val="single" w:sz="4" w:space="0" w:color="CCCCCC"/>
+              <w:left w:val="single" w:sz="4" w:space="0" w:color="CCCCCC"/>
+              <w:bottom w:val="single" w:sz="4" w:space="0" w:color="CCCCCC"/>
+              <w:right w:val="single" w:sz="4" w:space="0" w:color="CCCCCC"/>
+            </w:tcBorders>
+            <w:shd w:val="clear" w:color="auto" w:fill="2E4053"/>
+            <w:tcMar>
+              <w:top w:w="60" w:type="dxa"/>
+              <w:left w:w="80" w:type="dxa"/>
+              <w:bottom w:w="60" w:type="dxa"/>
+              <w:right w:w="80" w:type="dxa"/>
+            </w:tcMar>
+            <w:vAlign w:val="center"/>
+          </w:tcPr>
+          <w:p>
+            <w:pPr>
+              <w:jc w:val="center"/>
+              <w:rPr>
+                <w:sz w:val="16"/>
+                <w:szCs w:val="16"/>
+              </w:rPr>
+            </w:pPr>
+            <w:r>
+              <w:rPr>
+                <w:rFonts w:ascii="Arial" w:eastAsia="Arial" w:hAnsi="Arial" w:cs="Arial"/>
+                <w:b/>
+                <w:bCs/>
+                <w:color w:val="FFFFFF"/>
+                <w:sz w:val="16"/>
+                <w:szCs w:val="16"/>
+              </w:rPr>
+              <w:t>¿Desinfectado? Sí/No</w:t>
+            </w:r>
+          </w:p>
+        </w:tc>
+        <w:tc>
+          <w:tcPr>
+            <w:tcW w:w="800" w:type="pct"/>
+            <w:tcBorders>
+              <w:top w:val="single" w:sz="4" w:space="0" w:color="CCCCCC"/>
+              <w:left w:val="single" w:sz="4" w:space="0" w:color="CCCCCC"/>
+              <w:bottom w:val="single" w:sz="4" w:space="0" w:color="CCCCCC"/>
+              <w:right w:val="single" w:sz="4" w:space="0" w:color="CCCCCC"/>
+            </w:tcBorders>
+            <w:shd w:val="clear" w:color="auto" w:fill="2E4053"/>
+            <w:tcMar>
+              <w:top w:w="60" w:type="dxa"/>
+              <w:left w:w="80" w:type="dxa"/>
+              <w:bottom w:w="60" w:type="dxa"/>
+              <w:right w:w="80" w:type="dxa"/>
+            </w:tcMar>
+            <w:vAlign w:val="center"/>
+          </w:tcPr>
+          <w:p>
+            <w:pPr>
+              <w:jc w:val="center"/>
+              <w:rPr>
+                <w:sz w:val="16"/>
+                <w:szCs w:val="16"/>
+              </w:rPr>
+            </w:pPr>
+            <w:r>
+              <w:rPr>
+                <w:rFonts w:ascii="Arial" w:eastAsia="Arial" w:hAnsi="Arial" w:cs="Arial"/>
+                <w:b/>
+                <w:bCs/>
+                <w:color w:val="FFFFFF"/>
+                <w:sz w:val="16"/>
+                <w:szCs w:val="16"/>
+              </w:rPr>
+              <w:t>Responsable / Firma</w:t>
+            </w:r>
+          </w:p>
+        </w:tc>
+      </w:tr>
+      <w:tr>
+        <w:tblPrEx>
+          <w:tblCellMar>
+            <w:top w:w="0" w:type="dxa"/>
+            <w:bottom w:w="0" w:type="dxa"/>
+          </w:tblCellMar>
+        </w:tblPrEx>
+        <w:trPr>
+          <w:trHeight w:val="260"/>
+        </w:trPr>
+        <w:tc>
+          <w:tcPr>
+            <w:tcW w:w="800" w:type="pct"/>
+            <w:tcBorders>
+              <w:top w:val="single" w:sz="4" w:space="0" w:color="CCCCCC"/>
+              <w:left w:val="single" w:sz="4" w:space="0" w:color="CCCCCC"/>
+              <w:bottom w:val="single" w:sz="4" w:space="0" w:color="CCCCCC"/>
+              <w:right w:val="single" w:sz="4" w:space="0" w:color="CCCCCC"/>
+            </w:tcBorders>
+            <w:shd w:val="clear" w:color="auto" w:fill="F5F5F5"/>
+            <w:tcMar>
+              <w:top w:w="30" w:type="dxa"/>
+              <w:left w:w="80" w:type="dxa"/>
+              <w:bottom w:w="30" w:type="dxa"/>
+              <w:right w:w="80" w:type="dxa"/>
+            </w:tcMar>
+          </w:tcPr>
+          <w:p>
+            <w:pPr>
+              <w:rPr>
+                <w:sz w:val="16"/>
+                <w:szCs w:val="16"/>
+              </w:rPr>
+            </w:pPr>
+            <w:r>
+              <w:rPr>
+                <w:rFonts w:ascii="Arial" w:eastAsia="Arial" w:hAnsi="Arial" w:cs="Arial"/>
+                <w:i/>
+                <w:iCs/>
+                <w:color w:val="555555"/>
+                <w:sz w:val="16"/>
+                <w:szCs w:val="16"/>
+              </w:rPr>
+              <w:t>Superficies cocina doméstica</w:t>
+            </w:r>
+          </w:p>
+        </w:tc>
+        <w:tc>
+          <w:tcPr>
+            <w:tcW w:w="800" w:type="pct"/>
+            <w:tcBorders>
+              <w:top w:val="single" w:sz="4" w:space="0" w:color="CCCCCC"/>
+              <w:left w:val="single" w:sz="4" w:space="0" w:color="CCCCCC"/>
+              <w:bottom w:val="single" w:sz="4" w:space="0" w:color="CCCCCC"/>
+              <w:right w:val="single" w:sz="4" w:space="0" w:color="CCCCCC"/>
+            </w:tcBorders>
+            <w:shd w:val="clear" w:color="auto" w:fill="F5F5F5"/>
+            <w:tcMar>
+              <w:top w:w="30" w:type="dxa"/>
+              <w:left w:w="80" w:type="dxa"/>
+              <w:bottom w:w="30" w:type="dxa"/>
+              <w:right w:w="80" w:type="dxa"/>
+            </w:tcMar>
+          </w:tcPr>
+          <w:p/>
+        </w:tc>
+        <w:tc>
+          <w:tcPr>
+            <w:tcW w:w="800" w:type="pct"/>
+            <w:tcBorders>
+              <w:top w:val="single" w:sz="4" w:space="0" w:color="CCCCCC"/>
+              <w:left w:val="single" w:sz="4" w:space="0" w:color="CCCCCC"/>
+              <w:bottom w:val="single" w:sz="4" w:space="0" w:color="CCCCCC"/>
+              <w:right w:val="single" w:sz="4" w:space="0" w:color="CCCCCC"/>
+            </w:tcBorders>
+            <w:shd w:val="clear" w:color="auto" w:fill="F5F5F5"/>
+            <w:tcMar>
+              <w:top w:w="30" w:type="dxa"/>
+              <w:left w:w="80" w:type="dxa"/>
+              <w:bottom w:w="30" w:type="dxa"/>
+              <w:right w:w="80" w:type="dxa"/>
+            </w:tcMar>
+          </w:tcPr>
+          <w:p/>
+        </w:tc>
+        <w:tc>
+          <w:tcPr>
+            <w:tcW w:w="800" w:type="pct"/>
+            <w:tcBorders>
+              <w:top w:val="single" w:sz="4" w:space="0" w:color="CCCCCC"/>
+              <w:left w:val="single" w:sz="4" w:space="0" w:color="CCCCCC"/>
+              <w:bottom w:val="single" w:sz="4" w:space="0" w:color="CCCCCC"/>
+              <w:right w:val="single" w:sz="4" w:space="0" w:color="CCCCCC"/>
+            </w:tcBorders>
+            <w:shd w:val="clear" w:color="auto" w:fill="F5F5F5"/>
+            <w:tcMar>
+              <w:top w:w="30" w:type="dxa"/>
+              <w:left w:w="80" w:type="dxa"/>
+              <w:bottom w:w="30" w:type="dxa"/>
+              <w:right w:w="80" w:type="dxa"/>
+            </w:tcMar>
+          </w:tcPr>
+          <w:p/>
+        </w:tc>
+        <w:tc>
+          <w:tcPr>
+            <w:tcW w:w="800" w:type="pct"/>
+            <w:tcBorders>
+              <w:top w:val="single" w:sz="4" w:space="0" w:color="CCCCCC"/>
+              <w:left w:val="single" w:sz="4" w:space="0" w:color="CCCCCC"/>
+              <w:bottom w:val="single" w:sz="4" w:space="0" w:color="CCCCCC"/>
+              <w:right w:val="single" w:sz="4" w:space="0" w:color="CCCCCC"/>
+            </w:tcBorders>
+            <w:shd w:val="clear" w:color="auto" w:fill="F5F5F5"/>
+            <w:tcMar>
+              <w:top w:w="30" w:type="dxa"/>
+              <w:left w:w="80" w:type="dxa"/>
+              <w:bottom w:w="30" w:type="dxa"/>
+              <w:right w:w="80" w:type="dxa"/>
+            </w:tcMar>
+          </w:tcPr>
+          <w:p/>
+        </w:tc>
+        <w:tc>
+          <w:tcPr>
+            <w:tcW w:w="800" w:type="pct"/>
+            <w:tcBorders>
+              <w:top w:val="single" w:sz="4" w:space="0" w:color="CCCCCC"/>
+              <w:left w:val="single" w:sz="4" w:space="0" w:color="CCCCCC"/>
+              <w:bottom w:val="single" w:sz="4" w:space="0" w:color="CCCCCC"/>
+              <w:right w:val="single" w:sz="4" w:space="0" w:color="CCCCCC"/>
+            </w:tcBorders>
+            <w:shd w:val="clear" w:color="auto" w:fill="F5F5F5"/>
+            <w:tcMar>
+              <w:top w:w="30" w:type="dxa"/>
+              <w:left w:w="80" w:type="dxa"/>
+              <w:bottom w:w="30" w:type="dxa"/>
+              <w:right w:w="80" w:type="dxa"/>
+            </w:tcMar>
+          </w:tcPr>
+          <w:p/>
+        </w:tc>
+      </w:tr>
+      <w:tr>
+        <w:tblPrEx>
+          <w:tblCellMar>
+            <w:top w:w="0" w:type="dxa"/>
+            <w:bottom w:w="0" w:type="dxa"/>
+          </w:tblCellMar>
+        </w:tblPrEx>
+        <w:trPr>
+          <w:trHeight w:val="260"/>
+        </w:trPr>
+        <w:tc>
+          <w:tcPr>
+            <w:tcW w:w="800" w:type="pct"/>
+            <w:tcBorders>
+              <w:top w:val="single" w:sz="4" w:space="0" w:color="CCCCCC"/>
+              <w:left w:val="single" w:sz="4" w:space="0" w:color="CCCCCC"/>
+              <w:bottom w:val="single" w:sz="4" w:space="0" w:color="CCCCCC"/>
+              <w:right w:val="single" w:sz="4" w:space="0" w:color="CCCCCC"/>
+            </w:tcBorders>
+            <w:shd w:val="clear" w:color="auto" w:fill="FFFFFF"/>
+            <w:tcMar>
+              <w:top w:w="30" w:type="dxa"/>
+              <w:left w:w="80" w:type="dxa"/>
+              <w:bottom w:w="30" w:type="dxa"/>
+              <w:right w:w="80" w:type="dxa"/>
+            </w:tcMar>
+          </w:tcPr>
+          <w:p>
+            <w:pPr>
+              <w:rPr>
+                <w:sz w:val="16"/>
+                <w:szCs w:val="16"/>
+              </w:rPr>
+            </w:pPr>
+            <w:r>
+              <w:rPr>
+                <w:rFonts w:ascii="Arial" w:eastAsia="Arial" w:hAnsi="Arial" w:cs="Arial"/>
+                <w:i/>
+                <w:iCs/>
+                <w:color w:val="555555"/>
+                <w:sz w:val="16"/>
+                <w:szCs w:val="16"/>
+              </w:rPr>
+              <w:t>Estufa y extractor</w:t>
+            </w:r>
+          </w:p>
+        </w:tc>
+        <w:tc>
+          <w:tcPr>
+            <w:tcW w:w="800" w:type="pct"/>
+            <w:tcBorders>
+              <w:top w:val="single" w:sz="4" w:space="0" w:color="CCCCCC"/>
+              <w:left w:val="single" w:sz="4" w:space="0" w:color="CCCCCC"/>
+              <w:bottom w:val="single" w:sz="4" w:space="0" w:color="CCCCCC"/>
+              <w:right w:val="single" w:sz="4" w:space="0" w:color="CCCCCC"/>
+            </w:tcBorders>
+            <w:shd w:val="clear" w:color="auto" w:fill="FFFFFF"/>
+            <w:tcMar>
+              <w:top w:w="30" w:type="dxa"/>
+              <w:left w:w="80" w:type="dxa"/>
+              <w:bottom w:w="30" w:type="dxa"/>
+              <w:right w:w="80" w:type="dxa"/>
+            </w:tcMar>
+          </w:tcPr>
+          <w:p/>
+        </w:tc>
+        <w:tc>
+          <w:tcPr>
+            <w:tcW w:w="800" w:type="pct"/>
+            <w:tcBorders>
+              <w:top w:val="single" w:sz="4" w:space="0" w:color="CCCCCC"/>
+              <w:left w:val="single" w:sz="4" w:space="0" w:color="CCCCCC"/>
+              <w:bottom w:val="single" w:sz="4" w:space="0" w:color="CCCCCC"/>
+              <w:right w:val="single" w:sz="4" w:space="0" w:color="CCCCCC"/>
+            </w:tcBorders>
+            <w:shd w:val="clear" w:color="auto" w:fill="FFFFFF"/>
+            <w:tcMar>
+              <w:top w:w="30" w:type="dxa"/>
+              <w:left w:w="80" w:type="dxa"/>
+              <w:bottom w:w="30" w:type="dxa"/>
+              <w:right w:w="80" w:type="dxa"/>
+            </w:tcMar>
+          </w:tcPr>
+          <w:p/>
+        </w:tc>
+        <w:tc>
+          <w:tcPr>
+            <w:tcW w:w="800" w:type="pct"/>
+            <w:tcBorders>
+              <w:top w:val="single" w:sz="4" w:space="0" w:color="CCCCCC"/>
+              <w:left w:val="single" w:sz="4" w:space="0" w:color="CCCCCC"/>
+              <w:bottom w:val="single" w:sz="4" w:space="0" w:color="CCCCCC"/>
+              <w:right w:val="single" w:sz="4" w:space="0" w:color="CCCCCC"/>
+            </w:tcBorders>
+            <w:shd w:val="clear" w:color="auto" w:fill="FFFFFF"/>
+            <w:tcMar>
+              <w:top w:w="30" w:type="dxa"/>
+              <w:left w:w="80" w:type="dxa"/>
+              <w:bottom w:w="30" w:type="dxa"/>
+              <w:right w:w="80" w:type="dxa"/>
+            </w:tcMar>
+          </w:tcPr>
+          <w:p/>
+        </w:tc>
+        <w:tc>
+          <w:tcPr>
+            <w:tcW w:w="800" w:type="pct"/>
+            <w:tcBorders>
+              <w:top w:val="single" w:sz="4" w:space="0" w:color="CCCCCC"/>
+              <w:left w:val="single" w:sz="4" w:space="0" w:color="CCCCCC"/>
+              <w:bottom w:val="single" w:sz="4" w:space="0" w:color="CCCCCC"/>
+              <w:right w:val="single" w:sz="4" w:space="0" w:color="CCCCCC"/>
+            </w:tcBorders>
+            <w:shd w:val="clear" w:color="auto" w:fill="FFFFFF"/>
+            <w:tcMar>
+              <w:top w:w="30" w:type="dxa"/>
+              <w:left w:w="80" w:type="dxa"/>
+              <w:bottom w:w="30" w:type="dxa"/>
+              <w:right w:w="80" w:type="dxa"/>
+            </w:tcMar>
+          </w:tcPr>
+          <w:p/>
+        </w:tc>
+        <w:tc>
+          <w:tcPr>
+            <w:tcW w:w="800" w:type="pct"/>
+            <w:tcBorders>
+              <w:top w:val="single" w:sz="4" w:space="0" w:color="CCCCCC"/>
+              <w:left w:val="single" w:sz="4" w:space="0" w:color="CCCCCC"/>
+              <w:bottom w:val="single" w:sz="4" w:space="0" w:color="CCCCCC"/>
+              <w:right w:val="single" w:sz="4" w:space="0" w:color="CCCCCC"/>
+            </w:tcBorders>
+            <w:shd w:val="clear" w:color="auto" w:fill="FFFFFF"/>
+            <w:tcMar>
+              <w:top w:w="30" w:type="dxa"/>
+              <w:left w:w="80" w:type="dxa"/>
+              <w:bottom w:w="30" w:type="dxa"/>
+              <w:right w:w="80" w:type="dxa"/>
+            </w:tcMar>
+          </w:tcPr>
+          <w:p/>
+        </w:tc>
+      </w:tr>
+      <w:tr>
+        <w:tblPrEx>
+          <w:tblCellMar>
+            <w:top w:w="0" w:type="dxa"/>
+            <w:bottom w:w="0" w:type="dxa"/>
+          </w:tblCellMar>
+        </w:tblPrEx>
+        <w:trPr>
+          <w:trHeight w:val="260"/>
+        </w:trPr>
+        <w:tc>
+          <w:tcPr>
+            <w:tcW w:w="800" w:type="pct"/>
+            <w:tcBorders>
+              <w:top w:val="single" w:sz="4" w:space="0" w:color="CCCCCC"/>
+              <w:left w:val="single" w:sz="4" w:space="0" w:color="CCCCCC"/>
+              <w:bottom w:val="single" w:sz="4" w:space="0" w:color="CCCCCC"/>
+              <w:right w:val="single" w:sz="4" w:space="0" w:color="CCCCCC"/>
+            </w:tcBorders>
+            <w:shd w:val="clear" w:color="auto" w:fill="F5F5F5"/>
+            <w:tcMar>
+              <w:top w:w="30" w:type="dxa"/>
+              <w:left w:w="80" w:type="dxa"/>
+              <w:bottom w:w="30" w:type="dxa"/>
+              <w:right w:w="80" w:type="dxa"/>
+            </w:tcMar>
+          </w:tcPr>
+          <w:p>
+            <w:pPr>
+              <w:rPr>
+                <w:sz w:val="16"/>
+                <w:szCs w:val="16"/>
+              </w:rPr>
+            </w:pPr>
+            <w:r>
+              <w:rPr>
+                <w:rFonts w:ascii="Arial" w:eastAsia="Arial" w:hAnsi="Arial" w:cs="Arial"/>
+                <w:i/>
+                <w:iCs/>
+                <w:color w:val="555555"/>
+                <w:sz w:val="16"/>
+                <w:szCs w:val="16"/>
+              </w:rPr>
+              <w:t>Tablas de corte</w:t>
+            </w:r>
+          </w:p>
+        </w:tc>
+        <w:tc>
+          <w:tcPr>
+            <w:tcW w:w="800" w:type="pct"/>
+            <w:tcBorders>
+              <w:top w:val="single" w:sz="4" w:space="0" w:color="CCCCCC"/>
+              <w:left w:val="single" w:sz="4" w:space="0" w:color="CCCCCC"/>
+              <w:bottom w:val="single" w:sz="4" w:space="0" w:color="CCCCCC"/>
+              <w:right w:val="single" w:sz="4" w:space="0" w:color="CCCCCC"/>
+            </w:tcBorders>
+            <w:shd w:val="clear" w:color="auto" w:fill="F5F5F5"/>
+            <w:tcMar>
+              <w:top w:w="30" w:type="dxa"/>
+              <w:left w:w="80" w:type="dxa"/>
+              <w:bottom w:w="30" w:type="dxa"/>
+              <w:right w:w="80" w:type="dxa"/>
+            </w:tcMar>
+          </w:tcPr>
+          <w:p/>
+        </w:tc>
+        <w:tc>
+          <w:tcPr>
+            <w:tcW w:w="800" w:type="pct"/>
+            <w:tcBorders>
+              <w:top w:val="single" w:sz="4" w:space="0" w:color="CCCCCC"/>
+              <w:left w:val="single" w:sz="4" w:space="0" w:color="CCCCCC"/>
+              <w:bottom w:val="single" w:sz="4" w:space="0" w:color="CCCCCC"/>
+              <w:right w:val="single" w:sz="4" w:space="0" w:color="CCCCCC"/>
+            </w:tcBorders>
+            <w:shd w:val="clear" w:color="auto" w:fill="F5F5F5"/>
+            <w:tcMar>
+              <w:top w:w="30" w:type="dxa"/>
+              <w:left w:w="80" w:type="dxa"/>
+              <w:bottom w:w="30" w:type="dxa"/>
+              <w:right w:w="80" w:type="dxa"/>
+            </w:tcMar>
+          </w:tcPr>
+          <w:p/>
+        </w:tc>
+        <w:tc>
+          <w:tcPr>
+            <w:tcW w:w="800" w:type="pct"/>
+            <w:tcBorders>
+              <w:top w:val="single" w:sz="4" w:space="0" w:color="CCCCCC"/>
+              <w:left w:val="single" w:sz="4" w:space="0" w:color="CCCCCC"/>
+              <w:bottom w:val="single" w:sz="4" w:space="0" w:color="CCCCCC"/>
+              <w:right w:val="single" w:sz="4" w:space="0" w:color="CCCCCC"/>
+            </w:tcBorders>
+            <w:shd w:val="clear" w:color="auto" w:fill="F5F5F5"/>
+            <w:tcMar>
+              <w:top w:w="30" w:type="dxa"/>
+              <w:left w:w="80" w:type="dxa"/>
+              <w:bottom w:w="30" w:type="dxa"/>
+              <w:right w:w="80" w:type="dxa"/>
+            </w:tcMar>
+          </w:tcPr>
+          <w:p/>
+        </w:tc>
+        <w:tc>
+          <w:tcPr>
+            <w:tcW w:w="800" w:type="pct"/>
+            <w:tcBorders>
+              <w:top w:val="single" w:sz="4" w:space="0" w:color="CCCCCC"/>
+              <w:left w:val="single" w:sz="4" w:space="0" w:color="CCCCCC"/>
+              <w:bottom w:val="single" w:sz="4" w:space="0" w:color="CCCCCC"/>
+              <w:right w:val="single" w:sz="4" w:space="0" w:color="CCCCCC"/>
+            </w:tcBorders>
+            <w:shd w:val="clear" w:color="auto" w:fill="F5F5F5"/>
+            <w:tcMar>
+              <w:top w:w="30" w:type="dxa"/>
+              <w:left w:w="80" w:type="dxa"/>
+              <w:bottom w:w="30" w:type="dxa"/>
+              <w:right w:w="80" w:type="dxa"/>
+            </w:tcMar>
+          </w:tcPr>
+          <w:p/>
+        </w:tc>
+        <w:tc>
+          <w:tcPr>
+            <w:tcW w:w="800" w:type="pct"/>
+            <w:tcBorders>
+              <w:top w:val="single" w:sz="4" w:space="0" w:color="CCCCCC"/>
+              <w:left w:val="single" w:sz="4" w:space="0" w:color="CCCCCC"/>
+              <w:bottom w:val="single" w:sz="4" w:space="0" w:color="CCCCCC"/>
+              <w:right w:val="single" w:sz="4" w:space="0" w:color="CCCCCC"/>
+            </w:tcBorders>
+            <w:shd w:val="clear" w:color="auto" w:fill="F5F5F5"/>
+            <w:tcMar>
+              <w:top w:w="30" w:type="dxa"/>
+              <w:left w:w="80" w:type="dxa"/>
+              <w:bottom w:w="30" w:type="dxa"/>
+              <w:right w:w="80" w:type="dxa"/>
+            </w:tcMar>
+          </w:tcPr>
+          <w:p/>
+        </w:tc>
+      </w:tr>
+      <w:tr>
+        <w:tblPrEx>
+          <w:tblCellMar>
+            <w:top w:w="0" w:type="dxa"/>
+            <w:bottom w:w="0" w:type="dxa"/>
+          </w:tblCellMar>
+        </w:tblPrEx>
+        <w:trPr>
+          <w:trHeight w:val="260"/>
+        </w:trPr>
+        <w:tc>
+          <w:tcPr>
+            <w:tcW w:w="800" w:type="pct"/>
+            <w:tcBorders>
+              <w:top w:val="single" w:sz="4" w:space="0" w:color="CCCCCC"/>
+              <w:left w:val="single" w:sz="4" w:space="0" w:color="CCCCCC"/>
+              <w:bottom w:val="single" w:sz="4" w:space="0" w:color="CCCCCC"/>
+              <w:right w:val="single" w:sz="4" w:space="0" w:color="CCCCCC"/>
+            </w:tcBorders>
+            <w:shd w:val="clear" w:color="auto" w:fill="FFFFFF"/>
+            <w:tcMar>
+              <w:top w:w="30" w:type="dxa"/>
+              <w:left w:w="80" w:type="dxa"/>
+              <w:bottom w:w="30" w:type="dxa"/>
+              <w:right w:w="80" w:type="dxa"/>
+            </w:tcMar>
+          </w:tcPr>
+          <w:p>
+            <w:pPr>
+              <w:rPr>
+                <w:sz w:val="16"/>
+                <w:szCs w:val="16"/>
+              </w:rPr>
+            </w:pPr>
+            <w:proofErr w:type="spellStart"/>
+            <w:r>
+              <w:rPr>
+                <w:rFonts w:ascii="Arial" w:eastAsia="Arial" w:hAnsi="Arial" w:cs="Arial"/>
+                <w:i/>
+                <w:iCs/>
+                <w:color w:val="555555"/>
+                <w:sz w:val="16"/>
+                <w:szCs w:val="16"/>
+              </w:rPr>
+              <w:t>Chafing</w:t>
+            </w:r>
+            <w:proofErr w:type="spellEnd"/>
+            <w:r>
+              <w:rPr>
+                <w:rFonts w:ascii="Arial" w:eastAsia="Arial" w:hAnsi="Arial" w:cs="Arial"/>
+                <w:i/>
+                <w:iCs/>
+                <w:color w:val="555555"/>
+                <w:sz w:val="16"/>
+                <w:szCs w:val="16"/>
+              </w:rPr>
+              <w:t xml:space="preserve"> </w:t>
+            </w:r>
+            <w:proofErr w:type="spellStart"/>
+            <w:r>
+              <w:rPr>
+                <w:rFonts w:ascii="Arial" w:eastAsia="Arial" w:hAnsi="Arial" w:cs="Arial"/>
+                <w:i/>
+                <w:iCs/>
+                <w:color w:val="555555"/>
+                <w:sz w:val="16"/>
+                <w:szCs w:val="16"/>
+              </w:rPr>
+              <w:t>dishes</w:t>
+            </w:r>
+            <w:proofErr w:type="spellEnd"/>
+          </w:p>
+        </w:tc>
+        <w:tc>
+          <w:tcPr>
+            <w:tcW w:w="800" w:type="pct"/>
+            <w:tcBorders>
+              <w:top w:val="single" w:sz="4" w:space="0" w:color="CCCCCC"/>
+              <w:left w:val="single" w:sz="4" w:space="0" w:color="CCCCCC"/>
+              <w:bottom w:val="single" w:sz="4" w:space="0" w:color="CCCCCC"/>
+              <w:right w:val="single" w:sz="4" w:space="0" w:color="CCCCCC"/>
+            </w:tcBorders>
+            <w:shd w:val="clear" w:color="auto" w:fill="FFFFFF"/>
+            <w:tcMar>
+              <w:top w:w="30" w:type="dxa"/>
+              <w:left w:w="80" w:type="dxa"/>
+              <w:bottom w:w="30" w:type="dxa"/>
+              <w:right w:w="80" w:type="dxa"/>
+            </w:tcMar>
+          </w:tcPr>
+          <w:p/>
+        </w:tc>
+        <w:tc>
+          <w:tcPr>
+            <w:tcW w:w="800" w:type="pct"/>
+            <w:tcBorders>
+              <w:top w:val="single" w:sz="4" w:space="0" w:color="CCCCCC"/>
+              <w:left w:val="single" w:sz="4" w:space="0" w:color="CCCCCC"/>
+              <w:bottom w:val="single" w:sz="4" w:space="0" w:color="CCCCCC"/>
+              <w:right w:val="single" w:sz="4" w:space="0" w:color="CCCCCC"/>
+            </w:tcBorders>
+            <w:shd w:val="clear" w:color="auto" w:fill="FFFFFF"/>
+            <w:tcMar>
+              <w:top w:w="30" w:type="dxa"/>
+              <w:left w:w="80" w:type="dxa"/>
+              <w:bottom w:w="30" w:type="dxa"/>
+              <w:right w:w="80" w:type="dxa"/>
+            </w:tcMar>
+          </w:tcPr>
+          <w:p/>
+        </w:tc>
+        <w:tc>
+          <w:tcPr>
+            <w:tcW w:w="800" w:type="pct"/>
+            <w:tcBorders>
+              <w:top w:val="single" w:sz="4" w:space="0" w:color="CCCCCC"/>
+              <w:left w:val="single" w:sz="4" w:space="0" w:color="CCCCCC"/>
+              <w:bottom w:val="single" w:sz="4" w:space="0" w:color="CCCCCC"/>
+              <w:right w:val="single" w:sz="4" w:space="0" w:color="CCCCCC"/>
+            </w:tcBorders>
+            <w:shd w:val="clear" w:color="auto" w:fill="FFFFFF"/>
+            <w:tcMar>
+              <w:top w:w="30" w:type="dxa"/>
+              <w:left w:w="80" w:type="dxa"/>
+              <w:bottom w:w="30" w:type="dxa"/>
+              <w:right w:w="80" w:type="dxa"/>
+            </w:tcMar>
+          </w:tcPr>
+          <w:p/>
+        </w:tc>
+        <w:tc>
+          <w:tcPr>
+            <w:tcW w:w="800" w:type="pct"/>
+            <w:tcBorders>
+              <w:top w:val="single" w:sz="4" w:space="0" w:color="CCCCCC"/>
+              <w:left w:val="single" w:sz="4" w:space="0" w:color="CCCCCC"/>
+              <w:bottom w:val="single" w:sz="4" w:space="0" w:color="CCCCCC"/>
+              <w:right w:val="single" w:sz="4" w:space="0" w:color="CCCCCC"/>
+            </w:tcBorders>
+            <w:shd w:val="clear" w:color="auto" w:fill="FFFFFF"/>
+            <w:tcMar>
+              <w:top w:w="30" w:type="dxa"/>
+              <w:left w:w="80" w:type="dxa"/>
+              <w:bottom w:w="30" w:type="dxa"/>
+              <w:right w:w="80" w:type="dxa"/>
+            </w:tcMar>
+          </w:tcPr>
+          <w:p/>
+        </w:tc>
+        <w:tc>
+          <w:tcPr>
+            <w:tcW w:w="800" w:type="pct"/>
+            <w:tcBorders>
+              <w:top w:val="single" w:sz="4" w:space="0" w:color="CCCCCC"/>
+              <w:left w:val="single" w:sz="4" w:space="0" w:color="CCCCCC"/>
+              <w:bottom w:val="single" w:sz="4" w:space="0" w:color="CCCCCC"/>
+              <w:right w:val="single" w:sz="4" w:space="0" w:color="CCCCCC"/>
+            </w:tcBorders>
+            <w:shd w:val="clear" w:color="auto" w:fill="FFFFFF"/>
+            <w:tcMar>
+              <w:top w:w="30" w:type="dxa"/>
+              <w:left w:w="80" w:type="dxa"/>
+              <w:bottom w:w="30" w:type="dxa"/>
+              <w:right w:w="80" w:type="dxa"/>
+            </w:tcMar>
+          </w:tcPr>
+          <w:p/>
+        </w:tc>
+      </w:tr>
+      <w:tr>
+        <w:tblPrEx>
+          <w:tblCellMar>
+            <w:top w:w="0" w:type="dxa"/>
+            <w:bottom w:w="0" w:type="dxa"/>
+          </w:tblCellMar>
+        </w:tblPrEx>
+        <w:trPr>
+          <w:trHeight w:val="260"/>
+        </w:trPr>
+        <w:tc>
+          <w:tcPr>
+            <w:tcW w:w="800" w:type="pct"/>
+            <w:tcBorders>
+              <w:top w:val="single" w:sz="4" w:space="0" w:color="CCCCCC"/>
+              <w:left w:val="single" w:sz="4" w:space="0" w:color="CCCCCC"/>
+              <w:bottom w:val="single" w:sz="4" w:space="0" w:color="CCCCCC"/>
+              <w:right w:val="single" w:sz="4" w:space="0" w:color="CCCCCC"/>
+            </w:tcBorders>
+            <w:shd w:val="clear" w:color="auto" w:fill="F5F5F5"/>
+            <w:tcMar>
+              <w:top w:w="30" w:type="dxa"/>
+              <w:left w:w="80" w:type="dxa"/>
+              <w:bottom w:w="30" w:type="dxa"/>
+              <w:right w:w="80" w:type="dxa"/>
+            </w:tcMar>
+          </w:tcPr>
+          <w:p>
+            <w:pPr>
+              <w:rPr>
+                <w:sz w:val="16"/>
+                <w:szCs w:val="16"/>
+              </w:rPr>
+            </w:pPr>
+            <w:r>
+              <w:rPr>
+                <w:rFonts w:ascii="Arial" w:eastAsia="Arial" w:hAnsi="Arial" w:cs="Arial"/>
+                <w:i/>
+                <w:iCs/>
+                <w:color w:val="555555"/>
+                <w:sz w:val="16"/>
+                <w:szCs w:val="16"/>
+              </w:rPr>
+              <w:t>Mesa punto de venta</w:t>
+            </w:r>
+          </w:p>
+        </w:tc>
+        <w:tc>
+          <w:tcPr>
+            <w:tcW w:w="800" w:type="pct"/>
+            <w:tcBorders>
+              <w:top w:val="single" w:sz="4" w:space="0" w:color="CCCCCC"/>
+              <w:left w:val="single" w:sz="4" w:space="0" w:color="CCCCCC"/>
+              <w:bottom w:val="single" w:sz="4" w:space="0" w:color="CCCCCC"/>
+              <w:right w:val="single" w:sz="4" w:space="0" w:color="CCCCCC"/>
+            </w:tcBorders>
+            <w:shd w:val="clear" w:color="auto" w:fill="F5F5F5"/>
+            <w:tcMar>
+              <w:top w:w="30" w:type="dxa"/>
+              <w:left w:w="80" w:type="dxa"/>
+              <w:bottom w:w="30" w:type="dxa"/>
+              <w:right w:w="80" w:type="dxa"/>
+            </w:tcMar>
+          </w:tcPr>
+          <w:p/>
+        </w:tc>
+        <w:tc>
+          <w:tcPr>
+            <w:tcW w:w="800" w:type="pct"/>
+            <w:tcBorders>
+              <w:top w:val="single" w:sz="4" w:space="0" w:color="CCCCCC"/>
+              <w:left w:val="single" w:sz="4" w:space="0" w:color="CCCCCC"/>
+              <w:bottom w:val="single" w:sz="4" w:space="0" w:color="CCCCCC"/>
+              <w:right w:val="single" w:sz="4" w:space="0" w:color="CCCCCC"/>
+            </w:tcBorders>
+            <w:shd w:val="clear" w:color="auto" w:fill="F5F5F5"/>
+            <w:tcMar>
+              <w:top w:w="30" w:type="dxa"/>
+              <w:left w:w="80" w:type="dxa"/>
+              <w:bottom w:w="30" w:type="dxa"/>
+              <w:right w:w="80" w:type="dxa"/>
+            </w:tcMar>
+          </w:tcPr>
+          <w:p/>
+        </w:tc>
+        <w:tc>
+          <w:tcPr>
+            <w:tcW w:w="800" w:type="pct"/>
+            <w:tcBorders>
+              <w:top w:val="single" w:sz="4" w:space="0" w:color="CCCCCC"/>
+              <w:left w:val="single" w:sz="4" w:space="0" w:color="CCCCCC"/>
+              <w:bottom w:val="single" w:sz="4" w:space="0" w:color="CCCCCC"/>
+              <w:right w:val="single" w:sz="4" w:space="0" w:color="CCCCCC"/>
+            </w:tcBorders>
+            <w:shd w:val="clear" w:color="auto" w:fill="F5F5F5"/>
+            <w:tcMar>
+              <w:top w:w="30" w:type="dxa"/>
+              <w:left w:w="80" w:type="dxa"/>
+              <w:bottom w:w="30" w:type="dxa"/>
+              <w:right w:w="80" w:type="dxa"/>
+            </w:tcMar>
+          </w:tcPr>
+          <w:p/>
+        </w:tc>
+        <w:tc>
+          <w:tcPr>
+            <w:tcW w:w="800" w:type="pct"/>
+            <w:tcBorders>
+              <w:top w:val="single" w:sz="4" w:space="0" w:color="CCCCCC"/>
+              <w:left w:val="single" w:sz="4" w:space="0" w:color="CCCCCC"/>
+              <w:bottom w:val="single" w:sz="4" w:space="0" w:color="CCCCCC"/>
+              <w:right w:val="single" w:sz="4" w:space="0" w:color="CCCCCC"/>
+            </w:tcBorders>
+            <w:shd w:val="clear" w:color="auto" w:fill="F5F5F5"/>
+            <w:tcMar>
+              <w:top w:w="30" w:type="dxa"/>
+              <w:left w:w="80" w:type="dxa"/>
+              <w:bottom w:w="30" w:type="dxa"/>
+              <w:right w:w="80" w:type="dxa"/>
+            </w:tcMar>
+          </w:tcPr>
+          <w:p/>
+        </w:tc>
+        <w:tc>
+          <w:tcPr>
+            <w:tcW w:w="800" w:type="pct"/>
+            <w:tcBorders>
+              <w:top w:val="single" w:sz="4" w:space="0" w:color="CCCCCC"/>
+              <w:left w:val="single" w:sz="4" w:space="0" w:color="CCCCCC"/>
+              <w:bottom w:val="single" w:sz="4" w:space="0" w:color="CCCCCC"/>
+              <w:right w:val="single" w:sz="4" w:space="0" w:color="CCCCCC"/>
+            </w:tcBorders>
+            <w:shd w:val="clear" w:color="auto" w:fill="F5F5F5"/>
+            <w:tcMar>
+              <w:top w:w="30" w:type="dxa"/>
+              <w:left w:w="80" w:type="dxa"/>
+              <w:bottom w:w="30" w:type="dxa"/>
+              <w:right w:w="80" w:type="dxa"/>
+            </w:tcMar>
+          </w:tcPr>
+          <w:p/>
+        </w:tc>
+      </w:tr>
+      <w:tr>
+        <w:tblPrEx>
+          <w:tblCellMar>
+            <w:top w:w="0" w:type="dxa"/>
+            <w:bottom w:w="0" w:type="dxa"/>
+          </w:tblCellMar>
+        </w:tblPrEx>
+        <w:trPr>
+          <w:trHeight w:val="260"/>
+        </w:trPr>
+        <w:tc>
+          <w:tcPr>
+            <w:tcW w:w="800" w:type="pct"/>
+            <w:tcBorders>
+              <w:top w:val="single" w:sz="4" w:space="0" w:color="CCCCCC"/>
+              <w:left w:val="single" w:sz="4" w:space="0" w:color="CCCCCC"/>
+              <w:bottom w:val="single" w:sz="4" w:space="0" w:color="CCCCCC"/>
+              <w:right w:val="single" w:sz="4" w:space="0" w:color="CCCCCC"/>
+            </w:tcBorders>
+            <w:shd w:val="clear" w:color="auto" w:fill="FFFFFF"/>
+            <w:tcMar>
+              <w:top w:w="30" w:type="dxa"/>
+              <w:left w:w="80" w:type="dxa"/>
+              <w:bottom w:w="30" w:type="dxa"/>
+              <w:right w:w="80" w:type="dxa"/>
+            </w:tcMar>
+          </w:tcPr>
+          <w:p>
+            <w:pPr>
+              <w:rPr>
+                <w:sz w:val="16"/>
+                <w:szCs w:val="16"/>
+              </w:rPr>
+            </w:pPr>
+            <w:proofErr w:type="gramStart"/>
+            <w:r>
+              <w:rPr>
+                <w:rFonts w:ascii="Arial" w:eastAsia="Arial" w:hAnsi="Arial" w:cs="Arial"/>
+                <w:i/>
+                <w:iCs/>
+                <w:color w:val="555555"/>
+                <w:sz w:val="16"/>
+                <w:szCs w:val="16"/>
+              </w:rPr>
+              <w:t>Estación lavado</w:t>
+            </w:r>
+            <w:proofErr w:type="gramEnd"/>
+            <w:r>
+              <w:rPr>
+                <w:rFonts w:ascii="Arial" w:eastAsia="Arial" w:hAnsi="Arial" w:cs="Arial"/>
+                <w:i/>
+                <w:iCs/>
+                <w:color w:val="555555"/>
+                <w:sz w:val="16"/>
+                <w:szCs w:val="16"/>
+              </w:rPr>
+              <w:t xml:space="preserve"> de manos</w:t>
+            </w:r>
+          </w:p>
+        </w:tc>
+        <w:tc>
+          <w:tcPr>
+            <w:tcW w:w="800" w:type="pct"/>
+            <w:tcBorders>
+              <w:top w:val="single" w:sz="4" w:space="0" w:color="CCCCCC"/>
+              <w:left w:val="single" w:sz="4" w:space="0" w:color="CCCCCC"/>
+              <w:bottom w:val="single" w:sz="4" w:space="0" w:color="CCCCCC"/>
+              <w:right w:val="single" w:sz="4" w:space="0" w:color="CCCCCC"/>
+            </w:tcBorders>
+            <w:shd w:val="clear" w:color="auto" w:fill="FFFFFF"/>
+            <w:tcMar>
+              <w:top w:w="30" w:type="dxa"/>
+              <w:left w:w="80" w:type="dxa"/>
+              <w:bottom w:w="30" w:type="dxa"/>
+              <w:right w:w="80" w:type="dxa"/>
+            </w:tcMar>
+          </w:tcPr>
+          <w:p/>
+        </w:tc>
+        <w:tc>
+          <w:tcPr>
+            <w:tcW w:w="800" w:type="pct"/>
+            <w:tcBorders>
+              <w:top w:val="single" w:sz="4" w:space="0" w:color="CCCCCC"/>
+              <w:left w:val="single" w:sz="4" w:space="0" w:color="CCCCCC"/>
+              <w:bottom w:val="single" w:sz="4" w:space="0" w:color="CCCCCC"/>
+              <w:right w:val="single" w:sz="4" w:space="0" w:color="CCCCCC"/>
+            </w:tcBorders>
+            <w:shd w:val="clear" w:color="auto" w:fill="FFFFFF"/>
+            <w:tcMar>
+              <w:top w:w="30" w:type="dxa"/>
+              <w:left w:w="80" w:type="dxa"/>
+              <w:bottom w:w="30" w:type="dxa"/>
+              <w:right w:w="80" w:type="dxa"/>
+            </w:tcMar>
+          </w:tcPr>
+          <w:p/>
+        </w:tc>
+        <w:tc>
+          <w:tcPr>
+            <w:tcW w:w="800" w:type="pct"/>
+            <w:tcBorders>
+              <w:top w:val="single" w:sz="4" w:space="0" w:color="CCCCCC"/>
+              <w:left w:val="single" w:sz="4" w:space="0" w:color="CCCCCC"/>
+              <w:bottom w:val="single" w:sz="4" w:space="0" w:color="CCCCCC"/>
+              <w:right w:val="single" w:sz="4" w:space="0" w:color="CCCCCC"/>
+            </w:tcBorders>
+            <w:shd w:val="clear" w:color="auto" w:fill="FFFFFF"/>
+            <w:tcMar>
+              <w:top w:w="30" w:type="dxa"/>
+              <w:left w:w="80" w:type="dxa"/>
+              <w:bottom w:w="30" w:type="dxa"/>
+              <w:right w:w="80" w:type="dxa"/>
+            </w:tcMar>
+          </w:tcPr>
+          <w:p/>
+        </w:tc>
+        <w:tc>
+          <w:tcPr>
+            <w:tcW w:w="800" w:type="pct"/>
+            <w:tcBorders>
+              <w:top w:val="single" w:sz="4" w:space="0" w:color="CCCCCC"/>
+              <w:left w:val="single" w:sz="4" w:space="0" w:color="CCCCCC"/>
+              <w:bottom w:val="single" w:sz="4" w:space="0" w:color="CCCCCC"/>
+              <w:right w:val="single" w:sz="4" w:space="0" w:color="CCCCCC"/>
+            </w:tcBorders>
+            <w:shd w:val="clear" w:color="auto" w:fill="FFFFFF"/>
+            <w:tcMar>
+              <w:top w:w="30" w:type="dxa"/>
+              <w:left w:w="80" w:type="dxa"/>
+              <w:bottom w:w="30" w:type="dxa"/>
+              <w:right w:w="80" w:type="dxa"/>
+            </w:tcMar>
+          </w:tcPr>
+          <w:p/>
+        </w:tc>
+        <w:tc>
+          <w:tcPr>
+            <w:tcW w:w="800" w:type="pct"/>
+            <w:tcBorders>
+              <w:top w:val="single" w:sz="4" w:space="0" w:color="CCCCCC"/>
+              <w:left w:val="single" w:sz="4" w:space="0" w:color="CCCCCC"/>
+              <w:bottom w:val="single" w:sz="4" w:space="0" w:color="CCCCCC"/>
+              <w:right w:val="single" w:sz="4" w:space="0" w:color="CCCCCC"/>
+            </w:tcBorders>
+            <w:shd w:val="clear" w:color="auto" w:fill="FFFFFF"/>
+            <w:tcMar>
+              <w:top w:w="30" w:type="dxa"/>
+              <w:left w:w="80" w:type="dxa"/>
+              <w:bottom w:w="30" w:type="dxa"/>
+              <w:right w:w="80" w:type="dxa"/>
+            </w:tcMar>
+          </w:tcPr>
+          <w:p/>
+        </w:tc>
+      </w:tr>
+    </w:tbl>
+    <w:p/>
+    <w:p>
+      <w:pPr>
+        <w:spacing w:after="120"/>
+      </w:pPr>
+      <w:r>
+        <w:rPr>
+          <w:rFonts w:ascii="Arial" w:eastAsia="Arial" w:hAnsi="Arial" w:cs="Arial"/>
+        </w:rPr>
+        <w:t>Fecha: _____ / _____ / _______        Jornada:  ☐ Cocina   ☐ Punto de venta</w:t>
+      </w:r>
+    </w:p>
+    <w:tbl>
+      <w:tblPr>
+        <w:tblW w:w="5000" w:type="pct"/>
+        <w:tblBorders>
+          <w:top w:val="single" w:sz="4" w:space="0" w:color="auto"/>
+          <w:left w:val="single" w:sz="4" w:space="0" w:color="auto"/>
+          <w:bottom w:val="single" w:sz="4" w:space="0" w:color="auto"/>
+          <w:right w:val="single" w:sz="4" w:space="0" w:color="auto"/>
+          <w:insideH w:val="single" w:sz="4" w:space="0" w:color="auto"/>
+          <w:insideV w:val="single" w:sz="4" w:space="0" w:color="auto"/>
+        </w:tblBorders>
+        <w:tblCellMar>
+          <w:left w:w="10" w:type="dxa"/>
+          <w:right w:w="10" w:type="dxa"/>
+        </w:tblCellMar>
+        <w:tblLook w:val="0000" w:firstRow="0" w:lastRow="0" w:firstColumn="0" w:lastColumn="0" w:noHBand="0" w:noVBand="0"/>
+      </w:tblPr>
+      <w:tblGrid>
+        <w:gridCol w:w="1850"/>
+        <w:gridCol w:w="1850"/>
+        <w:gridCol w:w="1849"/>
+        <w:gridCol w:w="1849"/>
+        <w:gridCol w:w="1849"/>
+        <w:gridCol w:w="1849"/>
+      </w:tblGrid>
+      <w:tr>
+        <w:tblPrEx>
+          <w:tblCellMar>
+            <w:top w:w="0" w:type="dxa"/>
+            <w:bottom w:w="0" w:type="dxa"/>
+          </w:tblCellMar>
+        </w:tblPrEx>
+        <w:trPr>
+          <w:tblHeader/>
+        </w:trPr>
+        <w:tc>
+          <w:tcPr>
+            <w:tcW w:w="800" w:type="pct"/>
+            <w:tcBorders>
+              <w:top w:val="single" w:sz="4" w:space="0" w:color="CCCCCC"/>
+              <w:left w:val="single" w:sz="4" w:space="0" w:color="CCCCCC"/>
+              <w:bottom w:val="single" w:sz="4" w:space="0" w:color="CCCCCC"/>
+              <w:right w:val="single" w:sz="4" w:space="0" w:color="CCCCCC"/>
+            </w:tcBorders>
+            <w:shd w:val="clear" w:color="auto" w:fill="2E4053"/>
+            <w:tcMar>
+              <w:top w:w="60" w:type="dxa"/>
+              <w:left w:w="80" w:type="dxa"/>
+              <w:bottom w:w="60" w:type="dxa"/>
+              <w:right w:w="80" w:type="dxa"/>
+            </w:tcMar>
+            <w:vAlign w:val="center"/>
+          </w:tcPr>
+          <w:p>
+            <w:pPr>
+              <w:jc w:val="center"/>
+              <w:rPr>
+                <w:sz w:val="16"/>
+                <w:szCs w:val="16"/>
+              </w:rPr>
+            </w:pPr>
+            <w:r>
+              <w:rPr>
+                <w:rFonts w:ascii="Arial" w:eastAsia="Arial" w:hAnsi="Arial" w:cs="Arial"/>
+                <w:b/>
+                <w:bCs/>
+                <w:color w:val="FFFFFF"/>
+                <w:sz w:val="16"/>
+                <w:szCs w:val="16"/>
+              </w:rPr>
+              <w:t>Zona / Equipo</w:t>
+            </w:r>
+          </w:p>
+        </w:tc>
+        <w:tc>
+          <w:tcPr>
+            <w:tcW w:w="800" w:type="pct"/>
+            <w:tcBorders>
+              <w:top w:val="single" w:sz="4" w:space="0" w:color="CCCCCC"/>
+              <w:left w:val="single" w:sz="4" w:space="0" w:color="CCCCCC"/>
+              <w:bottom w:val="single" w:sz="4" w:space="0" w:color="CCCCCC"/>
+              <w:right w:val="single" w:sz="4" w:space="0" w:color="CCCCCC"/>
+            </w:tcBorders>
+            <w:shd w:val="clear" w:color="auto" w:fill="2E4053"/>
+            <w:tcMar>
+              <w:top w:w="60" w:type="dxa"/>
+              <w:left w:w="80" w:type="dxa"/>
+              <w:bottom w:w="60" w:type="dxa"/>
+              <w:right w:w="80" w:type="dxa"/>
+            </w:tcMar>
+            <w:vAlign w:val="center"/>
+          </w:tcPr>
+          <w:p>
+            <w:pPr>
+              <w:jc w:val="center"/>
+              <w:rPr>
+                <w:sz w:val="16"/>
+                <w:szCs w:val="16"/>
+              </w:rPr>
+            </w:pPr>
+            <w:r>
+              <w:rPr>
+                <w:rFonts w:ascii="Arial" w:eastAsia="Arial" w:hAnsi="Arial" w:cs="Arial"/>
+                <w:b/>
+                <w:bCs/>
+                <w:color w:val="FFFFFF"/>
+                <w:sz w:val="16"/>
+                <w:szCs w:val="16"/>
+              </w:rPr>
+              <w:t>Hora</w:t>
+            </w:r>
+          </w:p>
+        </w:tc>
+        <w:tc>
+          <w:tcPr>
+            <w:tcW w:w="800" w:type="pct"/>
+            <w:tcBorders>
+              <w:top w:val="single" w:sz="4" w:space="0" w:color="CCCCCC"/>
+              <w:left w:val="single" w:sz="4" w:space="0" w:color="CCCCCC"/>
+              <w:bottom w:val="single" w:sz="4" w:space="0" w:color="CCCCCC"/>
+              <w:right w:val="single" w:sz="4" w:space="0" w:color="CCCCCC"/>
+            </w:tcBorders>
+            <w:shd w:val="clear" w:color="auto" w:fill="2E4053"/>
+            <w:tcMar>
+              <w:top w:w="60" w:type="dxa"/>
+              <w:left w:w="80" w:type="dxa"/>
+              <w:bottom w:w="60" w:type="dxa"/>
+              <w:right w:w="80" w:type="dxa"/>
+            </w:tcMar>
+            <w:vAlign w:val="center"/>
+          </w:tcPr>
+          <w:p>
+            <w:pPr>
+              <w:jc w:val="center"/>
+              <w:rPr>
+                <w:sz w:val="16"/>
+                <w:szCs w:val="16"/>
+              </w:rPr>
+            </w:pPr>
+            <w:r>
+              <w:rPr>
+                <w:rFonts w:ascii="Arial" w:eastAsia="Arial" w:hAnsi="Arial" w:cs="Arial"/>
+                <w:b/>
+                <w:bCs/>
+                <w:color w:val="FFFFFF"/>
+                <w:sz w:val="16"/>
+                <w:szCs w:val="16"/>
+              </w:rPr>
+              <w:t>Producto usado</w:t>
+            </w:r>
+          </w:p>
+        </w:tc>
+        <w:tc>
+          <w:tcPr>
+            <w:tcW w:w="800" w:type="pct"/>
+            <w:tcBorders>
+              <w:top w:val="single" w:sz="4" w:space="0" w:color="CCCCCC"/>
+              <w:left w:val="single" w:sz="4" w:space="0" w:color="CCCCCC"/>
+              <w:bottom w:val="single" w:sz="4" w:space="0" w:color="CCCCCC"/>
+              <w:right w:val="single" w:sz="4" w:space="0" w:color="CCCCCC"/>
+            </w:tcBorders>
+            <w:shd w:val="clear" w:color="auto" w:fill="2E4053"/>
+            <w:tcMar>
+              <w:top w:w="60" w:type="dxa"/>
+              <w:left w:w="80" w:type="dxa"/>
+              <w:bottom w:w="60" w:type="dxa"/>
+              <w:right w:w="80" w:type="dxa"/>
+            </w:tcMar>
+            <w:vAlign w:val="center"/>
+          </w:tcPr>
+          <w:p>
+            <w:pPr>
+              <w:jc w:val="center"/>
+              <w:rPr>
+                <w:sz w:val="16"/>
+                <w:szCs w:val="16"/>
+              </w:rPr>
+            </w:pPr>
+            <w:r>
+              <w:rPr>
+                <w:rFonts w:ascii="Arial" w:eastAsia="Arial" w:hAnsi="Arial" w:cs="Arial"/>
+                <w:b/>
+                <w:bCs/>
+                <w:color w:val="FFFFFF"/>
+                <w:sz w:val="16"/>
+                <w:szCs w:val="16"/>
+              </w:rPr>
+              <w:t>¿Enjuagado? Sí/No</w:t>
+            </w:r>
+          </w:p>
+        </w:tc>
+        <w:tc>
+          <w:tcPr>
+            <w:tcW w:w="800" w:type="pct"/>
+            <w:tcBorders>
+              <w:top w:val="single" w:sz="4" w:space="0" w:color="CCCCCC"/>
+              <w:left w:val="single" w:sz="4" w:space="0" w:color="CCCCCC"/>
+              <w:bottom w:val="single" w:sz="4" w:space="0" w:color="CCCCCC"/>
+              <w:right w:val="single" w:sz="4" w:space="0" w:color="CCCCCC"/>
+            </w:tcBorders>
+            <w:shd w:val="clear" w:color="auto" w:fill="2E4053"/>
+            <w:tcMar>
+              <w:top w:w="60" w:type="dxa"/>
+              <w:left w:w="80" w:type="dxa"/>
+              <w:bottom w:w="60" w:type="dxa"/>
+              <w:right w:w="80" w:type="dxa"/>
+            </w:tcMar>
+            <w:vAlign w:val="center"/>
+          </w:tcPr>
+          <w:p>
+            <w:pPr>
+              <w:jc w:val="center"/>
+              <w:rPr>
+                <w:sz w:val="16"/>
+                <w:szCs w:val="16"/>
+              </w:rPr>
+            </w:pPr>
+            <w:r>
+              <w:rPr>
+                <w:rFonts w:ascii="Arial" w:eastAsia="Arial" w:hAnsi="Arial" w:cs="Arial"/>
+                <w:b/>
+                <w:bCs/>
+                <w:color w:val="FFFFFF"/>
+                <w:sz w:val="16"/>
+                <w:szCs w:val="16"/>
+              </w:rPr>
+              <w:t>¿Desinfectado? Sí/No</w:t>
+            </w:r>
+          </w:p>
+        </w:tc>
+        <w:tc>
+          <w:tcPr>
+            <w:tcW w:w="800" w:type="pct"/>
+            <w:tcBorders>
+              <w:top w:val="single" w:sz="4" w:space="0" w:color="CCCCCC"/>
+              <w:left w:val="single" w:sz="4" w:space="0" w:color="CCCCCC"/>
+              <w:bottom w:val="single" w:sz="4" w:space="0" w:color="CCCCCC"/>
+              <w:right w:val="single" w:sz="4" w:space="0" w:color="CCCCCC"/>
+            </w:tcBorders>
+            <w:shd w:val="clear" w:color="auto" w:fill="2E4053"/>
+            <w:tcMar>
+              <w:top w:w="60" w:type="dxa"/>
+              <w:left w:w="80" w:type="dxa"/>
+              <w:bottom w:w="60" w:type="dxa"/>
+              <w:right w:w="80" w:type="dxa"/>
+            </w:tcMar>
+            <w:vAlign w:val="center"/>
+          </w:tcPr>
+          <w:p>
+            <w:pPr>
+              <w:jc w:val="center"/>
+              <w:rPr>
+                <w:sz w:val="16"/>
+                <w:szCs w:val="16"/>
+              </w:rPr>
+            </w:pPr>
+            <w:r>
+              <w:rPr>
+                <w:rFonts w:ascii="Arial" w:eastAsia="Arial" w:hAnsi="Arial" w:cs="Arial"/>
+                <w:b/>
+                <w:bCs/>
+                <w:color w:val="FFFFFF"/>
+                <w:sz w:val="16"/>
+                <w:szCs w:val="16"/>
+              </w:rPr>
+              <w:t>Responsable / Firma</w:t>
+            </w:r>
+          </w:p>
+        </w:tc>
+      </w:tr>
+      <w:tr>
+        <w:tblPrEx>
+          <w:tblCellMar>
+            <w:top w:w="0" w:type="dxa"/>
+            <w:bottom w:w="0" w:type="dxa"/>
+          </w:tblCellMar>
+        </w:tblPrEx>
+        <w:trPr>
+          <w:trHeight w:val="260"/>
+        </w:trPr>
+        <w:tc>
+          <w:tcPr>
+            <w:tcW w:w="800" w:type="pct"/>
+            <w:tcBorders>
+              <w:top w:val="single" w:sz="4" w:space="0" w:color="CCCCCC"/>
+              <w:left w:val="single" w:sz="4" w:space="0" w:color="CCCCCC"/>
+              <w:bottom w:val="single" w:sz="4" w:space="0" w:color="CCCCCC"/>
+              <w:right w:val="single" w:sz="4" w:space="0" w:color="CCCCCC"/>
+            </w:tcBorders>
+            <w:shd w:val="clear" w:color="auto" w:fill="F5F5F5"/>
+            <w:tcMar>
+              <w:top w:w="30" w:type="dxa"/>
+              <w:left w:w="80" w:type="dxa"/>
+              <w:bottom w:w="30" w:type="dxa"/>
+              <w:right w:w="80" w:type="dxa"/>
+            </w:tcMar>
+          </w:tcPr>
+          <w:p>
+            <w:pPr>
+              <w:rPr>
+                <w:sz w:val="16"/>
+                <w:szCs w:val="16"/>
+              </w:rPr>
+            </w:pPr>
+            <w:r>
+              <w:rPr>
+                <w:rFonts w:ascii="Arial" w:eastAsia="Arial" w:hAnsi="Arial" w:cs="Arial"/>
+                <w:i/>
+                <w:iCs/>
+                <w:color w:val="555555"/>
+                <w:sz w:val="16"/>
+                <w:szCs w:val="16"/>
+              </w:rPr>
+              <w:t>Superficies cocina doméstica</w:t>
+            </w:r>
+          </w:p>
+        </w:tc>
+        <w:tc>
+          <w:tcPr>
+            <w:tcW w:w="800" w:type="pct"/>
+            <w:tcBorders>
+              <w:top w:val="single" w:sz="4" w:space="0" w:color="CCCCCC"/>
+              <w:left w:val="single" w:sz="4" w:space="0" w:color="CCCCCC"/>
+              <w:bottom w:val="single" w:sz="4" w:space="0" w:color="CCCCCC"/>
+              <w:right w:val="single" w:sz="4" w:space="0" w:color="CCCCCC"/>
+            </w:tcBorders>
+            <w:shd w:val="clear" w:color="auto" w:fill="F5F5F5"/>
+            <w:tcMar>
+              <w:top w:w="30" w:type="dxa"/>
+              <w:left w:w="80" w:type="dxa"/>
+              <w:bottom w:w="30" w:type="dxa"/>
+              <w:right w:w="80" w:type="dxa"/>
+            </w:tcMar>
+          </w:tcPr>
+          <w:p/>
+        </w:tc>
+        <w:tc>
+          <w:tcPr>
+            <w:tcW w:w="800" w:type="pct"/>
+            <w:tcBorders>
+              <w:top w:val="single" w:sz="4" w:space="0" w:color="CCCCCC"/>
+              <w:left w:val="single" w:sz="4" w:space="0" w:color="CCCCCC"/>
+              <w:bottom w:val="single" w:sz="4" w:space="0" w:color="CCCCCC"/>
+              <w:right w:val="single" w:sz="4" w:space="0" w:color="CCCCCC"/>
+            </w:tcBorders>
+            <w:shd w:val="clear" w:color="auto" w:fill="F5F5F5"/>
+            <w:tcMar>
+              <w:top w:w="30" w:type="dxa"/>
+              <w:left w:w="80" w:type="dxa"/>
+              <w:bottom w:w="30" w:type="dxa"/>
+              <w:right w:w="80" w:type="dxa"/>
+            </w:tcMar>
+          </w:tcPr>
+          <w:p/>
+        </w:tc>
+        <w:tc>
+          <w:tcPr>
+            <w:tcW w:w="800" w:type="pct"/>
+            <w:tcBorders>
+              <w:top w:val="single" w:sz="4" w:space="0" w:color="CCCCCC"/>
+              <w:left w:val="single" w:sz="4" w:space="0" w:color="CCCCCC"/>
+              <w:bottom w:val="single" w:sz="4" w:space="0" w:color="CCCCCC"/>
+              <w:right w:val="single" w:sz="4" w:space="0" w:color="CCCCCC"/>
+            </w:tcBorders>
+            <w:shd w:val="clear" w:color="auto" w:fill="F5F5F5"/>
+            <w:tcMar>
+              <w:top w:w="30" w:type="dxa"/>
+              <w:left w:w="80" w:type="dxa"/>
+              <w:bottom w:w="30" w:type="dxa"/>
+              <w:right w:w="80" w:type="dxa"/>
+            </w:tcMar>
+          </w:tcPr>
+          <w:p/>
+        </w:tc>
+        <w:tc>
+          <w:tcPr>
+            <w:tcW w:w="800" w:type="pct"/>
+            <w:tcBorders>
+              <w:top w:val="single" w:sz="4" w:space="0" w:color="CCCCCC"/>
+              <w:left w:val="single" w:sz="4" w:space="0" w:color="CCCCCC"/>
+              <w:bottom w:val="single" w:sz="4" w:space="0" w:color="CCCCCC"/>
+              <w:right w:val="single" w:sz="4" w:space="0" w:color="CCCCCC"/>
+            </w:tcBorders>
+            <w:shd w:val="clear" w:color="auto" w:fill="F5F5F5"/>
+            <w:tcMar>
+              <w:top w:w="30" w:type="dxa"/>
+              <w:left w:w="80" w:type="dxa"/>
+              <w:bottom w:w="30" w:type="dxa"/>
+              <w:right w:w="80" w:type="dxa"/>
+            </w:tcMar>
+          </w:tcPr>
+          <w:p/>
+        </w:tc>
+        <w:tc>
+          <w:tcPr>
+            <w:tcW w:w="800" w:type="pct"/>
+            <w:tcBorders>
+              <w:top w:val="single" w:sz="4" w:space="0" w:color="CCCCCC"/>
+              <w:left w:val="single" w:sz="4" w:space="0" w:color="CCCCCC"/>
+              <w:bottom w:val="single" w:sz="4" w:space="0" w:color="CCCCCC"/>
+              <w:right w:val="single" w:sz="4" w:space="0" w:color="CCCCCC"/>
+            </w:tcBorders>
+            <w:shd w:val="clear" w:color="auto" w:fill="F5F5F5"/>
+            <w:tcMar>
+              <w:top w:w="30" w:type="dxa"/>
+              <w:left w:w="80" w:type="dxa"/>
+              <w:bottom w:w="30" w:type="dxa"/>
+              <w:right w:w="80" w:type="dxa"/>
+            </w:tcMar>
+          </w:tcPr>
+          <w:p/>
+        </w:tc>
+      </w:tr>
+      <w:tr>
+        <w:tblPrEx>
+          <w:tblCellMar>
+            <w:top w:w="0" w:type="dxa"/>
+            <w:bottom w:w="0" w:type="dxa"/>
+          </w:tblCellMar>
+        </w:tblPrEx>
+        <w:trPr>
+          <w:trHeight w:val="260"/>
+        </w:trPr>
+        <w:tc>
+          <w:tcPr>
+            <w:tcW w:w="800" w:type="pct"/>
+            <w:tcBorders>
+              <w:top w:val="single" w:sz="4" w:space="0" w:color="CCCCCC"/>
+              <w:left w:val="single" w:sz="4" w:space="0" w:color="CCCCCC"/>
+              <w:bottom w:val="single" w:sz="4" w:space="0" w:color="CCCCCC"/>
+              <w:right w:val="single" w:sz="4" w:space="0" w:color="CCCCCC"/>
+            </w:tcBorders>
+            <w:shd w:val="clear" w:color="auto" w:fill="FFFFFF"/>
+            <w:tcMar>
+              <w:top w:w="30" w:type="dxa"/>
+              <w:left w:w="80" w:type="dxa"/>
+              <w:bottom w:w="30" w:type="dxa"/>
+              <w:right w:w="80" w:type="dxa"/>
+            </w:tcMar>
+          </w:tcPr>
+          <w:p>
+            <w:pPr>
+              <w:rPr>
+                <w:sz w:val="16"/>
+                <w:szCs w:val="16"/>
+              </w:rPr>
+            </w:pPr>
+            <w:r>
+              <w:rPr>
+                <w:rFonts w:ascii="Arial" w:eastAsia="Arial" w:hAnsi="Arial" w:cs="Arial"/>
+                <w:i/>
+                <w:iCs/>
+                <w:color w:val="555555"/>
+                <w:sz w:val="16"/>
+                <w:szCs w:val="16"/>
+              </w:rPr>
+              <w:t>Estufa y extractor</w:t>
+            </w:r>
+          </w:p>
+        </w:tc>
+        <w:tc>
+          <w:tcPr>
+            <w:tcW w:w="800" w:type="pct"/>
+            <w:tcBorders>
+              <w:top w:val="single" w:sz="4" w:space="0" w:color="CCCCCC"/>
+              <w:left w:val="single" w:sz="4" w:space="0" w:color="CCCCCC"/>
+              <w:bottom w:val="single" w:sz="4" w:space="0" w:color="CCCCCC"/>
+              <w:right w:val="single" w:sz="4" w:space="0" w:color="CCCCCC"/>
+            </w:tcBorders>
+            <w:shd w:val="clear" w:color="auto" w:fill="FFFFFF"/>
+            <w:tcMar>
+              <w:top w:w="30" w:type="dxa"/>
+              <w:left w:w="80" w:type="dxa"/>
+              <w:bottom w:w="30" w:type="dxa"/>
+              <w:right w:w="80" w:type="dxa"/>
+            </w:tcMar>
+          </w:tcPr>
+          <w:p/>
+        </w:tc>
+        <w:tc>
+          <w:tcPr>
+            <w:tcW w:w="800" w:type="pct"/>
+            <w:tcBorders>
+              <w:top w:val="single" w:sz="4" w:space="0" w:color="CCCCCC"/>
+              <w:left w:val="single" w:sz="4" w:space="0" w:color="CCCCCC"/>
+              <w:bottom w:val="single" w:sz="4" w:space="0" w:color="CCCCCC"/>
+              <w:right w:val="single" w:sz="4" w:space="0" w:color="CCCCCC"/>
+            </w:tcBorders>
+            <w:shd w:val="clear" w:color="auto" w:fill="FFFFFF"/>
+            <w:tcMar>
+              <w:top w:w="30" w:type="dxa"/>
+              <w:left w:w="80" w:type="dxa"/>
+              <w:bottom w:w="30" w:type="dxa"/>
+              <w:right w:w="80" w:type="dxa"/>
+            </w:tcMar>
+          </w:tcPr>
+          <w:p/>
+        </w:tc>
+        <w:tc>
+          <w:tcPr>
+            <w:tcW w:w="800" w:type="pct"/>
+            <w:tcBorders>
+              <w:top w:val="single" w:sz="4" w:space="0" w:color="CCCCCC"/>
+              <w:left w:val="single" w:sz="4" w:space="0" w:color="CCCCCC"/>
+              <w:bottom w:val="single" w:sz="4" w:space="0" w:color="CCCCCC"/>
+              <w:right w:val="single" w:sz="4" w:space="0" w:color="CCCCCC"/>
+            </w:tcBorders>
+            <w:shd w:val="clear" w:color="auto" w:fill="FFFFFF"/>
+            <w:tcMar>
+              <w:top w:w="30" w:type="dxa"/>
+              <w:left w:w="80" w:type="dxa"/>
+              <w:bottom w:w="30" w:type="dxa"/>
+              <w:right w:w="80" w:type="dxa"/>
+            </w:tcMar>
+          </w:tcPr>
+          <w:p/>
+        </w:tc>
+        <w:tc>
+          <w:tcPr>
+            <w:tcW w:w="800" w:type="pct"/>
+            <w:tcBorders>
+              <w:top w:val="single" w:sz="4" w:space="0" w:color="CCCCCC"/>
+              <w:left w:val="single" w:sz="4" w:space="0" w:color="CCCCCC"/>
+              <w:bottom w:val="single" w:sz="4" w:space="0" w:color="CCCCCC"/>
+              <w:right w:val="single" w:sz="4" w:space="0" w:color="CCCCCC"/>
+            </w:tcBorders>
+            <w:shd w:val="clear" w:color="auto" w:fill="FFFFFF"/>
+            <w:tcMar>
+              <w:top w:w="30" w:type="dxa"/>
+              <w:left w:w="80" w:type="dxa"/>
+              <w:bottom w:w="30" w:type="dxa"/>
+              <w:right w:w="80" w:type="dxa"/>
+            </w:tcMar>
+          </w:tcPr>
+          <w:p/>
+        </w:tc>
+        <w:tc>
+          <w:tcPr>
+            <w:tcW w:w="800" w:type="pct"/>
+            <w:tcBorders>
+              <w:top w:val="single" w:sz="4" w:space="0" w:color="CCCCCC"/>
+              <w:left w:val="single" w:sz="4" w:space="0" w:color="CCCCCC"/>
+              <w:bottom w:val="single" w:sz="4" w:space="0" w:color="CCCCCC"/>
+              <w:right w:val="single" w:sz="4" w:space="0" w:color="CCCCCC"/>
+            </w:tcBorders>
+            <w:shd w:val="clear" w:color="auto" w:fill="FFFFFF"/>
+            <w:tcMar>
+              <w:top w:w="30" w:type="dxa"/>
+              <w:left w:w="80" w:type="dxa"/>
+              <w:bottom w:w="30" w:type="dxa"/>
+              <w:right w:w="80" w:type="dxa"/>
+            </w:tcMar>
+          </w:tcPr>
+          <w:p/>
+        </w:tc>
+      </w:tr>
+      <w:tr>
+        <w:tblPrEx>
+          <w:tblCellMar>
+            <w:top w:w="0" w:type="dxa"/>
+            <w:bottom w:w="0" w:type="dxa"/>
+          </w:tblCellMar>
+        </w:tblPrEx>
+        <w:trPr>
+          <w:trHeight w:val="260"/>
+        </w:trPr>
+        <w:tc>
+          <w:tcPr>
+            <w:tcW w:w="800" w:type="pct"/>
+            <w:tcBorders>
+              <w:top w:val="single" w:sz="4" w:space="0" w:color="CCCCCC"/>
+              <w:left w:val="single" w:sz="4" w:space="0" w:color="CCCCCC"/>
+              <w:bottom w:val="single" w:sz="4" w:space="0" w:color="CCCCCC"/>
+              <w:right w:val="single" w:sz="4" w:space="0" w:color="CCCCCC"/>
+            </w:tcBorders>
+            <w:shd w:val="clear" w:color="auto" w:fill="F5F5F5"/>
+            <w:tcMar>
+              <w:top w:w="30" w:type="dxa"/>
+              <w:left w:w="80" w:type="dxa"/>
+              <w:bottom w:w="30" w:type="dxa"/>
+              <w:right w:w="80" w:type="dxa"/>
+            </w:tcMar>
+          </w:tcPr>
+          <w:p>
+            <w:pPr>
+              <w:rPr>
+                <w:sz w:val="16"/>
+                <w:szCs w:val="16"/>
+              </w:rPr>
+            </w:pPr>
+            <w:r>
+              <w:rPr>
+                <w:rFonts w:ascii="Arial" w:eastAsia="Arial" w:hAnsi="Arial" w:cs="Arial"/>
+                <w:i/>
+                <w:iCs/>
+                <w:color w:val="555555"/>
+                <w:sz w:val="16"/>
+                <w:szCs w:val="16"/>
+              </w:rPr>
+              <w:t>Tablas de corte</w:t>
+            </w:r>
+          </w:p>
+        </w:tc>
+        <w:tc>
+          <w:tcPr>
+            <w:tcW w:w="800" w:type="pct"/>
+            <w:tcBorders>
+              <w:top w:val="single" w:sz="4" w:space="0" w:color="CCCCCC"/>
+              <w:left w:val="single" w:sz="4" w:space="0" w:color="CCCCCC"/>
+              <w:bottom w:val="single" w:sz="4" w:space="0" w:color="CCCCCC"/>
+              <w:right w:val="single" w:sz="4" w:space="0" w:color="CCCCCC"/>
+            </w:tcBorders>
+            <w:shd w:val="clear" w:color="auto" w:fill="F5F5F5"/>
+            <w:tcMar>
+              <w:top w:w="30" w:type="dxa"/>
+              <w:left w:w="80" w:type="dxa"/>
+              <w:bottom w:w="30" w:type="dxa"/>
+              <w:right w:w="80" w:type="dxa"/>
+            </w:tcMar>
+          </w:tcPr>
+          <w:p/>
+        </w:tc>
+        <w:tc>
+          <w:tcPr>
+            <w:tcW w:w="800" w:type="pct"/>
+            <w:tcBorders>
+              <w:top w:val="single" w:sz="4" w:space="0" w:color="CCCCCC"/>
+              <w:left w:val="single" w:sz="4" w:space="0" w:color="CCCCCC"/>
+              <w:bottom w:val="single" w:sz="4" w:space="0" w:color="CCCCCC"/>
+              <w:right w:val="single" w:sz="4" w:space="0" w:color="CCCCCC"/>
+            </w:tcBorders>
+            <w:shd w:val="clear" w:color="auto" w:fill="F5F5F5"/>
+            <w:tcMar>
+              <w:top w:w="30" w:type="dxa"/>
+              <w:left w:w="80" w:type="dxa"/>
+              <w:bottom w:w="30" w:type="dxa"/>
+              <w:right w:w="80" w:type="dxa"/>
+            </w:tcMar>
+          </w:tcPr>
+          <w:p/>
+        </w:tc>
+        <w:tc>
+          <w:tcPr>
+            <w:tcW w:w="800" w:type="pct"/>
+            <w:tcBorders>
+              <w:top w:val="single" w:sz="4" w:space="0" w:color="CCCCCC"/>
+              <w:left w:val="single" w:sz="4" w:space="0" w:color="CCCCCC"/>
+              <w:bottom w:val="single" w:sz="4" w:space="0" w:color="CCCCCC"/>
+              <w:right w:val="single" w:sz="4" w:space="0" w:color="CCCCCC"/>
+            </w:tcBorders>
+            <w:shd w:val="clear" w:color="auto" w:fill="F5F5F5"/>
+            <w:tcMar>
+              <w:top w:w="30" w:type="dxa"/>
+              <w:left w:w="80" w:type="dxa"/>
+              <w:bottom w:w="30" w:type="dxa"/>
+              <w:right w:w="80" w:type="dxa"/>
+            </w:tcMar>
+          </w:tcPr>
+          <w:p/>
+        </w:tc>
+        <w:tc>
+          <w:tcPr>
+            <w:tcW w:w="800" w:type="pct"/>
+            <w:tcBorders>
+              <w:top w:val="single" w:sz="4" w:space="0" w:color="CCCCCC"/>
+              <w:left w:val="single" w:sz="4" w:space="0" w:color="CCCCCC"/>
+              <w:bottom w:val="single" w:sz="4" w:space="0" w:color="CCCCCC"/>
+              <w:right w:val="single" w:sz="4" w:space="0" w:color="CCCCCC"/>
+            </w:tcBorders>
+            <w:shd w:val="clear" w:color="auto" w:fill="F5F5F5"/>
+            <w:tcMar>
+              <w:top w:w="30" w:type="dxa"/>
+              <w:left w:w="80" w:type="dxa"/>
+              <w:bottom w:w="30" w:type="dxa"/>
+              <w:right w:w="80" w:type="dxa"/>
+            </w:tcMar>
+          </w:tcPr>
+          <w:p/>
+        </w:tc>
+        <w:tc>
+          <w:tcPr>
+            <w:tcW w:w="800" w:type="pct"/>
+            <w:tcBorders>
+              <w:top w:val="single" w:sz="4" w:space="0" w:color="CCCCCC"/>
+              <w:left w:val="single" w:sz="4" w:space="0" w:color="CCCCCC"/>
+              <w:bottom w:val="single" w:sz="4" w:space="0" w:color="CCCCCC"/>
+              <w:right w:val="single" w:sz="4" w:space="0" w:color="CCCCCC"/>
+            </w:tcBorders>
+            <w:shd w:val="clear" w:color="auto" w:fill="F5F5F5"/>
+            <w:tcMar>
+              <w:top w:w="30" w:type="dxa"/>
+              <w:left w:w="80" w:type="dxa"/>
+              <w:bottom w:w="30" w:type="dxa"/>
+              <w:right w:w="80" w:type="dxa"/>
+            </w:tcMar>
+          </w:tcPr>
+          <w:p/>
+        </w:tc>
+      </w:tr>
+      <w:tr>
+        <w:tblPrEx>
+          <w:tblCellMar>
+            <w:top w:w="0" w:type="dxa"/>
+            <w:bottom w:w="0" w:type="dxa"/>
+          </w:tblCellMar>
+        </w:tblPrEx>
+        <w:trPr>
+          <w:trHeight w:val="260"/>
+        </w:trPr>
+        <w:tc>
+          <w:tcPr>
+            <w:tcW w:w="800" w:type="pct"/>
+            <w:tcBorders>
+              <w:top w:val="single" w:sz="4" w:space="0" w:color="CCCCCC"/>
+              <w:left w:val="single" w:sz="4" w:space="0" w:color="CCCCCC"/>
+              <w:bottom w:val="single" w:sz="4" w:space="0" w:color="CCCCCC"/>
+              <w:right w:val="single" w:sz="4" w:space="0" w:color="CCCCCC"/>
+            </w:tcBorders>
+            <w:shd w:val="clear" w:color="auto" w:fill="FFFFFF"/>
+            <w:tcMar>
+              <w:top w:w="30" w:type="dxa"/>
+              <w:left w:w="80" w:type="dxa"/>
+              <w:bottom w:w="30" w:type="dxa"/>
+              <w:right w:w="80" w:type="dxa"/>
+            </w:tcMar>
+          </w:tcPr>
+          <w:p>
+            <w:pPr>
+              <w:rPr>
+                <w:sz w:val="16"/>
+                <w:szCs w:val="16"/>
+              </w:rPr>
+            </w:pPr>
+            <w:proofErr w:type="spellStart"/>
+            <w:r>
+              <w:rPr>
+                <w:rFonts w:ascii="Arial" w:eastAsia="Arial" w:hAnsi="Arial" w:cs="Arial"/>
+                <w:i/>
+                <w:iCs/>
+                <w:color w:val="555555"/>
+                <w:sz w:val="16"/>
+                <w:szCs w:val="16"/>
+              </w:rPr>
+              <w:t>Chafing</w:t>
+            </w:r>
+            <w:proofErr w:type="spellEnd"/>
+            <w:r>
+              <w:rPr>
+                <w:rFonts w:ascii="Arial" w:eastAsia="Arial" w:hAnsi="Arial" w:cs="Arial"/>
+                <w:i/>
+                <w:iCs/>
+                <w:color w:val="555555"/>
+                <w:sz w:val="16"/>
+                <w:szCs w:val="16"/>
+              </w:rPr>
+              <w:t xml:space="preserve"> </w:t>
+            </w:r>
+            <w:proofErr w:type="spellStart"/>
+            <w:r>
+              <w:rPr>
+                <w:rFonts w:ascii="Arial" w:eastAsia="Arial" w:hAnsi="Arial" w:cs="Arial"/>
+                <w:i/>
+                <w:iCs/>
+                <w:color w:val="555555"/>
+                <w:sz w:val="16"/>
+                <w:szCs w:val="16"/>
+              </w:rPr>
+              <w:t>dishes</w:t>
+            </w:r>
+            <w:proofErr w:type="spellEnd"/>
+          </w:p>
+        </w:tc>
+        <w:tc>
+          <w:tcPr>
+            <w:tcW w:w="800" w:type="pct"/>
+            <w:tcBorders>
+              <w:top w:val="single" w:sz="4" w:space="0" w:color="CCCCCC"/>
+              <w:left w:val="single" w:sz="4" w:space="0" w:color="CCCCCC"/>
+              <w:bottom w:val="single" w:sz="4" w:space="0" w:color="CCCCCC"/>
+              <w:right w:val="single" w:sz="4" w:space="0" w:color="CCCCCC"/>
+            </w:tcBorders>
+            <w:shd w:val="clear" w:color="auto" w:fill="FFFFFF"/>
+            <w:tcMar>
+              <w:top w:w="30" w:type="dxa"/>
+              <w:left w:w="80" w:type="dxa"/>
+              <w:bottom w:w="30" w:type="dxa"/>
+              <w:right w:w="80" w:type="dxa"/>
+            </w:tcMar>
+          </w:tcPr>
+          <w:p/>
+        </w:tc>
+        <w:tc>
+          <w:tcPr>
+            <w:tcW w:w="800" w:type="pct"/>
+            <w:tcBorders>
+              <w:top w:val="single" w:sz="4" w:space="0" w:color="CCCCCC"/>
+              <w:left w:val="single" w:sz="4" w:space="0" w:color="CCCCCC"/>
+              <w:bottom w:val="single" w:sz="4" w:space="0" w:color="CCCCCC"/>
+              <w:right w:val="single" w:sz="4" w:space="0" w:color="CCCCCC"/>
+            </w:tcBorders>
+            <w:shd w:val="clear" w:color="auto" w:fill="FFFFFF"/>
+            <w:tcMar>
+              <w:top w:w="30" w:type="dxa"/>
+              <w:left w:w="80" w:type="dxa"/>
+              <w:bottom w:w="30" w:type="dxa"/>
+              <w:right w:w="80" w:type="dxa"/>
+            </w:tcMar>
+          </w:tcPr>
+          <w:p/>
+        </w:tc>
+        <w:tc>
+          <w:tcPr>
+            <w:tcW w:w="800" w:type="pct"/>
+            <w:tcBorders>
+              <w:top w:val="single" w:sz="4" w:space="0" w:color="CCCCCC"/>
+              <w:left w:val="single" w:sz="4" w:space="0" w:color="CCCCCC"/>
+              <w:bottom w:val="single" w:sz="4" w:space="0" w:color="CCCCCC"/>
+              <w:right w:val="single" w:sz="4" w:space="0" w:color="CCCCCC"/>
+            </w:tcBorders>
+            <w:shd w:val="clear" w:color="auto" w:fill="FFFFFF"/>
+            <w:tcMar>
+              <w:top w:w="30" w:type="dxa"/>
+              <w:left w:w="80" w:type="dxa"/>
+              <w:bottom w:w="30" w:type="dxa"/>
+              <w:right w:w="80" w:type="dxa"/>
+            </w:tcMar>
+          </w:tcPr>
+          <w:p/>
+        </w:tc>
+        <w:tc>
+          <w:tcPr>
+            <w:tcW w:w="800" w:type="pct"/>
+            <w:tcBorders>
+              <w:top w:val="single" w:sz="4" w:space="0" w:color="CCCCCC"/>
+              <w:left w:val="single" w:sz="4" w:space="0" w:color="CCCCCC"/>
+              <w:bottom w:val="single" w:sz="4" w:space="0" w:color="CCCCCC"/>
+              <w:right w:val="single" w:sz="4" w:space="0" w:color="CCCCCC"/>
+            </w:tcBorders>
+            <w:shd w:val="clear" w:color="auto" w:fill="FFFFFF"/>
+            <w:tcMar>
+              <w:top w:w="30" w:type="dxa"/>
+              <w:left w:w="80" w:type="dxa"/>
+              <w:bottom w:w="30" w:type="dxa"/>
+              <w:right w:w="80" w:type="dxa"/>
+            </w:tcMar>
+          </w:tcPr>
+          <w:p/>
+        </w:tc>
+        <w:tc>
+          <w:tcPr>
+            <w:tcW w:w="800" w:type="pct"/>
+            <w:tcBorders>
+              <w:top w:val="single" w:sz="4" w:space="0" w:color="CCCCCC"/>
+              <w:left w:val="single" w:sz="4" w:space="0" w:color="CCCCCC"/>
+              <w:bottom w:val="single" w:sz="4" w:space="0" w:color="CCCCCC"/>
+              <w:right w:val="single" w:sz="4" w:space="0" w:color="CCCCCC"/>
+            </w:tcBorders>
+            <w:shd w:val="clear" w:color="auto" w:fill="FFFFFF"/>
+            <w:tcMar>
+              <w:top w:w="30" w:type="dxa"/>
+              <w:left w:w="80" w:type="dxa"/>
+              <w:bottom w:w="30" w:type="dxa"/>
+              <w:right w:w="80" w:type="dxa"/>
+            </w:tcMar>
+          </w:tcPr>
+          <w:p/>
+        </w:tc>
+      </w:tr>
+      <w:tr>
+        <w:tblPrEx>
+          <w:tblCellMar>
+            <w:top w:w="0" w:type="dxa"/>
+            <w:bottom w:w="0" w:type="dxa"/>
+          </w:tblCellMar>
+        </w:tblPrEx>
+        <w:trPr>
+          <w:trHeight w:val="260"/>
+        </w:trPr>
+        <w:tc>
+          <w:tcPr>
+            <w:tcW w:w="800" w:type="pct"/>
+            <w:tcBorders>
+              <w:top w:val="single" w:sz="4" w:space="0" w:color="CCCCCC"/>
+              <w:left w:val="single" w:sz="4" w:space="0" w:color="CCCCCC"/>
+              <w:bottom w:val="single" w:sz="4" w:space="0" w:color="CCCCCC"/>
+              <w:right w:val="single" w:sz="4" w:space="0" w:color="CCCCCC"/>
+            </w:tcBorders>
+            <w:shd w:val="clear" w:color="auto" w:fill="F5F5F5"/>
+            <w:tcMar>
+              <w:top w:w="30" w:type="dxa"/>
+              <w:left w:w="80" w:type="dxa"/>
+              <w:bottom w:w="30" w:type="dxa"/>
+              <w:right w:w="80" w:type="dxa"/>
+            </w:tcMar>
+          </w:tcPr>
+          <w:p>
+            <w:pPr>
+              <w:rPr>
+                <w:sz w:val="16"/>
+                <w:szCs w:val="16"/>
+              </w:rPr>
+            </w:pPr>
+            <w:r>
+              <w:rPr>
+                <w:rFonts w:ascii="Arial" w:eastAsia="Arial" w:hAnsi="Arial" w:cs="Arial"/>
+                <w:i/>
+                <w:iCs/>
+                <w:color w:val="555555"/>
+                <w:sz w:val="16"/>
+                <w:szCs w:val="16"/>
+              </w:rPr>
+              <w:t>Mesa punto de venta</w:t>
+            </w:r>
+          </w:p>
+        </w:tc>
+        <w:tc>
+          <w:tcPr>
+            <w:tcW w:w="800" w:type="pct"/>
+            <w:tcBorders>
+              <w:top w:val="single" w:sz="4" w:space="0" w:color="CCCCCC"/>
+              <w:left w:val="single" w:sz="4" w:space="0" w:color="CCCCCC"/>
+              <w:bottom w:val="single" w:sz="4" w:space="0" w:color="CCCCCC"/>
+              <w:right w:val="single" w:sz="4" w:space="0" w:color="CCCCCC"/>
+            </w:tcBorders>
+            <w:shd w:val="clear" w:color="auto" w:fill="F5F5F5"/>
+            <w:tcMar>
+              <w:top w:w="30" w:type="dxa"/>
+              <w:left w:w="80" w:type="dxa"/>
+              <w:bottom w:w="30" w:type="dxa"/>
+              <w:right w:w="80" w:type="dxa"/>
+            </w:tcMar>
+          </w:tcPr>
+          <w:p/>
+        </w:tc>
+        <w:tc>
+          <w:tcPr>
+            <w:tcW w:w="800" w:type="pct"/>
+            <w:tcBorders>
+              <w:top w:val="single" w:sz="4" w:space="0" w:color="CCCCCC"/>
+              <w:left w:val="single" w:sz="4" w:space="0" w:color="CCCCCC"/>
+              <w:bottom w:val="single" w:sz="4" w:space="0" w:color="CCCCCC"/>
+              <w:right w:val="single" w:sz="4" w:space="0" w:color="CCCCCC"/>
+            </w:tcBorders>
+            <w:shd w:val="clear" w:color="auto" w:fill="F5F5F5"/>
+            <w:tcMar>
+              <w:top w:w="30" w:type="dxa"/>
+              <w:left w:w="80" w:type="dxa"/>
+              <w:bottom w:w="30" w:type="dxa"/>
+              <w:right w:w="80" w:type="dxa"/>
+            </w:tcMar>
+          </w:tcPr>
+          <w:p/>
+        </w:tc>
+        <w:tc>
+          <w:tcPr>
+            <w:tcW w:w="800" w:type="pct"/>
+            <w:tcBorders>
+              <w:top w:val="single" w:sz="4" w:space="0" w:color="CCCCCC"/>
+              <w:left w:val="single" w:sz="4" w:space="0" w:color="CCCCCC"/>
+              <w:bottom w:val="single" w:sz="4" w:space="0" w:color="CCCCCC"/>
+              <w:right w:val="single" w:sz="4" w:space="0" w:color="CCCCCC"/>
+            </w:tcBorders>
+            <w:shd w:val="clear" w:color="auto" w:fill="F5F5F5"/>
+            <w:tcMar>
+              <w:top w:w="30" w:type="dxa"/>
+              <w:left w:w="80" w:type="dxa"/>
+              <w:bottom w:w="30" w:type="dxa"/>
+              <w:right w:w="80" w:type="dxa"/>
+            </w:tcMar>
+          </w:tcPr>
+          <w:p/>
+        </w:tc>
+        <w:tc>
+          <w:tcPr>
+            <w:tcW w:w="800" w:type="pct"/>
+            <w:tcBorders>
+              <w:top w:val="single" w:sz="4" w:space="0" w:color="CCCCCC"/>
+              <w:left w:val="single" w:sz="4" w:space="0" w:color="CCCCCC"/>
+              <w:bottom w:val="single" w:sz="4" w:space="0" w:color="CCCCCC"/>
+              <w:right w:val="single" w:sz="4" w:space="0" w:color="CCCCCC"/>
+            </w:tcBorders>
+            <w:shd w:val="clear" w:color="auto" w:fill="F5F5F5"/>
+            <w:tcMar>
+              <w:top w:w="30" w:type="dxa"/>
+              <w:left w:w="80" w:type="dxa"/>
+              <w:bottom w:w="30" w:type="dxa"/>
+              <w:right w:w="80" w:type="dxa"/>
+            </w:tcMar>
+          </w:tcPr>
+          <w:p/>
+        </w:tc>
+        <w:tc>
+          <w:tcPr>
+            <w:tcW w:w="800" w:type="pct"/>
+            <w:tcBorders>
+              <w:top w:val="single" w:sz="4" w:space="0" w:color="CCCCCC"/>
+              <w:left w:val="single" w:sz="4" w:space="0" w:color="CCCCCC"/>
+              <w:bottom w:val="single" w:sz="4" w:space="0" w:color="CCCCCC"/>
+              <w:right w:val="single" w:sz="4" w:space="0" w:color="CCCCCC"/>
+            </w:tcBorders>
+            <w:shd w:val="clear" w:color="auto" w:fill="F5F5F5"/>
+            <w:tcMar>
+              <w:top w:w="30" w:type="dxa"/>
+              <w:left w:w="80" w:type="dxa"/>
+              <w:bottom w:w="30" w:type="dxa"/>
+              <w:right w:w="80" w:type="dxa"/>
+            </w:tcMar>
+          </w:tcPr>
+          <w:p/>
+        </w:tc>
+      </w:tr>
+      <w:tr>
+        <w:tblPrEx>
+          <w:tblCellMar>
+            <w:top w:w="0" w:type="dxa"/>
+            <w:bottom w:w="0" w:type="dxa"/>
+          </w:tblCellMar>
+        </w:tblPrEx>
+        <w:trPr>
+          <w:trHeight w:val="260"/>
+        </w:trPr>
+        <w:tc>
+          <w:tcPr>
+            <w:tcW w:w="800" w:type="pct"/>
+            <w:tcBorders>
+              <w:top w:val="single" w:sz="4" w:space="0" w:color="CCCCCC"/>
+              <w:left w:val="single" w:sz="4" w:space="0" w:color="CCCCCC"/>
+              <w:bottom w:val="single" w:sz="4" w:space="0" w:color="CCCCCC"/>
+              <w:right w:val="single" w:sz="4" w:space="0" w:color="CCCCCC"/>
+            </w:tcBorders>
+            <w:shd w:val="clear" w:color="auto" w:fill="FFFFFF"/>
+            <w:tcMar>
+              <w:top w:w="30" w:type="dxa"/>
+              <w:left w:w="80" w:type="dxa"/>
+              <w:bottom w:w="30" w:type="dxa"/>
+              <w:right w:w="80" w:type="dxa"/>
+            </w:tcMar>
+          </w:tcPr>
+          <w:p>
+            <w:pPr>
+              <w:rPr>
+                <w:sz w:val="16"/>
+                <w:szCs w:val="16"/>
+              </w:rPr>
+            </w:pPr>
+            <w:proofErr w:type="gramStart"/>
+            <w:r>
+              <w:rPr>
+                <w:rFonts w:ascii="Arial" w:eastAsia="Arial" w:hAnsi="Arial" w:cs="Arial"/>
+                <w:i/>
+                <w:iCs/>
+                <w:color w:val="555555"/>
+                <w:sz w:val="16"/>
+                <w:szCs w:val="16"/>
+              </w:rPr>
+              <w:t>Estación lavado</w:t>
+            </w:r>
+            <w:proofErr w:type="gramEnd"/>
+            <w:r>
+              <w:rPr>
+                <w:rFonts w:ascii="Arial" w:eastAsia="Arial" w:hAnsi="Arial" w:cs="Arial"/>
+                <w:i/>
+                <w:iCs/>
+                <w:color w:val="555555"/>
+                <w:sz w:val="16"/>
+                <w:szCs w:val="16"/>
+              </w:rPr>
+              <w:t xml:space="preserve"> de manos</w:t>
+            </w:r>
+          </w:p>
+        </w:tc>
+        <w:tc>
+          <w:tcPr>
+            <w:tcW w:w="800" w:type="pct"/>
+            <w:tcBorders>
+              <w:top w:val="single" w:sz="4" w:space="0" w:color="CCCCCC"/>
+              <w:left w:val="single" w:sz="4" w:space="0" w:color="CCCCCC"/>
+              <w:bottom w:val="single" w:sz="4" w:space="0" w:color="CCCCCC"/>
+              <w:right w:val="single" w:sz="4" w:space="0" w:color="CCCCCC"/>
+            </w:tcBorders>
+            <w:shd w:val="clear" w:color="auto" w:fill="FFFFFF"/>
+            <w:tcMar>
+              <w:top w:w="30" w:type="dxa"/>
+              <w:left w:w="80" w:type="dxa"/>
+              <w:bottom w:w="30" w:type="dxa"/>
+              <w:right w:w="80" w:type="dxa"/>
+            </w:tcMar>
+          </w:tcPr>
+          <w:p/>
+        </w:tc>
+        <w:tc>
+          <w:tcPr>
+            <w:tcW w:w="800" w:type="pct"/>
+            <w:tcBorders>
+              <w:top w:val="single" w:sz="4" w:space="0" w:color="CCCCCC"/>
+              <w:left w:val="single" w:sz="4" w:space="0" w:color="CCCCCC"/>
+              <w:bottom w:val="single" w:sz="4" w:space="0" w:color="CCCCCC"/>
+              <w:right w:val="single" w:sz="4" w:space="0" w:color="CCCCCC"/>
+            </w:tcBorders>
+            <w:shd w:val="clear" w:color="auto" w:fill="FFFFFF"/>
+            <w:tcMar>
+              <w:top w:w="30" w:type="dxa"/>
+              <w:left w:w="80" w:type="dxa"/>
+              <w:bottom w:w="30" w:type="dxa"/>
+              <w:right w:w="80" w:type="dxa"/>
+            </w:tcMar>
+          </w:tcPr>
+          <w:p/>
+        </w:tc>
+        <w:tc>
+          <w:tcPr>
+            <w:tcW w:w="800" w:type="pct"/>
+            <w:tcBorders>
+              <w:top w:val="single" w:sz="4" w:space="0" w:color="CCCCCC"/>
+              <w:left w:val="single" w:sz="4" w:space="0" w:color="CCCCCC"/>
+              <w:bottom w:val="single" w:sz="4" w:space="0" w:color="CCCCCC"/>
+              <w:right w:val="single" w:sz="4" w:space="0" w:color="CCCCCC"/>
+            </w:tcBorders>
+            <w:shd w:val="clear" w:color="auto" w:fill="FFFFFF"/>
+            <w:tcMar>
+              <w:top w:w="30" w:type="dxa"/>
+              <w:left w:w="80" w:type="dxa"/>
+              <w:bottom w:w="30" w:type="dxa"/>
+              <w:right w:w="80" w:type="dxa"/>
+            </w:tcMar>
+          </w:tcPr>
+          <w:p/>
+        </w:tc>
+        <w:tc>
+          <w:tcPr>
+            <w:tcW w:w="800" w:type="pct"/>
+            <w:tcBorders>
+              <w:top w:val="single" w:sz="4" w:space="0" w:color="CCCCCC"/>
+              <w:left w:val="single" w:sz="4" w:space="0" w:color="CCCCCC"/>
+              <w:bottom w:val="single" w:sz="4" w:space="0" w:color="CCCCCC"/>
+              <w:right w:val="single" w:sz="4" w:space="0" w:color="CCCCCC"/>
+            </w:tcBorders>
+            <w:shd w:val="clear" w:color="auto" w:fill="FFFFFF"/>
+            <w:tcMar>
+              <w:top w:w="30" w:type="dxa"/>
+              <w:left w:w="80" w:type="dxa"/>
+              <w:bottom w:w="30" w:type="dxa"/>
+              <w:right w:w="80" w:type="dxa"/>
+            </w:tcMar>
+          </w:tcPr>
+          <w:p/>
+        </w:tc>
+        <w:tc>
+          <w:tcPr>
+            <w:tcW w:w="800" w:type="pct"/>
+            <w:tcBorders>
+              <w:top w:val="single" w:sz="4" w:space="0" w:color="CCCCCC"/>
+              <w:left w:val="single" w:sz="4" w:space="0" w:color="CCCCCC"/>
+              <w:bottom w:val="single" w:sz="4" w:space="0" w:color="CCCCCC"/>
+              <w:right w:val="single" w:sz="4" w:space="0" w:color="CCCCCC"/>
+            </w:tcBorders>
+            <w:shd w:val="clear" w:color="auto" w:fill="FFFFFF"/>
+            <w:tcMar>
+              <w:top w:w="30" w:type="dxa"/>
+              <w:left w:w="80" w:type="dxa"/>
+              <w:bottom w:w="30" w:type="dxa"/>
+              <w:right w:w="80" w:type="dxa"/>
+            </w:tcMar>
+          </w:tcPr>
+          <w:p/>
+        </w:tc>
+      </w:tr>
+    </w:tbl>
     <w:p/>
     <w:sectPr>
       <w:footerReference w:type="default" r:id="rId7"/>
-      <w:pgSz w:w="12240" w:h="15840" w:code="1"/>
-      <w:pgMar w:top="567" w:right="567" w:bottom="567" w:left="567" w:header="708" w:footer="708" w:gutter="0"/>
+      <w:pgSz w:w="12240" w:h="15840"/>
+      <w:pgMar w:top="567" w:right="567" w:bottom="567" w:left="567" w:header="708" w:footer="284" w:gutter="0"/>
       <w:cols w:space="720"/>
       <w:docGrid w:linePitch="360"/>
     </w:sectPr>
@@ -2530,8 +4878,6 @@
         <w:i/>
         <w:iCs/>
         <w:color w:val="555555"/>
-        <w:sz w:val="16"/>
-        <w:szCs w:val="16"/>
       </w:rPr>
       <w:t xml:space="preserve">Órale – </w:t>
     </w:r>
@@ -2542,8 +4888,6 @@
         <w:i/>
         <w:iCs/>
         <w:color w:val="555555"/>
-        <w:sz w:val="16"/>
-        <w:szCs w:val="16"/>
       </w:rPr>
       <w:t>Authentic</w:t>
     </w:r>
@@ -2554,8 +4898,6 @@
         <w:i/>
         <w:iCs/>
         <w:color w:val="555555"/>
-        <w:sz w:val="16"/>
-        <w:szCs w:val="16"/>
       </w:rPr>
       <w:t xml:space="preserve"> </w:t>
     </w:r>
@@ -2566,8 +4908,6 @@
         <w:i/>
         <w:iCs/>
         <w:color w:val="555555"/>
-        <w:sz w:val="16"/>
-        <w:szCs w:val="16"/>
       </w:rPr>
       <w:t>Mexican</w:t>
     </w:r>
@@ -2578,8 +4918,6 @@
         <w:i/>
         <w:iCs/>
         <w:color w:val="555555"/>
-        <w:sz w:val="16"/>
-        <w:szCs w:val="16"/>
       </w:rPr>
       <w:t xml:space="preserve"> </w:t>
     </w:r>
@@ -2590,8 +4928,6 @@
         <w:i/>
         <w:iCs/>
         <w:color w:val="555555"/>
-        <w:sz w:val="16"/>
-        <w:szCs w:val="16"/>
       </w:rPr>
       <w:t>Flavor</w:t>
     </w:r>
@@ -2602,8 +4938,6 @@
         <w:i/>
         <w:iCs/>
         <w:color w:val="555555"/>
-        <w:sz w:val="16"/>
-        <w:szCs w:val="16"/>
       </w:rPr>
       <w:t xml:space="preserve"> </w:t>
     </w:r>
@@ -2614,8 +4948,6 @@
         <w:i/>
         <w:iCs/>
         <w:color w:val="555555"/>
-        <w:sz w:val="16"/>
-        <w:szCs w:val="16"/>
       </w:rPr>
       <w:t>Limited</w:t>
     </w:r>
@@ -2626,8 +4958,6 @@
         <w:i/>
         <w:iCs/>
         <w:color w:val="555555"/>
-        <w:sz w:val="16"/>
-        <w:szCs w:val="16"/>
       </w:rPr>
       <w:t xml:space="preserve"> · </w:t>
     </w:r>
@@ -2638,8 +4968,6 @@
         <w:i/>
         <w:iCs/>
         <w:color w:val="555555"/>
-        <w:sz w:val="16"/>
-        <w:szCs w:val="16"/>
       </w:rPr>
       <w:t>CRO</w:t>
     </w:r>
@@ -2650,8 +4978,6 @@
         <w:i/>
         <w:iCs/>
         <w:color w:val="555555"/>
-        <w:sz w:val="16"/>
-        <w:szCs w:val="16"/>
       </w:rPr>
       <w:t xml:space="preserve"> 805512 · Formato HACCP-06 v1.4</w:t>
     </w:r>
@@ -2681,10 +5007,10 @@
 <file path=word/numbering.xml><?xml version="1.0" encoding="utf-8"?>
 <w:numbering xmlns:wpc="http://schemas.microsoft.com/office/word/2010/wordprocessingCanvas" xmlns:cx="http://schemas.microsoft.com/office/drawing/2014/chartex" xmlns:cx1="http://schemas.microsoft.com/office/drawing/2015/9/8/chartex" xmlns:cx2="http://schemas.microsoft.com/office/drawing/2015/10/21/chartex" xmlns:cx3="http://schemas.microsoft.com/office/drawing/2016/5/9/chartex" xmlns:cx4="http://schemas.microsoft.com/office/drawing/2016/5/10/chartex" xmlns:cx5="http://schemas.microsoft.com/office/drawing/2016/5/11/chartex" xmlns:cx6="http://schemas.microsoft.com/office/drawing/2016/5/12/chartex" xmlns:cx7="http://schemas.microsoft.com/office/drawing/2016/5/13/chartex" xmlns:cx8="http://schemas.microsoft.com/office/drawing/2016/5/14/chartex" xmlns:mc="http://schemas.openxmlformats.org/markup-compatibility/2006" xmlns:aink="http://schemas.microsoft.com/office/drawing/2016/ink" xmlns:am3d="http://schemas.microsoft.com/office/drawing/2017/model3d" xmlns:o="urn:schemas-microsoft-com:office:office" xmlns:oel="http://schemas.microsoft.com/office/2019/extlst" xmlns:r="http://schemas.openxmlformats.org/officeDocument/2006/relationships" xmlns:m="http://schemas.openxmlformats.org/officeDocument/2006/math" xmlns:v="urn:schemas-microsoft-com:vml" xmlns:wp14="http://schemas.microsoft.com/office/word/2010/wordprocessingDrawing" xmlns:wp="http://schemas.openxmlformats.org/drawingml/2006/wordprocessingDrawing" xmlns:w10="urn:schemas-microsoft-com:office:word" xmlns:w="http://schemas.openxmlformats.org/wordprocessingml/2006/main" xmlns:w14="http://schemas.microsoft.com/office/word/2010/wordml" xmlns:w15="http://schemas.microsoft.com/office/word/2012/wordml" xmlns:w16cex="http://schemas.microsoft.com/office/word/2018/wordml/cex" xmlns:w16cid="http://schemas.microsoft.com/office/word/2016/wordml/cid" xmlns:w16="http://schemas.microsoft.com/office/word/2018/wordml" xmlns:w16du="http://schemas.microsoft.com/office/word/2023/wordml/word16du" xmlns:w16sdtdh="http://schemas.microsoft.com/office/word/2020/wordml/sdtdatahash" xmlns:w16se="http://schemas.microsoft.com/office/word/2015/wordml/symex" xmlns:wpg="http://schemas.microsoft.com/office/word/2010/wordprocessingGroup" xmlns:wpi="http://schemas.microsoft.com/office/word/2010/wordprocessingInk" xmlns:wne="http://schemas.microsoft.com/office/word/2006/wordml" xmlns:wps="http://schemas.microsoft.com/office/word/2010/wordprocessingShape" mc:Ignorable="w14 w15 w16se w16cid w16 w16cex w16sdtdh wp14">
   <w:abstractNum w:abstractNumId="0" w15:restartNumberingAfterBreak="0">
-    <w:nsid w:val="615B2DC6"/>
+    <w:nsid w:val="05967F6F"/>
     <w:multiLevelType w:val="hybridMultilevel"/>
-    <w:tmpl w:val="5F76D10E"/>
-    <w:lvl w:ilvl="0" w:tplc="C52CD57A">
+    <w:tmpl w:val="36166786"/>
+    <w:lvl w:ilvl="0" w:tplc="FB6C1C34">
       <w:start w:val="1"/>
       <w:numFmt w:val="bullet"/>
       <w:lvlText w:val="●"/>
@@ -2693,7 +5019,7 @@
         <w:ind w:left="720" w:hanging="360"/>
       </w:pPr>
     </w:lvl>
-    <w:lvl w:ilvl="1" w:tplc="207461D0">
+    <w:lvl w:ilvl="1" w:tplc="3934F3A8">
       <w:start w:val="1"/>
       <w:numFmt w:val="bullet"/>
       <w:lvlText w:val="○"/>
@@ -2702,7 +5028,7 @@
         <w:ind w:left="1440" w:hanging="360"/>
       </w:pPr>
     </w:lvl>
-    <w:lvl w:ilvl="2" w:tplc="D7A2F2DE">
+    <w:lvl w:ilvl="2" w:tplc="09A43982">
       <w:start w:val="1"/>
       <w:numFmt w:val="bullet"/>
       <w:lvlText w:val="■"/>
@@ -2711,7 +5037,7 @@
         <w:ind w:left="2160" w:hanging="360"/>
       </w:pPr>
     </w:lvl>
-    <w:lvl w:ilvl="3" w:tplc="E03E3166">
+    <w:lvl w:ilvl="3" w:tplc="A810021A">
       <w:start w:val="1"/>
       <w:numFmt w:val="bullet"/>
       <w:lvlText w:val="●"/>
@@ -2720,7 +5046,7 @@
         <w:ind w:left="2880" w:hanging="360"/>
       </w:pPr>
     </w:lvl>
-    <w:lvl w:ilvl="4" w:tplc="719A8D24">
+    <w:lvl w:ilvl="4" w:tplc="0326377A">
       <w:start w:val="1"/>
       <w:numFmt w:val="bullet"/>
       <w:lvlText w:val="○"/>
@@ -2729,7 +5055,7 @@
         <w:ind w:left="3600" w:hanging="360"/>
       </w:pPr>
     </w:lvl>
-    <w:lvl w:ilvl="5" w:tplc="304419E8">
+    <w:lvl w:ilvl="5" w:tplc="CC50B792">
       <w:start w:val="1"/>
       <w:numFmt w:val="bullet"/>
       <w:lvlText w:val="■"/>
@@ -2738,7 +5064,7 @@
         <w:ind w:left="4320" w:hanging="360"/>
       </w:pPr>
     </w:lvl>
-    <w:lvl w:ilvl="6" w:tplc="5FAA87DC">
+    <w:lvl w:ilvl="6" w:tplc="CF9E9A20">
       <w:start w:val="1"/>
       <w:numFmt w:val="bullet"/>
       <w:lvlText w:val="●"/>
@@ -2747,7 +5073,7 @@
         <w:ind w:left="5040" w:hanging="360"/>
       </w:pPr>
     </w:lvl>
-    <w:lvl w:ilvl="7" w:tplc="A256431A">
+    <w:lvl w:ilvl="7" w:tplc="3A484876">
       <w:start w:val="1"/>
       <w:numFmt w:val="bullet"/>
       <w:lvlText w:val="●"/>
@@ -2756,7 +5082,7 @@
         <w:ind w:left="5760" w:hanging="360"/>
       </w:pPr>
     </w:lvl>
-    <w:lvl w:ilvl="8" w:tplc="CAE67478">
+    <w:lvl w:ilvl="8" w:tplc="4AB472CE">
       <w:start w:val="1"/>
       <w:numFmt w:val="bullet"/>
       <w:lvlText w:val="●"/>
@@ -2766,7 +5092,7 @@
       </w:pPr>
     </w:lvl>
   </w:abstractNum>
-  <w:num w:numId="1" w16cid:durableId="105736739">
+  <w:num w:numId="1" w16cid:durableId="484710480">
     <w:abstractNumId w:val="0"/>
     <w:lvlOverride w:ilvl="0">
       <w:startOverride w:val="1"/>
@@ -3363,48 +5689,6 @@
       <w:szCs w:val="20"/>
     </w:rPr>
   </w:style>
-  <w:style w:type="paragraph" w:styleId="Encabezado">
-    <w:name w:val="header"/>
-    <w:basedOn w:val="Normal"/>
-    <w:link w:val="EncabezadoCar"/>
-    <w:uiPriority w:val="99"/>
-    <w:unhideWhenUsed/>
-    <w:rsid w:val="005E562E"/>
-    <w:pPr>
-      <w:tabs>
-        <w:tab w:val="center" w:pos="4419"/>
-        <w:tab w:val="right" w:pos="8838"/>
-      </w:tabs>
-    </w:pPr>
-  </w:style>
-  <w:style w:type="character" w:customStyle="1" w:styleId="EncabezadoCar">
-    <w:name w:val="Encabezado Car"/>
-    <w:basedOn w:val="Fuentedeprrafopredeter"/>
-    <w:link w:val="Encabezado"/>
-    <w:uiPriority w:val="99"/>
-    <w:rsid w:val="005E562E"/>
-  </w:style>
-  <w:style w:type="paragraph" w:styleId="Piedepgina">
-    <w:name w:val="footer"/>
-    <w:basedOn w:val="Normal"/>
-    <w:link w:val="PiedepginaCar"/>
-    <w:uiPriority w:val="99"/>
-    <w:unhideWhenUsed/>
-    <w:rsid w:val="005E562E"/>
-    <w:pPr>
-      <w:tabs>
-        <w:tab w:val="center" w:pos="4419"/>
-        <w:tab w:val="right" w:pos="8838"/>
-      </w:tabs>
-    </w:pPr>
-  </w:style>
-  <w:style w:type="character" w:customStyle="1" w:styleId="PiedepginaCar">
-    <w:name w:val="Pie de página Car"/>
-    <w:basedOn w:val="Fuentedeprrafopredeter"/>
-    <w:link w:val="Piedepgina"/>
-    <w:uiPriority w:val="99"/>
-    <w:rsid w:val="005E562E"/>
-  </w:style>
 </w:styles>
 </file>
 
